--- a/BCA-602_R_Programming_Lab - Dr. Varun Gupta/R_ProgramResourceScript/Index File.docx
+++ b/BCA-602_R_Programming_Lab - Dr. Varun Gupta/R_ProgramResourceScript/Index File.docx
@@ -402,18 +402,25 @@
                 <w:sz w:val="24"/>
                 <w:szCs w:val="24"/>
               </w:rPr>
-              <w:t>23</w:t>
-            </w:r>
-            <w:r>
+              <w:t xml:space="preserve"> </w:t>
+            </w:r>
+          </w:p>
+        </w:tc>
+        <w:tc>
+          <w:tcPr>
+            <w:tcW w:w="575" w:type="pct"/>
+            <w:vAlign w:val="center"/>
+          </w:tcPr>
+          <w:p>
+            <w:pPr>
+              <w:jc w:val="center"/>
               <w:rPr>
                 <w:rFonts w:ascii="Times New Roman" w:hAnsi="Times New Roman" w:cs="Times New Roman"/>
                 <w:bCs/>
                 <w:sz w:val="24"/>
                 <w:szCs w:val="24"/>
-                <w:vertAlign w:val="superscript"/>
-              </w:rPr>
-              <w:t>rd</w:t>
-            </w:r>
+              </w:rPr>
+            </w:pPr>
             <w:r>
               <w:rPr>
                 <w:rFonts w:ascii="Times New Roman" w:hAnsi="Times New Roman" w:cs="Times New Roman"/>
@@ -421,7 +428,109 @@
                 <w:sz w:val="24"/>
                 <w:szCs w:val="24"/>
               </w:rPr>
-              <w:t xml:space="preserve"> January, 2026</w:t>
+              <w:t xml:space="preserve"> </w:t>
+            </w:r>
+          </w:p>
+        </w:tc>
+        <w:tc>
+          <w:tcPr>
+            <w:tcW w:w="552" w:type="pct"/>
+            <w:vAlign w:val="center"/>
+          </w:tcPr>
+          <w:p>
+            <w:pPr>
+              <w:jc w:val="center"/>
+              <w:rPr>
+                <w:rFonts w:ascii="Times New Roman" w:hAnsi="Times New Roman" w:cs="Times New Roman"/>
+                <w:b/>
+                <w:sz w:val="24"/>
+                <w:szCs w:val="24"/>
+              </w:rPr>
+            </w:pPr>
+          </w:p>
+        </w:tc>
+      </w:tr>
+      <w:tr>
+        <w:trPr>
+          <w:trHeight w:val="624"/>
+        </w:trPr>
+        <w:tc>
+          <w:tcPr>
+            <w:tcW w:w="270" w:type="pct"/>
+            <w:vAlign w:val="center"/>
+          </w:tcPr>
+          <w:p>
+            <w:pPr>
+              <w:jc w:val="center"/>
+              <w:rPr>
+                <w:rFonts w:ascii="Times New Roman" w:hAnsi="Times New Roman" w:cs="Times New Roman"/>
+                <w:b/>
+                <w:sz w:val="24"/>
+                <w:szCs w:val="24"/>
+              </w:rPr>
+            </w:pPr>
+            <w:r>
+              <w:rPr>
+                <w:rFonts w:ascii="Times New Roman" w:hAnsi="Times New Roman" w:cs="Times New Roman"/>
+                <w:b/>
+                <w:sz w:val="24"/>
+                <w:szCs w:val="24"/>
+              </w:rPr>
+              <w:t>02.</w:t>
+            </w:r>
+          </w:p>
+        </w:tc>
+        <w:tc>
+          <w:tcPr>
+            <w:tcW w:w="3004" w:type="pct"/>
+            <w:vAlign w:val="center"/>
+          </w:tcPr>
+          <w:p>
+            <w:pPr>
+              <w:pStyle w:val="ListParagraph"/>
+              <w:numPr>
+                <w:ilvl w:val="0"/>
+                <w:numId w:val="20"/>
+              </w:numPr>
+              <w:rPr>
+                <w:rFonts w:ascii="Times New Roman" w:eastAsia="Calibri" w:hAnsi="Times New Roman" w:cs="Times New Roman"/>
+                <w:sz w:val="24"/>
+                <w:szCs w:val="24"/>
+              </w:rPr>
+            </w:pPr>
+            <w:r>
+              <w:rPr>
+                <w:rFonts w:ascii="Times New Roman" w:hAnsi="Times New Roman" w:cs="Times New Roman"/>
+                <w:sz w:val="24"/>
+                <w:szCs w:val="24"/>
+              </w:rPr>
+              <w:t>Write an R script to calculate sum, difference, product, and division of two numbers.</w:t>
+            </w:r>
+          </w:p>
+        </w:tc>
+        <w:tc>
+          <w:tcPr>
+            <w:tcW w:w="599" w:type="pct"/>
+            <w:vAlign w:val="center"/>
+          </w:tcPr>
+          <w:p>
+            <w:pPr>
+              <w:jc w:val="center"/>
+              <w:rPr>
+                <w:rFonts w:ascii="Times New Roman" w:hAnsi="Times New Roman" w:cs="Times New Roman"/>
+                <w:bCs/>
+                <w:sz w:val="24"/>
+                <w:szCs w:val="24"/>
+              </w:rPr>
+            </w:pPr>
+            <w:r>
+              <w:rPr>
+                <w:rFonts w:ascii="Times New Roman" w:hAnsi="Times New Roman" w:cs="Times New Roman"/>
+                <w:bCs/>
+                <w:sz w:val="24"/>
+                <w:szCs w:val="24"/>
+              </w:rPr>
+              <w:t xml:space="preserve"> </w:t>
             </w:r>
           </w:p>
         </w:tc>
@@ -447,26 +556,7 @@
                 <w:sz w:val="24"/>
                 <w:szCs w:val="24"/>
               </w:rPr>
-              <w:t>23</w:t>
-            </w:r>
-            <w:r>
-              <w:rPr>
-                <w:rFonts w:ascii="Times New Roman" w:hAnsi="Times New Roman" w:cs="Times New Roman"/>
-                <w:bCs/>
-                <w:sz w:val="24"/>
-                <w:szCs w:val="24"/>
-                <w:vertAlign w:val="superscript"/>
-              </w:rPr>
-              <w:t>rd</w:t>
-            </w:r>
-            <w:r>
-              <w:rPr>
-                <w:rFonts w:ascii="Times New Roman" w:hAnsi="Times New Roman" w:cs="Times New Roman"/>
-                <w:bCs/>
-                <w:sz w:val="24"/>
-                <w:szCs w:val="24"/>
-              </w:rPr>
-              <w:t xml:space="preserve"> January, 2026</w:t>
+              <w:t xml:space="preserve"> </w:t>
             </w:r>
           </w:p>
         </w:tc>
@@ -514,7 +604,7 @@
                 <w:sz w:val="24"/>
                 <w:szCs w:val="24"/>
               </w:rPr>
-              <w:t>02.</w:t>
+              <w:t>03.</w:t>
             </w:r>
           </w:p>
         </w:tc>
@@ -528,21 +618,131 @@
               <w:pStyle w:val="ListParagraph"/>
               <w:numPr>
                 <w:ilvl w:val="0"/>
-                <w:numId w:val="20"/>
+                <w:numId w:val="14"/>
               </w:numPr>
               <w:rPr>
-                <w:rFonts w:ascii="Times New Roman" w:eastAsia="Calibri" w:hAnsi="Times New Roman" w:cs="Times New Roman"/>
-                <w:sz w:val="24"/>
-                <w:szCs w:val="24"/>
-              </w:rPr>
-            </w:pPr>
-            <w:r>
-              <w:rPr>
-                <w:rFonts w:ascii="Times New Roman" w:hAnsi="Times New Roman" w:cs="Times New Roman"/>
-                <w:sz w:val="24"/>
-                <w:szCs w:val="24"/>
-              </w:rPr>
-              <w:t>Write an R script to calculate sum, difference, product, and division of two numbers.</w:t>
+                <w:rFonts w:ascii="Times New Roman" w:hAnsi="Times New Roman" w:cs="Times New Roman"/>
+                <w:b/>
+                <w:bCs/>
+                <w:sz w:val="24"/>
+                <w:szCs w:val="24"/>
+              </w:rPr>
+            </w:pPr>
+            <w:r>
+              <w:rPr>
+                <w:rFonts w:ascii="Times New Roman" w:hAnsi="Times New Roman" w:cs="Times New Roman"/>
+                <w:b/>
+                <w:bCs/>
+                <w:sz w:val="24"/>
+                <w:szCs w:val="24"/>
+              </w:rPr>
+              <w:t>Variables and Operators in R</w:t>
+            </w:r>
+          </w:p>
+          <w:p>
+            <w:pPr>
+              <w:pStyle w:val="ListParagraph"/>
+              <w:numPr>
+                <w:ilvl w:val="0"/>
+                <w:numId w:val="15"/>
+              </w:numPr>
+              <w:rPr>
+                <w:rFonts w:ascii="Times New Roman" w:hAnsi="Times New Roman" w:cs="Times New Roman"/>
+                <w:sz w:val="24"/>
+                <w:szCs w:val="24"/>
+              </w:rPr>
+            </w:pPr>
+            <w:r>
+              <w:rPr>
+                <w:rFonts w:ascii="Times New Roman" w:hAnsi="Times New Roman" w:cs="Times New Roman"/>
+                <w:sz w:val="24"/>
+                <w:szCs w:val="24"/>
+              </w:rPr>
+              <w:t>Perform arithmetic, relational, and logical operations</w:t>
+            </w:r>
+            <w:r>
+              <w:rPr>
+                <w:rFonts w:ascii="Times New Roman" w:hAnsi="Times New Roman" w:cs="Times New Roman"/>
+                <w:sz w:val="24"/>
+                <w:szCs w:val="24"/>
+              </w:rPr>
+              <w:t xml:space="preserve"> using variables</w:t>
+            </w:r>
+            <w:r>
+              <w:rPr>
+                <w:rFonts w:ascii="Times New Roman" w:hAnsi="Times New Roman" w:cs="Times New Roman"/>
+                <w:sz w:val="24"/>
+                <w:szCs w:val="24"/>
+              </w:rPr>
+              <w:t>.</w:t>
+            </w:r>
+          </w:p>
+          <w:p>
+            <w:pPr>
+              <w:ind w:left="360"/>
+              <w:rPr>
+                <w:rFonts w:ascii="Times New Roman" w:hAnsi="Times New Roman" w:cs="Times New Roman"/>
+                <w:sz w:val="24"/>
+                <w:szCs w:val="24"/>
+              </w:rPr>
+            </w:pPr>
+            <w:r>
+              <w:rPr>
+                <w:rFonts w:ascii="Times New Roman" w:hAnsi="Times New Roman" w:cs="Times New Roman"/>
+                <w:b/>
+                <w:bCs/>
+                <w:sz w:val="24"/>
+                <w:szCs w:val="24"/>
+              </w:rPr>
+              <w:t xml:space="preserve">Experiment: </w:t>
+            </w:r>
+            <w:r>
+              <w:rPr>
+                <w:rFonts w:ascii="Times New Roman" w:hAnsi="Times New Roman" w:cs="Times New Roman"/>
+                <w:sz w:val="24"/>
+                <w:szCs w:val="24"/>
+              </w:rPr>
+              <w:t>Create variables of different data types</w:t>
+            </w:r>
+            <w:r>
+              <w:rPr>
+                <w:rFonts w:ascii="Times New Roman" w:hAnsi="Times New Roman" w:cs="Times New Roman"/>
+                <w:sz w:val="24"/>
+                <w:szCs w:val="24"/>
+              </w:rPr>
+              <w:t xml:space="preserve"> in R and </w:t>
+            </w:r>
+            <w:r>
+              <w:rPr>
+                <w:rFonts w:ascii="Times New Roman" w:hAnsi="Times New Roman" w:cs="Times New Roman"/>
+                <w:sz w:val="24"/>
+                <w:szCs w:val="24"/>
+              </w:rPr>
+              <w:t>display their type</w:t>
+            </w:r>
+            <w:r>
+              <w:rPr>
+                <w:rFonts w:ascii="Times New Roman" w:hAnsi="Times New Roman" w:cs="Times New Roman"/>
+                <w:sz w:val="24"/>
+                <w:szCs w:val="24"/>
+              </w:rPr>
+              <w:t xml:space="preserve"> using appropriate functions</w:t>
+            </w:r>
+            <w:r>
+              <w:rPr>
+                <w:rFonts w:ascii="Times New Roman" w:hAnsi="Times New Roman" w:cs="Times New Roman"/>
+                <w:sz w:val="24"/>
+                <w:szCs w:val="24"/>
+              </w:rPr>
+              <w:t>.</w:t>
+            </w:r>
+            <w:r>
+              <w:rPr>
+                <w:rFonts w:ascii="Times New Roman" w:hAnsi="Times New Roman" w:cs="Times New Roman"/>
+                <w:sz w:val="24"/>
+                <w:szCs w:val="24"/>
+              </w:rPr>
+              <w:t xml:space="preserve"> </w:t>
             </w:r>
           </w:p>
         </w:tc>
@@ -561,79 +761,22 @@
                 <w:szCs w:val="24"/>
               </w:rPr>
             </w:pPr>
-            <w:r>
+          </w:p>
+        </w:tc>
+        <w:tc>
+          <w:tcPr>
+            <w:tcW w:w="575" w:type="pct"/>
+            <w:vAlign w:val="center"/>
+          </w:tcPr>
+          <w:p>
+            <w:pPr>
               <w:rPr>
                 <w:rFonts w:ascii="Times New Roman" w:hAnsi="Times New Roman" w:cs="Times New Roman"/>
                 <w:bCs/>
                 <w:sz w:val="24"/>
                 <w:szCs w:val="24"/>
               </w:rPr>
-              <w:t>23</w:t>
-            </w:r>
-            <w:r>
-              <w:rPr>
-                <w:rFonts w:ascii="Times New Roman" w:hAnsi="Times New Roman" w:cs="Times New Roman"/>
-                <w:bCs/>
-                <w:sz w:val="24"/>
-                <w:szCs w:val="24"/>
-                <w:vertAlign w:val="superscript"/>
-              </w:rPr>
-              <w:t>rd</w:t>
-            </w:r>
-            <w:r>
-              <w:rPr>
-                <w:rFonts w:ascii="Times New Roman" w:hAnsi="Times New Roman" w:cs="Times New Roman"/>
-                <w:bCs/>
-                <w:sz w:val="24"/>
-                <w:szCs w:val="24"/>
-              </w:rPr>
-              <w:t xml:space="preserve"> January, 2026</w:t>
-            </w:r>
-          </w:p>
-        </w:tc>
-        <w:tc>
-          <w:tcPr>
-            <w:tcW w:w="575" w:type="pct"/>
-            <w:vAlign w:val="center"/>
-          </w:tcPr>
-          <w:p>
-            <w:pPr>
-              <w:jc w:val="center"/>
-              <w:rPr>
-                <w:rFonts w:ascii="Times New Roman" w:hAnsi="Times New Roman" w:cs="Times New Roman"/>
-                <w:bCs/>
-                <w:sz w:val="24"/>
-                <w:szCs w:val="24"/>
-              </w:rPr>
-            </w:pPr>
-            <w:r>
-              <w:rPr>
-                <w:rFonts w:ascii="Times New Roman" w:hAnsi="Times New Roman" w:cs="Times New Roman"/>
-                <w:bCs/>
-                <w:sz w:val="24"/>
-                <w:szCs w:val="24"/>
-              </w:rPr>
-              <w:t>23</w:t>
-            </w:r>
-            <w:r>
-              <w:rPr>
-                <w:rFonts w:ascii="Times New Roman" w:hAnsi="Times New Roman" w:cs="Times New Roman"/>
-                <w:bCs/>
-                <w:sz w:val="24"/>
-                <w:szCs w:val="24"/>
-                <w:vertAlign w:val="superscript"/>
-              </w:rPr>
-              <w:t>rd</w:t>
-            </w:r>
-            <w:r>
-              <w:rPr>
-                <w:rFonts w:ascii="Times New Roman" w:hAnsi="Times New Roman" w:cs="Times New Roman"/>
-                <w:bCs/>
-                <w:sz w:val="24"/>
-                <w:szCs w:val="24"/>
-              </w:rPr>
-              <w:t xml:space="preserve"> January, 2026</w:t>
-            </w:r>
+            </w:pPr>
           </w:p>
         </w:tc>
         <w:tc>
@@ -680,7 +823,7 @@
                 <w:sz w:val="24"/>
                 <w:szCs w:val="24"/>
               </w:rPr>
-              <w:t>03.</w:t>
+              <w:t>04.</w:t>
             </w:r>
           </w:p>
         </w:tc>
@@ -694,7 +837,7 @@
               <w:pStyle w:val="ListParagraph"/>
               <w:numPr>
                 <w:ilvl w:val="0"/>
-                <w:numId w:val="14"/>
+                <w:numId w:val="17"/>
               </w:numPr>
               <w:rPr>
                 <w:rFonts w:ascii="Times New Roman" w:hAnsi="Times New Roman" w:cs="Times New Roman"/>
@@ -712,7 +855,7 @@
                 <w:sz w:val="24"/>
                 <w:szCs w:val="24"/>
               </w:rPr>
-              <w:t>Variables and Operators in R</w:t>
+              <w:t>Vectors and Vectorized Operations</w:t>
             </w:r>
           </w:p>
           <w:p>
@@ -720,37 +863,23 @@
               <w:pStyle w:val="ListParagraph"/>
               <w:numPr>
                 <w:ilvl w:val="0"/>
-                <w:numId w:val="15"/>
+                <w:numId w:val="23"/>
               </w:numPr>
               <w:rPr>
                 <w:rFonts w:ascii="Times New Roman" w:hAnsi="Times New Roman" w:cs="Times New Roman"/>
-                <w:sz w:val="24"/>
-                <w:szCs w:val="24"/>
-              </w:rPr>
-            </w:pPr>
-            <w:r>
-              <w:rPr>
-                <w:rFonts w:ascii="Times New Roman" w:hAnsi="Times New Roman" w:cs="Times New Roman"/>
-                <w:sz w:val="24"/>
-                <w:szCs w:val="24"/>
-              </w:rPr>
-              <w:t>Perform arithmetic, relational, and logical operations</w:t>
-            </w:r>
-            <w:r>
-              <w:rPr>
-                <w:rFonts w:ascii="Times New Roman" w:hAnsi="Times New Roman" w:cs="Times New Roman"/>
-                <w:sz w:val="24"/>
-                <w:szCs w:val="24"/>
-              </w:rPr>
-              <w:t xml:space="preserve"> using variables</w:t>
-            </w:r>
-            <w:r>
-              <w:rPr>
-                <w:rFonts w:ascii="Times New Roman" w:hAnsi="Times New Roman" w:cs="Times New Roman"/>
-                <w:sz w:val="24"/>
-                <w:szCs w:val="24"/>
-              </w:rPr>
-              <w:t>.</w:t>
+                <w:b/>
+                <w:bCs/>
+                <w:sz w:val="24"/>
+                <w:szCs w:val="24"/>
+              </w:rPr>
+            </w:pPr>
+            <w:r>
+              <w:rPr>
+                <w:rFonts w:ascii="Times New Roman" w:hAnsi="Times New Roman" w:cs="Times New Roman"/>
+                <w:sz w:val="24"/>
+                <w:szCs w:val="24"/>
+              </w:rPr>
+              <w:t xml:space="preserve">Create vectors and apply vectorized arithmetic operations. </w:t>
             </w:r>
           </w:p>
           <w:p>
@@ -758,67 +887,261 @@
               <w:ind w:left="360"/>
               <w:rPr>
                 <w:rFonts w:ascii="Times New Roman" w:hAnsi="Times New Roman" w:cs="Times New Roman"/>
-                <w:sz w:val="24"/>
-                <w:szCs w:val="24"/>
-              </w:rPr>
-            </w:pPr>
-            <w:r>
-              <w:rPr>
-                <w:rFonts w:ascii="Times New Roman" w:hAnsi="Times New Roman" w:cs="Times New Roman"/>
                 <w:b/>
                 <w:bCs/>
                 <w:sz w:val="24"/>
                 <w:szCs w:val="24"/>
               </w:rPr>
-              <w:t xml:space="preserve">Experiment: </w:t>
-            </w:r>
-            <w:r>
-              <w:rPr>
-                <w:rFonts w:ascii="Times New Roman" w:hAnsi="Times New Roman" w:cs="Times New Roman"/>
-                <w:sz w:val="24"/>
-                <w:szCs w:val="24"/>
-              </w:rPr>
-              <w:t>Create variables of different data types</w:t>
-            </w:r>
-            <w:r>
-              <w:rPr>
-                <w:rFonts w:ascii="Times New Roman" w:hAnsi="Times New Roman" w:cs="Times New Roman"/>
-                <w:sz w:val="24"/>
-                <w:szCs w:val="24"/>
-              </w:rPr>
-              <w:t xml:space="preserve"> in R and </w:t>
-            </w:r>
-            <w:r>
-              <w:rPr>
-                <w:rFonts w:ascii="Times New Roman" w:hAnsi="Times New Roman" w:cs="Times New Roman"/>
-                <w:sz w:val="24"/>
-                <w:szCs w:val="24"/>
-              </w:rPr>
-              <w:t>display their type</w:t>
-            </w:r>
-            <w:r>
-              <w:rPr>
-                <w:rFonts w:ascii="Times New Roman" w:hAnsi="Times New Roman" w:cs="Times New Roman"/>
-                <w:sz w:val="24"/>
-                <w:szCs w:val="24"/>
-              </w:rPr>
-              <w:t xml:space="preserve"> using appropriate functions</w:t>
-            </w:r>
-            <w:r>
-              <w:rPr>
-                <w:rFonts w:ascii="Times New Roman" w:hAnsi="Times New Roman" w:cs="Times New Roman"/>
-                <w:sz w:val="24"/>
-                <w:szCs w:val="24"/>
-              </w:rPr>
-              <w:t>.</w:t>
-            </w:r>
-            <w:r>
-              <w:rPr>
-                <w:rFonts w:ascii="Times New Roman" w:hAnsi="Times New Roman" w:cs="Times New Roman"/>
-                <w:sz w:val="24"/>
-                <w:szCs w:val="24"/>
-              </w:rPr>
-              <w:t xml:space="preserve"> </w:t>
+            </w:pPr>
+            <w:r>
+              <w:rPr>
+                <w:rFonts w:ascii="Times New Roman" w:hAnsi="Times New Roman" w:cs="Times New Roman"/>
+                <w:b/>
+                <w:bCs/>
+                <w:sz w:val="24"/>
+                <w:szCs w:val="24"/>
+              </w:rPr>
+              <w:t>Experiment</w:t>
+            </w:r>
+            <w:r>
+              <w:rPr>
+                <w:rFonts w:ascii="Times New Roman" w:hAnsi="Times New Roman" w:cs="Times New Roman"/>
+                <w:b/>
+                <w:bCs/>
+                <w:sz w:val="24"/>
+                <w:szCs w:val="24"/>
+              </w:rPr>
+              <w:t xml:space="preserve">: </w:t>
+            </w:r>
+          </w:p>
+          <w:p>
+            <w:pPr>
+              <w:pStyle w:val="ListParagraph"/>
+              <w:numPr>
+                <w:ilvl w:val="0"/>
+                <w:numId w:val="18"/>
+              </w:numPr>
+              <w:rPr>
+                <w:rFonts w:ascii="Times New Roman" w:hAnsi="Times New Roman" w:cs="Times New Roman"/>
+                <w:sz w:val="24"/>
+                <w:szCs w:val="24"/>
+              </w:rPr>
+            </w:pPr>
+            <w:r>
+              <w:rPr>
+                <w:rFonts w:ascii="Times New Roman" w:hAnsi="Times New Roman" w:cs="Times New Roman"/>
+                <w:sz w:val="24"/>
+                <w:szCs w:val="24"/>
+              </w:rPr>
+              <w:t>Write a R program to p</w:t>
+            </w:r>
+            <w:r>
+              <w:rPr>
+                <w:rFonts w:ascii="Times New Roman" w:hAnsi="Times New Roman" w:cs="Times New Roman"/>
+                <w:sz w:val="24"/>
+                <w:szCs w:val="24"/>
+              </w:rPr>
+              <w:t>erform</w:t>
+            </w:r>
+            <w:r>
+              <w:rPr>
+                <w:rFonts w:ascii="Times New Roman" w:hAnsi="Times New Roman" w:cs="Times New Roman"/>
+                <w:sz w:val="24"/>
+                <w:szCs w:val="24"/>
+              </w:rPr>
+              <w:t xml:space="preserve"> following operations on Vector</w:t>
+            </w:r>
+            <w:r>
+              <w:rPr>
+                <w:rFonts w:ascii="Times New Roman" w:hAnsi="Times New Roman" w:cs="Times New Roman"/>
+                <w:sz w:val="24"/>
+                <w:szCs w:val="24"/>
+              </w:rPr>
+              <w:t>: min(), max(), mean(), sqrt(), length(), sum(), prod(), sort()</w:t>
+            </w:r>
+            <w:r>
+              <w:rPr>
+                <w:rFonts w:ascii="Times New Roman" w:hAnsi="Times New Roman" w:cs="Times New Roman"/>
+                <w:sz w:val="24"/>
+                <w:szCs w:val="24"/>
+              </w:rPr>
+              <w:t>(in ascending and descending order),</w:t>
+            </w:r>
+            <w:r>
+              <w:rPr>
+                <w:rFonts w:ascii="Times New Roman" w:hAnsi="Times New Roman" w:cs="Times New Roman"/>
+                <w:sz w:val="24"/>
+                <w:szCs w:val="24"/>
+              </w:rPr>
+              <w:t xml:space="preserve"> rev(), </w:t>
+            </w:r>
+            <w:r>
+              <w:rPr>
+                <w:rFonts w:ascii="Times New Roman" w:hAnsi="Times New Roman" w:cs="Times New Roman"/>
+                <w:sz w:val="24"/>
+                <w:szCs w:val="24"/>
+              </w:rPr>
+              <w:t xml:space="preserve">addition/subtraction/multiplication/division of two </w:t>
+            </w:r>
+            <w:r>
+              <w:rPr>
+                <w:rFonts w:ascii="Times New Roman" w:hAnsi="Times New Roman" w:cs="Times New Roman"/>
+                <w:sz w:val="24"/>
+                <w:szCs w:val="24"/>
+              </w:rPr>
+              <w:t>vector</w:t>
+            </w:r>
+            <w:r>
+              <w:rPr>
+                <w:rFonts w:ascii="Times New Roman" w:hAnsi="Times New Roman" w:cs="Times New Roman"/>
+                <w:sz w:val="24"/>
+                <w:szCs w:val="24"/>
+              </w:rPr>
+              <w:t xml:space="preserve">s. </w:t>
+            </w:r>
+          </w:p>
+          <w:p>
+            <w:pPr>
+              <w:pStyle w:val="ListParagraph"/>
+              <w:numPr>
+                <w:ilvl w:val="0"/>
+                <w:numId w:val="18"/>
+              </w:numPr>
+              <w:rPr>
+                <w:rFonts w:ascii="Times New Roman" w:hAnsi="Times New Roman" w:cs="Times New Roman"/>
+                <w:sz w:val="24"/>
+                <w:szCs w:val="24"/>
+              </w:rPr>
+            </w:pPr>
+            <w:r>
+              <w:rPr>
+                <w:rFonts w:ascii="Times New Roman" w:hAnsi="Times New Roman" w:cs="Times New Roman"/>
+                <w:sz w:val="24"/>
+                <w:szCs w:val="24"/>
+              </w:rPr>
+              <w:t>Create a list containing a vector, matrix, and list and:  </w:t>
+            </w:r>
+          </w:p>
+          <w:p>
+            <w:pPr>
+              <w:pStyle w:val="ListParagraph"/>
+              <w:numPr>
+                <w:ilvl w:val="1"/>
+                <w:numId w:val="18"/>
+              </w:numPr>
+              <w:rPr>
+                <w:rFonts w:ascii="Times New Roman" w:hAnsi="Times New Roman" w:cs="Times New Roman"/>
+                <w:sz w:val="24"/>
+                <w:szCs w:val="24"/>
+              </w:rPr>
+            </w:pPr>
+            <w:r>
+              <w:rPr>
+                <w:rFonts w:ascii="Times New Roman" w:hAnsi="Times New Roman" w:cs="Times New Roman"/>
+                <w:sz w:val="24"/>
+                <w:szCs w:val="24"/>
+              </w:rPr>
+              <w:t xml:space="preserve">Update </w:t>
+            </w:r>
+            <w:r>
+              <w:rPr>
+                <w:rFonts w:ascii="Times New Roman" w:hAnsi="Times New Roman" w:cs="Times New Roman"/>
+                <w:sz w:val="24"/>
+                <w:szCs w:val="24"/>
+              </w:rPr>
+              <w:t xml:space="preserve">the </w:t>
+            </w:r>
+            <w:r>
+              <w:rPr>
+                <w:rFonts w:ascii="Times New Roman" w:hAnsi="Times New Roman" w:cs="Times New Roman"/>
+                <w:sz w:val="24"/>
+                <w:szCs w:val="24"/>
+              </w:rPr>
+              <w:t>elements </w:t>
+            </w:r>
+            <w:r>
+              <w:rPr>
+                <w:rFonts w:ascii="Times New Roman" w:hAnsi="Times New Roman" w:cs="Times New Roman"/>
+                <w:sz w:val="24"/>
+                <w:szCs w:val="24"/>
+              </w:rPr>
+              <w:t xml:space="preserve">in the list </w:t>
+            </w:r>
+          </w:p>
+          <w:p>
+            <w:pPr>
+              <w:pStyle w:val="ListParagraph"/>
+              <w:numPr>
+                <w:ilvl w:val="1"/>
+                <w:numId w:val="18"/>
+              </w:numPr>
+              <w:rPr>
+                <w:rFonts w:ascii="Times New Roman" w:eastAsia="Calibri" w:hAnsi="Times New Roman" w:cs="Times New Roman"/>
+                <w:sz w:val="24"/>
+                <w:szCs w:val="24"/>
+              </w:rPr>
+            </w:pPr>
+            <w:r>
+              <w:rPr>
+                <w:rFonts w:ascii="Times New Roman" w:hAnsi="Times New Roman" w:cs="Times New Roman"/>
+                <w:sz w:val="24"/>
+                <w:szCs w:val="24"/>
+              </w:rPr>
+              <w:t>Merge two lists</w:t>
+            </w:r>
+            <w:r>
+              <w:rPr>
+                <w:rFonts w:ascii="Times New Roman" w:hAnsi="Times New Roman" w:cs="Times New Roman"/>
+                <w:sz w:val="24"/>
+                <w:szCs w:val="24"/>
+              </w:rPr>
+              <w:t xml:space="preserve"> into one list.</w:t>
+            </w:r>
+          </w:p>
+          <w:p>
+            <w:pPr>
+              <w:pStyle w:val="ListParagraph"/>
+              <w:numPr>
+                <w:ilvl w:val="1"/>
+                <w:numId w:val="18"/>
+              </w:numPr>
+              <w:rPr>
+                <w:rFonts w:ascii="Times New Roman" w:eastAsia="Calibri" w:hAnsi="Times New Roman" w:cs="Times New Roman"/>
+                <w:sz w:val="24"/>
+                <w:szCs w:val="24"/>
+              </w:rPr>
+            </w:pPr>
+            <w:r>
+              <w:rPr>
+                <w:rFonts w:ascii="Times New Roman" w:hAnsi="Times New Roman" w:cs="Times New Roman"/>
+                <w:sz w:val="24"/>
+                <w:szCs w:val="24"/>
+              </w:rPr>
+              <w:t xml:space="preserve">Count </w:t>
+            </w:r>
+            <w:r>
+              <w:rPr>
+                <w:rFonts w:ascii="Times New Roman" w:hAnsi="Times New Roman" w:cs="Times New Roman"/>
+                <w:sz w:val="24"/>
+                <w:szCs w:val="24"/>
+              </w:rPr>
+              <w:t xml:space="preserve">number of </w:t>
+            </w:r>
+            <w:r>
+              <w:rPr>
+                <w:rFonts w:ascii="Times New Roman" w:hAnsi="Times New Roman" w:cs="Times New Roman"/>
+                <w:sz w:val="24"/>
+                <w:szCs w:val="24"/>
+              </w:rPr>
+              <w:t>objects</w:t>
+            </w:r>
+            <w:r>
+              <w:rPr>
+                <w:rFonts w:ascii="Times New Roman" w:hAnsi="Times New Roman" w:cs="Times New Roman"/>
+                <w:sz w:val="24"/>
+                <w:szCs w:val="24"/>
+              </w:rPr>
+              <w:t xml:space="preserve"> in a given list</w:t>
             </w:r>
           </w:p>
         </w:tc>
@@ -829,7 +1152,6 @@
           </w:tcPr>
           <w:p>
             <w:pPr>
-              <w:jc w:val="center"/>
               <w:rPr>
                 <w:rFonts w:ascii="Times New Roman" w:hAnsi="Times New Roman" w:cs="Times New Roman"/>
                 <w:bCs/>
@@ -899,7 +1221,7 @@
                 <w:sz w:val="24"/>
                 <w:szCs w:val="24"/>
               </w:rPr>
-              <w:t>04.</w:t>
+              <w:t>05.</w:t>
             </w:r>
           </w:p>
         </w:tc>
@@ -931,7 +1253,27 @@
                 <w:sz w:val="24"/>
                 <w:szCs w:val="24"/>
               </w:rPr>
-              <w:t>Vectors and Vectorized Operations</w:t>
+              <w:t>Sub</w:t>
+            </w:r>
+            <w:r>
+              <w:rPr>
+                <w:rFonts w:ascii="Times New Roman" w:hAnsi="Times New Roman" w:cs="Times New Roman"/>
+                <w:b/>
+                <w:bCs/>
+                <w:sz w:val="24"/>
+                <w:szCs w:val="24"/>
+              </w:rPr>
+              <w:t>-</w:t>
+            </w:r>
+            <w:r>
+              <w:rPr>
+                <w:rFonts w:ascii="Times New Roman" w:hAnsi="Times New Roman" w:cs="Times New Roman"/>
+                <w:b/>
+                <w:bCs/>
+                <w:sz w:val="24"/>
+                <w:szCs w:val="24"/>
+              </w:rPr>
+              <w:t>setting Data in R</w:t>
             </w:r>
           </w:p>
           <w:p>
@@ -939,285 +1281,81 @@
               <w:pStyle w:val="ListParagraph"/>
               <w:numPr>
                 <w:ilvl w:val="0"/>
-                <w:numId w:val="23"/>
+                <w:numId w:val="19"/>
               </w:numPr>
               <w:rPr>
+                <w:rFonts w:ascii="Times New Roman" w:eastAsia="Calibri" w:hAnsi="Times New Roman" w:cs="Times New Roman"/>
+                <w:sz w:val="24"/>
+                <w:szCs w:val="24"/>
+              </w:rPr>
+            </w:pPr>
+            <w:r>
+              <w:rPr>
+                <w:rFonts w:ascii="Times New Roman" w:hAnsi="Times New Roman" w:cs="Times New Roman"/>
+                <w:sz w:val="24"/>
+                <w:szCs w:val="24"/>
+              </w:rPr>
+              <w:t>Subset vectors using indexing, logical conditions, and names</w:t>
+            </w:r>
+            <w:r>
+              <w:rPr>
+                <w:rFonts w:ascii="Times New Roman" w:hAnsi="Times New Roman" w:cs="Times New Roman"/>
+                <w:sz w:val="24"/>
+                <w:szCs w:val="24"/>
+              </w:rPr>
+              <w:t xml:space="preserve"> elements</w:t>
+            </w:r>
+            <w:r>
+              <w:rPr>
+                <w:rFonts w:ascii="Times New Roman" w:hAnsi="Times New Roman" w:cs="Times New Roman"/>
+                <w:sz w:val="24"/>
+                <w:szCs w:val="24"/>
+              </w:rPr>
+              <w:t xml:space="preserve">. </w:t>
+            </w:r>
+          </w:p>
+          <w:p>
+            <w:pPr>
+              <w:ind w:left="360"/>
+              <w:rPr>
+                <w:rFonts w:ascii="Times New Roman" w:eastAsia="Calibri" w:hAnsi="Times New Roman" w:cs="Times New Roman"/>
+                <w:sz w:val="24"/>
+                <w:szCs w:val="24"/>
+              </w:rPr>
+            </w:pPr>
+            <w:r>
+              <w:rPr>
                 <w:rFonts w:ascii="Times New Roman" w:hAnsi="Times New Roman" w:cs="Times New Roman"/>
                 <w:b/>
                 <w:bCs/>
                 <w:sz w:val="24"/>
                 <w:szCs w:val="24"/>
               </w:rPr>
-            </w:pPr>
-            <w:r>
-              <w:rPr>
-                <w:rFonts w:ascii="Times New Roman" w:hAnsi="Times New Roman" w:cs="Times New Roman"/>
-                <w:sz w:val="24"/>
-                <w:szCs w:val="24"/>
-              </w:rPr>
-              <w:t xml:space="preserve">Create vectors and apply vectorized arithmetic operations. </w:t>
-            </w:r>
-          </w:p>
-          <w:p>
-            <w:pPr>
-              <w:ind w:left="360"/>
-              <w:rPr>
-                <w:rFonts w:ascii="Times New Roman" w:hAnsi="Times New Roman" w:cs="Times New Roman"/>
-                <w:b/>
-                <w:bCs/>
-                <w:sz w:val="24"/>
-                <w:szCs w:val="24"/>
-              </w:rPr>
-            </w:pPr>
-            <w:r>
-              <w:rPr>
-                <w:rFonts w:ascii="Times New Roman" w:hAnsi="Times New Roman" w:cs="Times New Roman"/>
-                <w:b/>
-                <w:bCs/>
-                <w:sz w:val="24"/>
-                <w:szCs w:val="24"/>
-              </w:rPr>
-              <w:t>Experiment</w:t>
-            </w:r>
-            <w:r>
-              <w:rPr>
-                <w:rFonts w:ascii="Times New Roman" w:hAnsi="Times New Roman" w:cs="Times New Roman"/>
-                <w:b/>
-                <w:bCs/>
-                <w:sz w:val="24"/>
-                <w:szCs w:val="24"/>
-              </w:rPr>
-              <w:t xml:space="preserve">: </w:t>
-            </w:r>
-          </w:p>
-          <w:p>
-            <w:pPr>
-              <w:pStyle w:val="ListParagraph"/>
-              <w:numPr>
-                <w:ilvl w:val="0"/>
-                <w:numId w:val="18"/>
-              </w:numPr>
-              <w:rPr>
-                <w:rFonts w:ascii="Times New Roman" w:hAnsi="Times New Roman" w:cs="Times New Roman"/>
-                <w:sz w:val="24"/>
-                <w:szCs w:val="24"/>
-              </w:rPr>
-            </w:pPr>
-            <w:r>
-              <w:rPr>
-                <w:rFonts w:ascii="Times New Roman" w:hAnsi="Times New Roman" w:cs="Times New Roman"/>
-                <w:sz w:val="24"/>
-                <w:szCs w:val="24"/>
-              </w:rPr>
-              <w:t>Write a R program to p</w:t>
-            </w:r>
-            <w:r>
-              <w:rPr>
-                <w:rFonts w:ascii="Times New Roman" w:hAnsi="Times New Roman" w:cs="Times New Roman"/>
-                <w:sz w:val="24"/>
-                <w:szCs w:val="24"/>
-              </w:rPr>
-              <w:t>erform</w:t>
-            </w:r>
-            <w:r>
-              <w:rPr>
-                <w:rFonts w:ascii="Times New Roman" w:hAnsi="Times New Roman" w:cs="Times New Roman"/>
-                <w:sz w:val="24"/>
-                <w:szCs w:val="24"/>
-              </w:rPr>
-              <w:t xml:space="preserve"> following operations on Vector</w:t>
-            </w:r>
-            <w:r>
-              <w:rPr>
-                <w:rFonts w:ascii="Times New Roman" w:hAnsi="Times New Roman" w:cs="Times New Roman"/>
-                <w:sz w:val="24"/>
-                <w:szCs w:val="24"/>
-              </w:rPr>
-              <w:t>: min(), max(), mean(), sqrt(), length(), sum(), prod(), sort()</w:t>
-            </w:r>
-            <w:r>
-              <w:rPr>
-                <w:rFonts w:ascii="Times New Roman" w:hAnsi="Times New Roman" w:cs="Times New Roman"/>
-                <w:sz w:val="24"/>
-                <w:szCs w:val="24"/>
-              </w:rPr>
-              <w:t>(in ascending and descending order),</w:t>
-            </w:r>
-            <w:r>
-              <w:rPr>
-                <w:rFonts w:ascii="Times New Roman" w:hAnsi="Times New Roman" w:cs="Times New Roman"/>
-                <w:sz w:val="24"/>
-                <w:szCs w:val="24"/>
-              </w:rPr>
-              <w:t xml:space="preserve"> rev(), </w:t>
-            </w:r>
-            <w:r>
-              <w:rPr>
-                <w:rFonts w:ascii="Times New Roman" w:hAnsi="Times New Roman" w:cs="Times New Roman"/>
-                <w:sz w:val="24"/>
-                <w:szCs w:val="24"/>
-              </w:rPr>
-              <w:t xml:space="preserve">addition/subtraction/multiplication/division of two </w:t>
-            </w:r>
-            <w:r>
-              <w:rPr>
-                <w:rFonts w:ascii="Times New Roman" w:hAnsi="Times New Roman" w:cs="Times New Roman"/>
-                <w:sz w:val="24"/>
-                <w:szCs w:val="24"/>
-              </w:rPr>
-              <w:t>vector</w:t>
-            </w:r>
-            <w:r>
-              <w:rPr>
-                <w:rFonts w:ascii="Times New Roman" w:hAnsi="Times New Roman" w:cs="Times New Roman"/>
-                <w:sz w:val="24"/>
-                <w:szCs w:val="24"/>
-              </w:rPr>
-              <w:t xml:space="preserve">s. </w:t>
-            </w:r>
-          </w:p>
-          <w:p>
-            <w:pPr>
-              <w:pStyle w:val="ListParagraph"/>
-              <w:numPr>
-                <w:ilvl w:val="0"/>
-                <w:numId w:val="18"/>
-              </w:numPr>
-              <w:rPr>
-                <w:rFonts w:ascii="Times New Roman" w:hAnsi="Times New Roman" w:cs="Times New Roman"/>
-                <w:sz w:val="24"/>
-                <w:szCs w:val="24"/>
-              </w:rPr>
-            </w:pPr>
-            <w:r>
-              <w:rPr>
-                <w:rFonts w:ascii="Times New Roman" w:hAnsi="Times New Roman" w:cs="Times New Roman"/>
-                <w:sz w:val="24"/>
-                <w:szCs w:val="24"/>
-              </w:rPr>
-              <w:t>Create a list containing a vector, matrix, and list and:  </w:t>
-            </w:r>
-          </w:p>
-          <w:p>
-            <w:pPr>
-              <w:pStyle w:val="ListParagraph"/>
-              <w:numPr>
-                <w:ilvl w:val="1"/>
-                <w:numId w:val="18"/>
-              </w:numPr>
-              <w:rPr>
-                <w:rFonts w:ascii="Times New Roman" w:hAnsi="Times New Roman" w:cs="Times New Roman"/>
-                <w:sz w:val="24"/>
-                <w:szCs w:val="24"/>
-              </w:rPr>
-            </w:pPr>
-            <w:r>
-              <w:rPr>
-                <w:rFonts w:ascii="Times New Roman" w:hAnsi="Times New Roman" w:cs="Times New Roman"/>
-                <w:sz w:val="24"/>
-                <w:szCs w:val="24"/>
-              </w:rPr>
-              <w:t xml:space="preserve">Update </w:t>
-            </w:r>
-            <w:r>
-              <w:rPr>
-                <w:rFonts w:ascii="Times New Roman" w:hAnsi="Times New Roman" w:cs="Times New Roman"/>
-                <w:sz w:val="24"/>
-                <w:szCs w:val="24"/>
-              </w:rPr>
-              <w:t xml:space="preserve">the </w:t>
-            </w:r>
-            <w:r>
-              <w:rPr>
-                <w:rFonts w:ascii="Times New Roman" w:hAnsi="Times New Roman" w:cs="Times New Roman"/>
-                <w:sz w:val="24"/>
-                <w:szCs w:val="24"/>
-              </w:rPr>
-              <w:t>elements </w:t>
-            </w:r>
-            <w:r>
-              <w:rPr>
-                <w:rFonts w:ascii="Times New Roman" w:hAnsi="Times New Roman" w:cs="Times New Roman"/>
-                <w:sz w:val="24"/>
-                <w:szCs w:val="24"/>
-              </w:rPr>
-              <w:t xml:space="preserve">in the list </w:t>
-            </w:r>
-          </w:p>
-          <w:p>
-            <w:pPr>
-              <w:pStyle w:val="ListParagraph"/>
-              <w:numPr>
-                <w:ilvl w:val="1"/>
-                <w:numId w:val="18"/>
-              </w:numPr>
-              <w:rPr>
-                <w:rFonts w:ascii="Times New Roman" w:eastAsia="Calibri" w:hAnsi="Times New Roman" w:cs="Times New Roman"/>
-                <w:sz w:val="24"/>
-                <w:szCs w:val="24"/>
-              </w:rPr>
-            </w:pPr>
-            <w:r>
-              <w:rPr>
-                <w:rFonts w:ascii="Times New Roman" w:hAnsi="Times New Roman" w:cs="Times New Roman"/>
-                <w:sz w:val="24"/>
-                <w:szCs w:val="24"/>
-              </w:rPr>
-              <w:t>Merge two lists</w:t>
-            </w:r>
-            <w:r>
-              <w:rPr>
-                <w:rFonts w:ascii="Times New Roman" w:hAnsi="Times New Roman" w:cs="Times New Roman"/>
-                <w:sz w:val="24"/>
-                <w:szCs w:val="24"/>
-              </w:rPr>
-              <w:t xml:space="preserve"> into one list.</w:t>
-            </w:r>
-          </w:p>
-          <w:p>
-            <w:pPr>
-              <w:pStyle w:val="ListParagraph"/>
-              <w:numPr>
-                <w:ilvl w:val="1"/>
-                <w:numId w:val="18"/>
-              </w:numPr>
-              <w:rPr>
-                <w:rFonts w:ascii="Times New Roman" w:eastAsia="Calibri" w:hAnsi="Times New Roman" w:cs="Times New Roman"/>
-                <w:sz w:val="24"/>
-                <w:szCs w:val="24"/>
-              </w:rPr>
-            </w:pPr>
-            <w:r>
-              <w:rPr>
-                <w:rFonts w:ascii="Times New Roman" w:hAnsi="Times New Roman" w:cs="Times New Roman"/>
-                <w:sz w:val="24"/>
-                <w:szCs w:val="24"/>
-              </w:rPr>
-              <w:t xml:space="preserve">Count </w:t>
-            </w:r>
-            <w:r>
-              <w:rPr>
-                <w:rFonts w:ascii="Times New Roman" w:hAnsi="Times New Roman" w:cs="Times New Roman"/>
-                <w:sz w:val="24"/>
-                <w:szCs w:val="24"/>
-              </w:rPr>
-              <w:t xml:space="preserve">number of </w:t>
-            </w:r>
-            <w:r>
-              <w:rPr>
-                <w:rFonts w:ascii="Times New Roman" w:hAnsi="Times New Roman" w:cs="Times New Roman"/>
-                <w:sz w:val="24"/>
-                <w:szCs w:val="24"/>
-              </w:rPr>
-              <w:t>objects</w:t>
-            </w:r>
-            <w:r>
-              <w:rPr>
-                <w:rFonts w:ascii="Times New Roman" w:hAnsi="Times New Roman" w:cs="Times New Roman"/>
-                <w:sz w:val="24"/>
-                <w:szCs w:val="24"/>
-              </w:rPr>
-              <w:t xml:space="preserve"> in a given list</w:t>
+              <w:t xml:space="preserve">Experiment: </w:t>
+            </w:r>
+            <w:r>
+              <w:rPr>
+                <w:rFonts w:ascii="Times New Roman" w:hAnsi="Times New Roman" w:cs="Times New Roman"/>
+                <w:sz w:val="24"/>
+                <w:szCs w:val="24"/>
+              </w:rPr>
+              <w:t>Create a vector of 10 elements and extract even</w:t>
+            </w:r>
+            <w:r>
+              <w:rPr>
+                <w:rFonts w:ascii="Times New Roman" w:hAnsi="Times New Roman" w:cs="Times New Roman"/>
+                <w:sz w:val="24"/>
+                <w:szCs w:val="24"/>
+              </w:rPr>
+              <w:t>-indexed</w:t>
+            </w:r>
+            <w:r>
+              <w:rPr>
+                <w:rFonts w:ascii="Times New Roman" w:hAnsi="Times New Roman" w:cs="Times New Roman"/>
+                <w:sz w:val="24"/>
+                <w:szCs w:val="24"/>
+              </w:rPr>
+              <w:t xml:space="preserve"> elements.</w:t>
             </w:r>
           </w:p>
         </w:tc>
@@ -1297,7 +1435,7 @@
                 <w:sz w:val="24"/>
                 <w:szCs w:val="24"/>
               </w:rPr>
-              <w:t>05.</w:t>
+              <w:t>06.</w:t>
             </w:r>
           </w:p>
         </w:tc>
@@ -1311,7 +1449,7 @@
               <w:pStyle w:val="ListParagraph"/>
               <w:numPr>
                 <w:ilvl w:val="0"/>
-                <w:numId w:val="17"/>
+                <w:numId w:val="21"/>
               </w:numPr>
               <w:rPr>
                 <w:rFonts w:ascii="Times New Roman" w:hAnsi="Times New Roman" w:cs="Times New Roman"/>
@@ -1329,27 +1467,7 @@
                 <w:sz w:val="24"/>
                 <w:szCs w:val="24"/>
               </w:rPr>
-              <w:t>Sub</w:t>
-            </w:r>
-            <w:r>
-              <w:rPr>
-                <w:rFonts w:ascii="Times New Roman" w:hAnsi="Times New Roman" w:cs="Times New Roman"/>
-                <w:b/>
-                <w:bCs/>
-                <w:sz w:val="24"/>
-                <w:szCs w:val="24"/>
-              </w:rPr>
-              <w:t>-</w:t>
-            </w:r>
-            <w:r>
-              <w:rPr>
-                <w:rFonts w:ascii="Times New Roman" w:hAnsi="Times New Roman" w:cs="Times New Roman"/>
-                <w:b/>
-                <w:bCs/>
-                <w:sz w:val="24"/>
-                <w:szCs w:val="24"/>
-              </w:rPr>
-              <w:t>setting Data in R</w:t>
+              <w:t>Handling NA and NULL Values</w:t>
             </w:r>
           </w:p>
           <w:p>
@@ -1360,41 +1478,50 @@
                 <w:numId w:val="19"/>
               </w:numPr>
               <w:rPr>
-                <w:rFonts w:ascii="Times New Roman" w:eastAsia="Calibri" w:hAnsi="Times New Roman" w:cs="Times New Roman"/>
-                <w:sz w:val="24"/>
-                <w:szCs w:val="24"/>
-              </w:rPr>
-            </w:pPr>
-            <w:r>
-              <w:rPr>
-                <w:rFonts w:ascii="Times New Roman" w:hAnsi="Times New Roman" w:cs="Times New Roman"/>
-                <w:sz w:val="24"/>
-                <w:szCs w:val="24"/>
-              </w:rPr>
-              <w:t>Subset vectors using indexing, logical conditions, and names</w:t>
-            </w:r>
-            <w:r>
-              <w:rPr>
-                <w:rFonts w:ascii="Times New Roman" w:hAnsi="Times New Roman" w:cs="Times New Roman"/>
-                <w:sz w:val="24"/>
-                <w:szCs w:val="24"/>
-              </w:rPr>
-              <w:t xml:space="preserve"> elements</w:t>
-            </w:r>
-            <w:r>
-              <w:rPr>
-                <w:rFonts w:ascii="Times New Roman" w:hAnsi="Times New Roman" w:cs="Times New Roman"/>
-                <w:sz w:val="24"/>
-                <w:szCs w:val="24"/>
-              </w:rPr>
-              <w:t xml:space="preserve">. </w:t>
-            </w:r>
-          </w:p>
-          <w:p>
-            <w:pPr>
+                <w:rFonts w:ascii="Times New Roman" w:hAnsi="Times New Roman" w:cs="Times New Roman"/>
+                <w:sz w:val="24"/>
+                <w:szCs w:val="24"/>
+              </w:rPr>
+            </w:pPr>
+            <w:r>
+              <w:rPr>
+                <w:rFonts w:ascii="Times New Roman" w:hAnsi="Times New Roman" w:cs="Times New Roman"/>
+                <w:sz w:val="24"/>
+                <w:szCs w:val="24"/>
+              </w:rPr>
+              <w:t>Detect, remove, and replace NA</w:t>
+            </w:r>
+            <w:r>
+              <w:rPr>
+                <w:rFonts w:ascii="Times New Roman" w:hAnsi="Times New Roman" w:cs="Times New Roman"/>
+                <w:sz w:val="24"/>
+                <w:szCs w:val="24"/>
+              </w:rPr>
+              <w:t xml:space="preserve"> and </w:t>
+            </w:r>
+            <w:r>
+              <w:rPr>
+                <w:rFonts w:ascii="Times New Roman" w:hAnsi="Times New Roman" w:cs="Times New Roman"/>
+                <w:sz w:val="24"/>
+                <w:szCs w:val="24"/>
+              </w:rPr>
+              <w:t>NULL values</w:t>
+            </w:r>
+            <w:r>
+              <w:rPr>
+                <w:rFonts w:ascii="Times New Roman" w:hAnsi="Times New Roman" w:cs="Times New Roman"/>
+                <w:sz w:val="24"/>
+                <w:szCs w:val="24"/>
+              </w:rPr>
+              <w:t xml:space="preserve">; apply coding standard. </w:t>
+            </w:r>
+          </w:p>
+          <w:p>
+            <w:pPr>
+              <w:pStyle w:val="ListParagraph"/>
               <w:ind w:left="360"/>
               <w:rPr>
-                <w:rFonts w:ascii="Times New Roman" w:eastAsia="Calibri" w:hAnsi="Times New Roman" w:cs="Times New Roman"/>
+                <w:rFonts w:ascii="Times New Roman" w:hAnsi="Times New Roman" w:cs="Times New Roman"/>
                 <w:sz w:val="24"/>
                 <w:szCs w:val="24"/>
               </w:rPr>
@@ -1415,23 +1542,39 @@
                 <w:sz w:val="24"/>
                 <w:szCs w:val="24"/>
               </w:rPr>
-              <w:t>Create a vector of 10 elements and extract even</w:t>
-            </w:r>
-            <w:r>
-              <w:rPr>
-                <w:rFonts w:ascii="Times New Roman" w:hAnsi="Times New Roman" w:cs="Times New Roman"/>
-                <w:sz w:val="24"/>
-                <w:szCs w:val="24"/>
-              </w:rPr>
-              <w:t>-indexed</w:t>
-            </w:r>
-            <w:r>
-              <w:rPr>
-                <w:rFonts w:ascii="Times New Roman" w:hAnsi="Times New Roman" w:cs="Times New Roman"/>
-                <w:sz w:val="24"/>
-                <w:szCs w:val="24"/>
-              </w:rPr>
-              <w:t xml:space="preserve"> elements.</w:t>
+              <w:t xml:space="preserve">Create a vector with NA </w:t>
+            </w:r>
+            <w:r>
+              <w:rPr>
+                <w:rFonts w:ascii="Times New Roman" w:hAnsi="Times New Roman" w:cs="Times New Roman"/>
+                <w:sz w:val="24"/>
+                <w:szCs w:val="24"/>
+              </w:rPr>
+              <w:t xml:space="preserve">values </w:t>
+            </w:r>
+            <w:r>
+              <w:rPr>
+                <w:rFonts w:ascii="Times New Roman" w:hAnsi="Times New Roman" w:cs="Times New Roman"/>
+                <w:sz w:val="24"/>
+                <w:szCs w:val="24"/>
+              </w:rPr>
+              <w:t xml:space="preserve">and write </w:t>
+            </w:r>
+            <w:r>
+              <w:rPr>
+                <w:rFonts w:ascii="Times New Roman" w:hAnsi="Times New Roman" w:cs="Times New Roman"/>
+                <w:sz w:val="24"/>
+                <w:szCs w:val="24"/>
+              </w:rPr>
+              <w:t>a</w:t>
+            </w:r>
+            <w:r>
+              <w:rPr>
+                <w:rFonts w:ascii="Times New Roman" w:hAnsi="Times New Roman" w:cs="Times New Roman"/>
+                <w:sz w:val="24"/>
+                <w:szCs w:val="24"/>
+              </w:rPr>
+              <w:t xml:space="preserve"> program to remove them. </w:t>
             </w:r>
           </w:p>
         </w:tc>
@@ -1491,6 +1634,38 @@
         </w:trPr>
         <w:tc>
           <w:tcPr>
+            <w:tcW w:w="5000" w:type="pct"/>
+            <w:gridSpan w:val="5"/>
+            <w:vAlign w:val="center"/>
+          </w:tcPr>
+          <w:p>
+            <w:pPr>
+              <w:jc w:val="center"/>
+              <w:rPr>
+                <w:rFonts w:ascii="Times New Roman" w:hAnsi="Times New Roman" w:cs="Times New Roman"/>
+                <w:b/>
+                <w:sz w:val="24"/>
+                <w:szCs w:val="24"/>
+              </w:rPr>
+            </w:pPr>
+            <w:r>
+              <w:rPr>
+                <w:rFonts w:ascii="Times New Roman" w:hAnsi="Times New Roman" w:cs="Times New Roman"/>
+                <w:b/>
+                <w:sz w:val="24"/>
+                <w:szCs w:val="24"/>
+              </w:rPr>
+              <w:t>SECTION-B</w:t>
+            </w:r>
+          </w:p>
+        </w:tc>
+      </w:tr>
+      <w:tr>
+        <w:trPr>
+          <w:trHeight w:val="567"/>
+        </w:trPr>
+        <w:tc>
+          <w:tcPr>
             <w:tcW w:w="270" w:type="pct"/>
             <w:vAlign w:val="center"/>
           </w:tcPr>
@@ -1511,7 +1686,25 @@
                 <w:sz w:val="24"/>
                 <w:szCs w:val="24"/>
               </w:rPr>
-              <w:t>06.</w:t>
+              <w:t>0</w:t>
+            </w:r>
+            <w:r>
+              <w:rPr>
+                <w:rFonts w:ascii="Times New Roman" w:hAnsi="Times New Roman" w:cs="Times New Roman"/>
+                <w:b/>
+                <w:sz w:val="24"/>
+                <w:szCs w:val="24"/>
+              </w:rPr>
+              <w:t>7</w:t>
+            </w:r>
+            <w:r>
+              <w:rPr>
+                <w:rFonts w:ascii="Times New Roman" w:hAnsi="Times New Roman" w:cs="Times New Roman"/>
+                <w:b/>
+                <w:sz w:val="24"/>
+                <w:szCs w:val="24"/>
+              </w:rPr>
+              <w:t>.</w:t>
             </w:r>
           </w:p>
         </w:tc>
@@ -1525,16 +1718,24 @@
               <w:pStyle w:val="ListParagraph"/>
               <w:numPr>
                 <w:ilvl w:val="0"/>
-                <w:numId w:val="21"/>
+                <w:numId w:val="22"/>
               </w:numPr>
               <w:rPr>
                 <w:rFonts w:ascii="Times New Roman" w:hAnsi="Times New Roman" w:cs="Times New Roman"/>
+                <w:sz w:val="24"/>
+                <w:szCs w:val="24"/>
+              </w:rPr>
+            </w:pPr>
+            <w:r>
+              <w:rPr>
+                <w:rFonts w:ascii="Times New Roman" w:hAnsi="Times New Roman" w:cs="Times New Roman"/>
                 <w:b/>
                 <w:bCs/>
                 <w:sz w:val="24"/>
                 <w:szCs w:val="24"/>
               </w:rPr>
-            </w:pPr>
+              <w:t>Conditional Statements</w:t>
+            </w:r>
             <w:r>
               <w:rPr>
                 <w:rFonts w:ascii="Times New Roman" w:hAnsi="Times New Roman" w:cs="Times New Roman"/>
@@ -1543,7 +1744,7 @@
                 <w:sz w:val="24"/>
                 <w:szCs w:val="24"/>
               </w:rPr>
-              <w:t>Handling NA and NULL Values</w:t>
+              <w:t xml:space="preserve"> Using if if-else and Nested if-else Statements</w:t>
             </w:r>
           </w:p>
           <w:p>
@@ -1565,36 +1766,27 @@
                 <w:sz w:val="24"/>
                 <w:szCs w:val="24"/>
               </w:rPr>
-              <w:t>Detect, remove, and replace NA</w:t>
-            </w:r>
-            <w:r>
-              <w:rPr>
-                <w:rFonts w:ascii="Times New Roman" w:hAnsi="Times New Roman" w:cs="Times New Roman"/>
-                <w:sz w:val="24"/>
-                <w:szCs w:val="24"/>
-              </w:rPr>
-              <w:t xml:space="preserve"> and </w:t>
-            </w:r>
-            <w:r>
-              <w:rPr>
-                <w:rFonts w:ascii="Times New Roman" w:hAnsi="Times New Roman" w:cs="Times New Roman"/>
-                <w:sz w:val="24"/>
-                <w:szCs w:val="24"/>
-              </w:rPr>
-              <w:t>NULL values</w:t>
-            </w:r>
-            <w:r>
-              <w:rPr>
-                <w:rFonts w:ascii="Times New Roman" w:hAnsi="Times New Roman" w:cs="Times New Roman"/>
-                <w:sz w:val="24"/>
-                <w:szCs w:val="24"/>
-              </w:rPr>
-              <w:t xml:space="preserve">; apply coding standard. </w:t>
-            </w:r>
-          </w:p>
-          <w:p>
-            <w:pPr>
-              <w:pStyle w:val="ListParagraph"/>
+              <w:t xml:space="preserve">Implement decision-making using </w:t>
+            </w:r>
+            <w:r>
+              <w:rPr>
+                <w:rFonts w:ascii="Times New Roman" w:hAnsi="Times New Roman" w:cs="Times New Roman"/>
+                <w:sz w:val="24"/>
+                <w:szCs w:val="24"/>
+              </w:rPr>
+              <w:t>if</w:t>
+            </w:r>
+            <w:r>
+              <w:rPr>
+                <w:rFonts w:ascii="Times New Roman" w:hAnsi="Times New Roman" w:cs="Times New Roman"/>
+                <w:sz w:val="24"/>
+                <w:szCs w:val="24"/>
+              </w:rPr>
+              <w:t xml:space="preserve"> statements. </w:t>
+            </w:r>
+          </w:p>
+          <w:p>
+            <w:pPr>
               <w:ind w:left="360"/>
               <w:rPr>
                 <w:rFonts w:ascii="Times New Roman" w:hAnsi="Times New Roman" w:cs="Times New Roman"/>
@@ -1618,39 +1810,7 @@
                 <w:sz w:val="24"/>
                 <w:szCs w:val="24"/>
               </w:rPr>
-              <w:t xml:space="preserve">Create a vector with NA </w:t>
-            </w:r>
-            <w:r>
-              <w:rPr>
-                <w:rFonts w:ascii="Times New Roman" w:hAnsi="Times New Roman" w:cs="Times New Roman"/>
-                <w:sz w:val="24"/>
-                <w:szCs w:val="24"/>
-              </w:rPr>
-              <w:t xml:space="preserve">values </w:t>
-            </w:r>
-            <w:r>
-              <w:rPr>
-                <w:rFonts w:ascii="Times New Roman" w:hAnsi="Times New Roman" w:cs="Times New Roman"/>
-                <w:sz w:val="24"/>
-                <w:szCs w:val="24"/>
-              </w:rPr>
-              <w:t xml:space="preserve">and write </w:t>
-            </w:r>
-            <w:r>
-              <w:rPr>
-                <w:rFonts w:ascii="Times New Roman" w:hAnsi="Times New Roman" w:cs="Times New Roman"/>
-                <w:sz w:val="24"/>
-                <w:szCs w:val="24"/>
-              </w:rPr>
-              <w:t>a</w:t>
-            </w:r>
-            <w:r>
-              <w:rPr>
-                <w:rFonts w:ascii="Times New Roman" w:hAnsi="Times New Roman" w:cs="Times New Roman"/>
-                <w:sz w:val="24"/>
-                <w:szCs w:val="24"/>
-              </w:rPr>
-              <w:t xml:space="preserve"> program to remove them. </w:t>
+              <w:t>Write a program to check leap year in R.</w:t>
             </w:r>
           </w:p>
         </w:tc>
@@ -1661,6 +1821,7 @@
           </w:tcPr>
           <w:p>
             <w:pPr>
+              <w:jc w:val="center"/>
               <w:rPr>
                 <w:rFonts w:ascii="Times New Roman" w:hAnsi="Times New Roman" w:cs="Times New Roman"/>
                 <w:bCs/>
@@ -1677,6 +1838,7 @@
           </w:tcPr>
           <w:p>
             <w:pPr>
+              <w:jc w:val="center"/>
               <w:rPr>
                 <w:rFonts w:ascii="Times New Roman" w:hAnsi="Times New Roman" w:cs="Times New Roman"/>
                 <w:bCs/>
@@ -1710,29 +1872,266 @@
         </w:trPr>
         <w:tc>
           <w:tcPr>
-            <w:tcW w:w="5000" w:type="pct"/>
-            <w:gridSpan w:val="5"/>
-            <w:vAlign w:val="center"/>
-          </w:tcPr>
-          <w:p>
-            <w:pPr>
-              <w:jc w:val="center"/>
-              <w:rPr>
-                <w:rFonts w:ascii="Times New Roman" w:hAnsi="Times New Roman" w:cs="Times New Roman"/>
-                <w:b/>
-                <w:sz w:val="24"/>
-                <w:szCs w:val="24"/>
-              </w:rPr>
-            </w:pPr>
-            <w:r>
-              <w:rPr>
-                <w:rFonts w:ascii="Times New Roman" w:hAnsi="Times New Roman" w:cs="Times New Roman"/>
-                <w:b/>
-                <w:sz w:val="24"/>
-                <w:szCs w:val="24"/>
-              </w:rPr>
-              <w:t>SECTION-B</w:t>
-            </w:r>
+            <w:tcW w:w="270" w:type="pct"/>
+            <w:vAlign w:val="center"/>
+          </w:tcPr>
+          <w:p>
+            <w:pPr>
+              <w:jc w:val="center"/>
+              <w:rPr>
+                <w:rFonts w:ascii="Times New Roman" w:hAnsi="Times New Roman" w:cs="Times New Roman"/>
+                <w:b/>
+                <w:sz w:val="24"/>
+                <w:szCs w:val="24"/>
+              </w:rPr>
+            </w:pPr>
+            <w:r>
+              <w:rPr>
+                <w:rFonts w:ascii="Times New Roman" w:hAnsi="Times New Roman" w:cs="Times New Roman"/>
+                <w:b/>
+                <w:sz w:val="24"/>
+                <w:szCs w:val="24"/>
+              </w:rPr>
+              <w:t>0</w:t>
+            </w:r>
+            <w:r>
+              <w:rPr>
+                <w:rFonts w:ascii="Times New Roman" w:hAnsi="Times New Roman" w:cs="Times New Roman"/>
+                <w:b/>
+                <w:sz w:val="24"/>
+                <w:szCs w:val="24"/>
+              </w:rPr>
+              <w:t>8</w:t>
+            </w:r>
+            <w:r>
+              <w:rPr>
+                <w:rFonts w:ascii="Times New Roman" w:hAnsi="Times New Roman" w:cs="Times New Roman"/>
+                <w:b/>
+                <w:sz w:val="24"/>
+                <w:szCs w:val="24"/>
+              </w:rPr>
+              <w:t>.</w:t>
+            </w:r>
+          </w:p>
+        </w:tc>
+        <w:tc>
+          <w:tcPr>
+            <w:tcW w:w="3004" w:type="pct"/>
+            <w:vAlign w:val="center"/>
+          </w:tcPr>
+          <w:p>
+            <w:pPr>
+              <w:pStyle w:val="ListParagraph"/>
+              <w:numPr>
+                <w:ilvl w:val="0"/>
+                <w:numId w:val="22"/>
+              </w:numPr>
+              <w:rPr>
+                <w:rFonts w:ascii="Times New Roman" w:hAnsi="Times New Roman" w:cs="Times New Roman"/>
+                <w:sz w:val="24"/>
+                <w:szCs w:val="24"/>
+              </w:rPr>
+            </w:pPr>
+            <w:r>
+              <w:rPr>
+                <w:rFonts w:ascii="Times New Roman" w:hAnsi="Times New Roman" w:cs="Times New Roman"/>
+                <w:b/>
+                <w:bCs/>
+                <w:sz w:val="24"/>
+                <w:szCs w:val="24"/>
+              </w:rPr>
+              <w:t xml:space="preserve">For </w:t>
+            </w:r>
+            <w:r>
+              <w:rPr>
+                <w:rFonts w:ascii="Times New Roman" w:hAnsi="Times New Roman" w:cs="Times New Roman"/>
+                <w:b/>
+                <w:bCs/>
+                <w:sz w:val="24"/>
+                <w:szCs w:val="24"/>
+              </w:rPr>
+              <w:t>Loops</w:t>
+            </w:r>
+            <w:r>
+              <w:rPr>
+                <w:rFonts w:ascii="Times New Roman" w:hAnsi="Times New Roman" w:cs="Times New Roman"/>
+                <w:b/>
+                <w:bCs/>
+                <w:sz w:val="24"/>
+                <w:szCs w:val="24"/>
+              </w:rPr>
+              <w:t xml:space="preserve"> Implementation and While Loop Implementation</w:t>
+            </w:r>
+          </w:p>
+          <w:p>
+            <w:pPr>
+              <w:pStyle w:val="ListParagraph"/>
+              <w:numPr>
+                <w:ilvl w:val="0"/>
+                <w:numId w:val="19"/>
+              </w:numPr>
+              <w:rPr>
+                <w:rFonts w:ascii="Times New Roman" w:hAnsi="Times New Roman" w:cs="Times New Roman"/>
+                <w:sz w:val="24"/>
+                <w:szCs w:val="24"/>
+              </w:rPr>
+            </w:pPr>
+            <w:r>
+              <w:rPr>
+                <w:rFonts w:ascii="Times New Roman" w:hAnsi="Times New Roman" w:cs="Times New Roman"/>
+                <w:sz w:val="24"/>
+                <w:szCs w:val="24"/>
+              </w:rPr>
+              <w:t xml:space="preserve">Use for loop for repetitive tasks and sequence generation. </w:t>
+            </w:r>
+          </w:p>
+          <w:p>
+            <w:pPr>
+              <w:ind w:left="360"/>
+              <w:rPr>
+                <w:rFonts w:ascii="Times New Roman" w:hAnsi="Times New Roman" w:cs="Times New Roman"/>
+                <w:b/>
+                <w:bCs/>
+                <w:sz w:val="24"/>
+                <w:szCs w:val="24"/>
+              </w:rPr>
+            </w:pPr>
+            <w:r>
+              <w:rPr>
+                <w:rFonts w:ascii="Times New Roman" w:hAnsi="Times New Roman" w:cs="Times New Roman"/>
+                <w:b/>
+                <w:bCs/>
+                <w:sz w:val="24"/>
+                <w:szCs w:val="24"/>
+              </w:rPr>
+              <w:t xml:space="preserve">Experiment: </w:t>
+            </w:r>
+          </w:p>
+          <w:p>
+            <w:pPr>
+              <w:pStyle w:val="ListParagraph"/>
+              <w:numPr>
+                <w:ilvl w:val="0"/>
+                <w:numId w:val="24"/>
+              </w:numPr>
+              <w:rPr>
+                <w:rFonts w:ascii="Times New Roman" w:hAnsi="Times New Roman" w:cs="Times New Roman"/>
+                <w:sz w:val="24"/>
+                <w:szCs w:val="24"/>
+              </w:rPr>
+            </w:pPr>
+            <w:r>
+              <w:rPr>
+                <w:rFonts w:ascii="Times New Roman" w:hAnsi="Times New Roman" w:cs="Times New Roman"/>
+                <w:sz w:val="24"/>
+                <w:szCs w:val="24"/>
+              </w:rPr>
+              <w:lastRenderedPageBreak/>
+              <w:t>Write a user defined function to generate Fibonacci series using while loop.</w:t>
+            </w:r>
+          </w:p>
+          <w:p>
+            <w:pPr>
+              <w:pStyle w:val="ListParagraph"/>
+              <w:numPr>
+                <w:ilvl w:val="0"/>
+                <w:numId w:val="24"/>
+              </w:numPr>
+              <w:rPr>
+                <w:rFonts w:ascii="Times New Roman" w:hAnsi="Times New Roman" w:cs="Times New Roman"/>
+                <w:sz w:val="24"/>
+                <w:szCs w:val="24"/>
+              </w:rPr>
+            </w:pPr>
+            <w:r>
+              <w:rPr>
+                <w:rFonts w:ascii="Times New Roman" w:hAnsi="Times New Roman" w:cs="Times New Roman"/>
+                <w:sz w:val="24"/>
+                <w:szCs w:val="24"/>
+              </w:rPr>
+              <w:t>Generate the multipli</w:t>
+            </w:r>
+            <w:r>
+              <w:rPr>
+                <w:rFonts w:ascii="Times New Roman" w:hAnsi="Times New Roman" w:cs="Times New Roman"/>
+                <w:sz w:val="24"/>
+                <w:szCs w:val="24"/>
+              </w:rPr>
+              <w:t xml:space="preserve">cation table of a given number using a for loop. </w:t>
+            </w:r>
+          </w:p>
+          <w:p>
+            <w:pPr>
+              <w:pStyle w:val="ListParagraph"/>
+              <w:numPr>
+                <w:ilvl w:val="0"/>
+                <w:numId w:val="24"/>
+              </w:numPr>
+              <w:rPr>
+                <w:rFonts w:ascii="Times New Roman" w:hAnsi="Times New Roman" w:cs="Times New Roman"/>
+                <w:sz w:val="24"/>
+                <w:szCs w:val="24"/>
+              </w:rPr>
+            </w:pPr>
+            <w:r>
+              <w:rPr>
+                <w:rFonts w:ascii="Times New Roman" w:hAnsi="Times New Roman" w:cs="Times New Roman"/>
+                <w:sz w:val="24"/>
+                <w:szCs w:val="24"/>
+              </w:rPr>
+              <w:t xml:space="preserve">Write a program in R to make a simple calculator. </w:t>
+            </w:r>
+          </w:p>
+        </w:tc>
+        <w:tc>
+          <w:tcPr>
+            <w:tcW w:w="599" w:type="pct"/>
+            <w:vAlign w:val="center"/>
+          </w:tcPr>
+          <w:p>
+            <w:pPr>
+              <w:jc w:val="center"/>
+              <w:rPr>
+                <w:rFonts w:ascii="Times New Roman" w:hAnsi="Times New Roman" w:cs="Times New Roman"/>
+                <w:bCs/>
+                <w:sz w:val="24"/>
+                <w:szCs w:val="24"/>
+              </w:rPr>
+            </w:pPr>
+          </w:p>
+        </w:tc>
+        <w:tc>
+          <w:tcPr>
+            <w:tcW w:w="575" w:type="pct"/>
+            <w:vAlign w:val="center"/>
+          </w:tcPr>
+          <w:p>
+            <w:pPr>
+              <w:jc w:val="center"/>
+              <w:rPr>
+                <w:rFonts w:ascii="Times New Roman" w:hAnsi="Times New Roman" w:cs="Times New Roman"/>
+                <w:bCs/>
+                <w:sz w:val="24"/>
+                <w:szCs w:val="24"/>
+              </w:rPr>
+            </w:pPr>
+          </w:p>
+        </w:tc>
+        <w:tc>
+          <w:tcPr>
+            <w:tcW w:w="552" w:type="pct"/>
+            <w:vAlign w:val="center"/>
+          </w:tcPr>
+          <w:p>
+            <w:pPr>
+              <w:jc w:val="center"/>
+              <w:rPr>
+                <w:rFonts w:ascii="Times New Roman" w:hAnsi="Times New Roman" w:cs="Times New Roman"/>
+                <w:b/>
+                <w:sz w:val="24"/>
+                <w:szCs w:val="24"/>
+              </w:rPr>
+            </w:pPr>
           </w:p>
         </w:tc>
       </w:tr>
@@ -1762,25 +2161,7 @@
                 <w:sz w:val="24"/>
                 <w:szCs w:val="24"/>
               </w:rPr>
-              <w:t>0</w:t>
-            </w:r>
-            <w:r>
-              <w:rPr>
-                <w:rFonts w:ascii="Times New Roman" w:hAnsi="Times New Roman" w:cs="Times New Roman"/>
-                <w:b/>
-                <w:sz w:val="24"/>
-                <w:szCs w:val="24"/>
-              </w:rPr>
-              <w:t>7</w:t>
-            </w:r>
-            <w:r>
-              <w:rPr>
-                <w:rFonts w:ascii="Times New Roman" w:hAnsi="Times New Roman" w:cs="Times New Roman"/>
-                <w:b/>
-                <w:sz w:val="24"/>
-                <w:szCs w:val="24"/>
-              </w:rPr>
-              <w:t>.</w:t>
+              <w:t>09.</w:t>
             </w:r>
           </w:p>
         </w:tc>
@@ -1804,23 +2185,15 @@
             </w:pPr>
             <w:r>
               <w:rPr>
-                <w:rFonts w:ascii="Times New Roman" w:hAnsi="Times New Roman" w:cs="Times New Roman"/>
+                <w:rFonts w:ascii="Times New Roman" w:eastAsiaTheme="minorHAnsi" w:hAnsi="Times New Roman" w:cs="Times New Roman"/>
                 <w:b/>
                 <w:bCs/>
-                <w:sz w:val="24"/>
-                <w:szCs w:val="24"/>
-              </w:rPr>
-              <w:t>Conditional Statements</w:t>
-            </w:r>
-            <w:r>
-              <w:rPr>
-                <w:rFonts w:ascii="Times New Roman" w:hAnsi="Times New Roman" w:cs="Times New Roman"/>
-                <w:b/>
-                <w:bCs/>
-                <w:sz w:val="24"/>
-                <w:szCs w:val="24"/>
-              </w:rPr>
-              <w:t xml:space="preserve"> Using if if-else and Nested if-else Statements</w:t>
+                <w:kern w:val="2"/>
+                <w:sz w:val="24"/>
+                <w:szCs w:val="24"/>
+                <w14:ligatures w14:val="standardContextual"/>
+              </w:rPr>
+              <w:t>Scoping Rules in R</w:t>
             </w:r>
           </w:p>
           <w:p>
@@ -1838,27 +2211,33 @@
             </w:pPr>
             <w:r>
               <w:rPr>
-                <w:rFonts w:ascii="Times New Roman" w:hAnsi="Times New Roman" w:cs="Times New Roman"/>
-                <w:sz w:val="24"/>
-                <w:szCs w:val="24"/>
-              </w:rPr>
-              <w:t xml:space="preserve">Implement decision-making using </w:t>
-            </w:r>
-            <w:r>
-              <w:rPr>
-                <w:rFonts w:ascii="Times New Roman" w:hAnsi="Times New Roman" w:cs="Times New Roman"/>
-                <w:sz w:val="24"/>
-                <w:szCs w:val="24"/>
-              </w:rPr>
-              <w:t>if</w:t>
-            </w:r>
-            <w:r>
-              <w:rPr>
-                <w:rFonts w:ascii="Times New Roman" w:hAnsi="Times New Roman" w:cs="Times New Roman"/>
-                <w:sz w:val="24"/>
-                <w:szCs w:val="24"/>
-              </w:rPr>
-              <w:t xml:space="preserve"> statements. </w:t>
+                <w:rFonts w:ascii="Times New Roman" w:eastAsiaTheme="minorHAnsi" w:hAnsi="Times New Roman" w:cs="Times New Roman"/>
+                <w:kern w:val="2"/>
+                <w:sz w:val="24"/>
+                <w:szCs w:val="24"/>
+                <w14:ligatures w14:val="standardContextual"/>
+              </w:rPr>
+              <w:t>Demonstrate local and global variables</w:t>
+            </w:r>
+            <w:r>
+              <w:rPr>
+                <w:rFonts w:ascii="Times New Roman" w:eastAsiaTheme="minorHAnsi" w:hAnsi="Times New Roman" w:cs="Times New Roman"/>
+                <w:kern w:val="2"/>
+                <w:sz w:val="24"/>
+                <w:szCs w:val="24"/>
+                <w14:ligatures w14:val="standardContextual"/>
+              </w:rPr>
+              <w:t xml:space="preserve"> using functions</w:t>
+            </w:r>
+            <w:r>
+              <w:rPr>
+                <w:rFonts w:ascii="Times New Roman" w:eastAsiaTheme="minorHAnsi" w:hAnsi="Times New Roman" w:cs="Times New Roman"/>
+                <w:kern w:val="2"/>
+                <w:sz w:val="24"/>
+                <w:szCs w:val="24"/>
+                <w14:ligatures w14:val="standardContextual"/>
+              </w:rPr>
+              <w:t>.</w:t>
             </w:r>
           </w:p>
           <w:p>
@@ -1886,7 +2265,7 @@
                 <w:sz w:val="24"/>
                 <w:szCs w:val="24"/>
               </w:rPr>
-              <w:t>Write a program to check leap year in R.</w:t>
+              <w:t xml:space="preserve">Write an R program to demonstrate the difference between local and global variables by defining a variable outside a function and modifying it inside the function. Display the values of the variable before and after function execution. </w:t>
             </w:r>
           </w:p>
         </w:tc>
@@ -1968,25 +2347,7 @@
                 <w:sz w:val="24"/>
                 <w:szCs w:val="24"/>
               </w:rPr>
-              <w:t>0</w:t>
-            </w:r>
-            <w:r>
-              <w:rPr>
-                <w:rFonts w:ascii="Times New Roman" w:hAnsi="Times New Roman" w:cs="Times New Roman"/>
-                <w:b/>
-                <w:sz w:val="24"/>
-                <w:szCs w:val="24"/>
-              </w:rPr>
-              <w:t>8</w:t>
-            </w:r>
-            <w:r>
-              <w:rPr>
-                <w:rFonts w:ascii="Times New Roman" w:hAnsi="Times New Roman" w:cs="Times New Roman"/>
-                <w:b/>
-                <w:sz w:val="24"/>
-                <w:szCs w:val="24"/>
-              </w:rPr>
-              <w:t>.</w:t>
+              <w:t>10.</w:t>
             </w:r>
           </w:p>
         </w:tc>
@@ -2010,33 +2371,15 @@
             </w:pPr>
             <w:r>
               <w:rPr>
-                <w:rFonts w:ascii="Times New Roman" w:hAnsi="Times New Roman" w:cs="Times New Roman"/>
+                <w:rFonts w:ascii="Times New Roman" w:eastAsiaTheme="minorHAnsi" w:hAnsi="Times New Roman" w:cs="Times New Roman"/>
                 <w:b/>
                 <w:bCs/>
-                <w:sz w:val="24"/>
-                <w:szCs w:val="24"/>
-              </w:rPr>
-              <w:t xml:space="preserve">For </w:t>
-            </w:r>
-            <w:r>
-              <w:rPr>
-                <w:rFonts w:ascii="Times New Roman" w:hAnsi="Times New Roman" w:cs="Times New Roman"/>
-                <w:b/>
-                <w:bCs/>
-                <w:sz w:val="24"/>
-                <w:szCs w:val="24"/>
-              </w:rPr>
-              <w:t>Loops</w:t>
-            </w:r>
-            <w:r>
-              <w:rPr>
-                <w:rFonts w:ascii="Times New Roman" w:hAnsi="Times New Roman" w:cs="Times New Roman"/>
-                <w:b/>
-                <w:bCs/>
-                <w:sz w:val="24"/>
-                <w:szCs w:val="24"/>
-              </w:rPr>
-              <w:t xml:space="preserve"> Implementation and While Loop Implementation</w:t>
+                <w:kern w:val="2"/>
+                <w:sz w:val="24"/>
+                <w:szCs w:val="24"/>
+                <w14:ligatures w14:val="standardContextual"/>
+              </w:rPr>
+              <w:t>Apply Family Functions</w:t>
             </w:r>
           </w:p>
           <w:p>
@@ -2054,11 +2397,101 @@
             </w:pPr>
             <w:r>
               <w:rPr>
-                <w:rFonts w:ascii="Times New Roman" w:hAnsi="Times New Roman" w:cs="Times New Roman"/>
-                <w:sz w:val="24"/>
-                <w:szCs w:val="24"/>
-              </w:rPr>
-              <w:t xml:space="preserve">Use for loop for repetitive tasks and sequence generation. </w:t>
+                <w:rFonts w:ascii="Times New Roman" w:eastAsiaTheme="minorHAnsi" w:hAnsi="Times New Roman" w:cs="Times New Roman"/>
+                <w:kern w:val="2"/>
+                <w:sz w:val="24"/>
+                <w:szCs w:val="24"/>
+                <w14:ligatures w14:val="standardContextual"/>
+              </w:rPr>
+              <w:t xml:space="preserve">Use </w:t>
+            </w:r>
+            <w:proofErr w:type="gramStart"/>
+            <w:r>
+              <w:rPr>
+                <w:rFonts w:ascii="Times New Roman" w:eastAsiaTheme="minorHAnsi" w:hAnsi="Times New Roman" w:cs="Times New Roman"/>
+                <w:kern w:val="2"/>
+                <w:sz w:val="24"/>
+                <w:szCs w:val="24"/>
+                <w14:ligatures w14:val="standardContextual"/>
+              </w:rPr>
+              <w:t>apply(</w:t>
+            </w:r>
+            <w:proofErr w:type="gramEnd"/>
+            <w:r>
+              <w:rPr>
+                <w:rFonts w:ascii="Times New Roman" w:eastAsiaTheme="minorHAnsi" w:hAnsi="Times New Roman" w:cs="Times New Roman"/>
+                <w:kern w:val="2"/>
+                <w:sz w:val="24"/>
+                <w:szCs w:val="24"/>
+                <w14:ligatures w14:val="standardContextual"/>
+              </w:rPr>
+              <w:t xml:space="preserve">), </w:t>
+            </w:r>
+            <w:proofErr w:type="gramStart"/>
+            <w:r>
+              <w:rPr>
+                <w:rFonts w:ascii="Times New Roman" w:eastAsiaTheme="minorHAnsi" w:hAnsi="Times New Roman" w:cs="Times New Roman"/>
+                <w:kern w:val="2"/>
+                <w:sz w:val="24"/>
+                <w:szCs w:val="24"/>
+                <w14:ligatures w14:val="standardContextual"/>
+              </w:rPr>
+              <w:t>lapply(</w:t>
+            </w:r>
+            <w:proofErr w:type="gramEnd"/>
+            <w:r>
+              <w:rPr>
+                <w:rFonts w:ascii="Times New Roman" w:eastAsiaTheme="minorHAnsi" w:hAnsi="Times New Roman" w:cs="Times New Roman"/>
+                <w:kern w:val="2"/>
+                <w:sz w:val="24"/>
+                <w:szCs w:val="24"/>
+                <w14:ligatures w14:val="standardContextual"/>
+              </w:rPr>
+              <w:t xml:space="preserve">), </w:t>
+            </w:r>
+            <w:proofErr w:type="gramStart"/>
+            <w:r>
+              <w:rPr>
+                <w:rFonts w:ascii="Times New Roman" w:eastAsiaTheme="minorHAnsi" w:hAnsi="Times New Roman" w:cs="Times New Roman"/>
+                <w:kern w:val="2"/>
+                <w:sz w:val="24"/>
+                <w:szCs w:val="24"/>
+                <w14:ligatures w14:val="standardContextual"/>
+              </w:rPr>
+              <w:t>sapply(</w:t>
+            </w:r>
+            <w:proofErr w:type="gramEnd"/>
+            <w:r>
+              <w:rPr>
+                <w:rFonts w:ascii="Times New Roman" w:eastAsiaTheme="minorHAnsi" w:hAnsi="Times New Roman" w:cs="Times New Roman"/>
+                <w:kern w:val="2"/>
+                <w:sz w:val="24"/>
+                <w:szCs w:val="24"/>
+                <w14:ligatures w14:val="standardContextual"/>
+              </w:rPr>
+              <w:t xml:space="preserve">), </w:t>
+            </w:r>
+            <w:proofErr w:type="gramStart"/>
+            <w:r>
+              <w:rPr>
+                <w:rFonts w:ascii="Times New Roman" w:eastAsiaTheme="minorHAnsi" w:hAnsi="Times New Roman" w:cs="Times New Roman"/>
+                <w:kern w:val="2"/>
+                <w:sz w:val="24"/>
+                <w:szCs w:val="24"/>
+                <w14:ligatures w14:val="standardContextual"/>
+              </w:rPr>
+              <w:t>tapply(</w:t>
+            </w:r>
+            <w:proofErr w:type="gramEnd"/>
+            <w:r>
+              <w:rPr>
+                <w:rFonts w:ascii="Times New Roman" w:eastAsiaTheme="minorHAnsi" w:hAnsi="Times New Roman" w:cs="Times New Roman"/>
+                <w:kern w:val="2"/>
+                <w:sz w:val="24"/>
+                <w:szCs w:val="24"/>
+                <w14:ligatures w14:val="standardContextual"/>
+              </w:rPr>
+              <w:t>) on matrices.</w:t>
             </w:r>
           </w:p>
           <w:p>
@@ -2066,96 +2499,135 @@
               <w:ind w:left="360"/>
               <w:rPr>
                 <w:rFonts w:ascii="Times New Roman" w:hAnsi="Times New Roman" w:cs="Times New Roman"/>
+                <w:sz w:val="24"/>
+                <w:szCs w:val="24"/>
+              </w:rPr>
+            </w:pPr>
+            <w:r>
+              <w:rPr>
+                <w:rFonts w:ascii="Times New Roman" w:hAnsi="Times New Roman" w:cs="Times New Roman"/>
                 <w:b/>
                 <w:bCs/>
                 <w:sz w:val="24"/>
                 <w:szCs w:val="24"/>
               </w:rPr>
-            </w:pPr>
-            <w:r>
-              <w:rPr>
-                <w:rFonts w:ascii="Times New Roman" w:hAnsi="Times New Roman" w:cs="Times New Roman"/>
-                <w:b/>
-                <w:bCs/>
-                <w:sz w:val="24"/>
-                <w:szCs w:val="24"/>
-              </w:rPr>
-              <w:lastRenderedPageBreak/>
               <w:t xml:space="preserve">Experiment: </w:t>
             </w:r>
-          </w:p>
-          <w:p>
-            <w:pPr>
-              <w:pStyle w:val="ListParagraph"/>
-              <w:numPr>
-                <w:ilvl w:val="0"/>
-                <w:numId w:val="24"/>
-              </w:numPr>
-              <w:rPr>
-                <w:rFonts w:ascii="Times New Roman" w:hAnsi="Times New Roman" w:cs="Times New Roman"/>
-                <w:sz w:val="24"/>
-                <w:szCs w:val="24"/>
-              </w:rPr>
-            </w:pPr>
-            <w:r>
-              <w:rPr>
-                <w:rFonts w:ascii="Times New Roman" w:hAnsi="Times New Roman" w:cs="Times New Roman"/>
-                <w:sz w:val="24"/>
-                <w:szCs w:val="24"/>
-              </w:rPr>
-              <w:t>Write a user defined function to generate Fibonacci series using while loop.</w:t>
-            </w:r>
-          </w:p>
-          <w:p>
-            <w:pPr>
-              <w:pStyle w:val="ListParagraph"/>
-              <w:numPr>
-                <w:ilvl w:val="0"/>
-                <w:numId w:val="24"/>
-              </w:numPr>
-              <w:rPr>
-                <w:rFonts w:ascii="Times New Roman" w:hAnsi="Times New Roman" w:cs="Times New Roman"/>
-                <w:sz w:val="24"/>
-                <w:szCs w:val="24"/>
-              </w:rPr>
-            </w:pPr>
-            <w:r>
-              <w:rPr>
-                <w:rFonts w:ascii="Times New Roman" w:hAnsi="Times New Roman" w:cs="Times New Roman"/>
-                <w:sz w:val="24"/>
-                <w:szCs w:val="24"/>
-              </w:rPr>
-              <w:t>Generate the multipli</w:t>
-            </w:r>
-            <w:r>
-              <w:rPr>
-                <w:rFonts w:ascii="Times New Roman" w:hAnsi="Times New Roman" w:cs="Times New Roman"/>
-                <w:sz w:val="24"/>
-                <w:szCs w:val="24"/>
-              </w:rPr>
-              <w:t xml:space="preserve">cation table of a given number using a for loop. </w:t>
-            </w:r>
-          </w:p>
-          <w:p>
-            <w:pPr>
-              <w:pStyle w:val="ListParagraph"/>
-              <w:numPr>
-                <w:ilvl w:val="0"/>
-                <w:numId w:val="24"/>
-              </w:numPr>
-              <w:rPr>
-                <w:rFonts w:ascii="Times New Roman" w:hAnsi="Times New Roman" w:cs="Times New Roman"/>
-                <w:sz w:val="24"/>
-                <w:szCs w:val="24"/>
-              </w:rPr>
-            </w:pPr>
-            <w:r>
-              <w:rPr>
-                <w:rFonts w:ascii="Times New Roman" w:hAnsi="Times New Roman" w:cs="Times New Roman"/>
-                <w:sz w:val="24"/>
-                <w:szCs w:val="24"/>
-              </w:rPr>
-              <w:t xml:space="preserve">Write a program in R to make a simple calculator. </w:t>
+            <w:r>
+              <w:rPr>
+                <w:rFonts w:ascii="Times New Roman" w:eastAsiaTheme="minorHAnsi" w:hAnsi="Times New Roman" w:cs="Times New Roman"/>
+                <w:kern w:val="2"/>
+                <w:sz w:val="24"/>
+                <w:szCs w:val="24"/>
+                <w14:ligatures w14:val="standardContextual"/>
+              </w:rPr>
+              <w:t xml:space="preserve">Use </w:t>
+            </w:r>
+            <w:proofErr w:type="gramStart"/>
+            <w:r>
+              <w:rPr>
+                <w:rFonts w:ascii="Times New Roman" w:eastAsiaTheme="minorHAnsi" w:hAnsi="Times New Roman" w:cs="Times New Roman"/>
+                <w:kern w:val="2"/>
+                <w:sz w:val="24"/>
+                <w:szCs w:val="24"/>
+                <w14:ligatures w14:val="standardContextual"/>
+              </w:rPr>
+              <w:t>apply(</w:t>
+            </w:r>
+            <w:proofErr w:type="gramEnd"/>
+            <w:r>
+              <w:rPr>
+                <w:rFonts w:ascii="Times New Roman" w:eastAsiaTheme="minorHAnsi" w:hAnsi="Times New Roman" w:cs="Times New Roman"/>
+                <w:kern w:val="2"/>
+                <w:sz w:val="24"/>
+                <w:szCs w:val="24"/>
+                <w14:ligatures w14:val="standardContextual"/>
+              </w:rPr>
+              <w:t xml:space="preserve">), </w:t>
+            </w:r>
+            <w:proofErr w:type="gramStart"/>
+            <w:r>
+              <w:rPr>
+                <w:rFonts w:ascii="Times New Roman" w:eastAsiaTheme="minorHAnsi" w:hAnsi="Times New Roman" w:cs="Times New Roman"/>
+                <w:kern w:val="2"/>
+                <w:sz w:val="24"/>
+                <w:szCs w:val="24"/>
+                <w14:ligatures w14:val="standardContextual"/>
+              </w:rPr>
+              <w:t>lapply(</w:t>
+            </w:r>
+            <w:proofErr w:type="gramEnd"/>
+            <w:r>
+              <w:rPr>
+                <w:rFonts w:ascii="Times New Roman" w:eastAsiaTheme="minorHAnsi" w:hAnsi="Times New Roman" w:cs="Times New Roman"/>
+                <w:kern w:val="2"/>
+                <w:sz w:val="24"/>
+                <w:szCs w:val="24"/>
+                <w14:ligatures w14:val="standardContextual"/>
+              </w:rPr>
+              <w:t xml:space="preserve">), </w:t>
+            </w:r>
+            <w:proofErr w:type="gramStart"/>
+            <w:r>
+              <w:rPr>
+                <w:rFonts w:ascii="Times New Roman" w:eastAsiaTheme="minorHAnsi" w:hAnsi="Times New Roman" w:cs="Times New Roman"/>
+                <w:kern w:val="2"/>
+                <w:sz w:val="24"/>
+                <w:szCs w:val="24"/>
+                <w14:ligatures w14:val="standardContextual"/>
+              </w:rPr>
+              <w:t>sapply(</w:t>
+            </w:r>
+            <w:proofErr w:type="gramEnd"/>
+            <w:r>
+              <w:rPr>
+                <w:rFonts w:ascii="Times New Roman" w:eastAsiaTheme="minorHAnsi" w:hAnsi="Times New Roman" w:cs="Times New Roman"/>
+                <w:kern w:val="2"/>
+                <w:sz w:val="24"/>
+                <w:szCs w:val="24"/>
+                <w14:ligatures w14:val="standardContextual"/>
+              </w:rPr>
+              <w:t xml:space="preserve">), </w:t>
+            </w:r>
+            <w:proofErr w:type="gramStart"/>
+            <w:r>
+              <w:rPr>
+                <w:rFonts w:ascii="Times New Roman" w:eastAsiaTheme="minorHAnsi" w:hAnsi="Times New Roman" w:cs="Times New Roman"/>
+                <w:kern w:val="2"/>
+                <w:sz w:val="24"/>
+                <w:szCs w:val="24"/>
+                <w14:ligatures w14:val="standardContextual"/>
+              </w:rPr>
+              <w:t>tapply(</w:t>
+            </w:r>
+            <w:proofErr w:type="gramEnd"/>
+            <w:r>
+              <w:rPr>
+                <w:rFonts w:ascii="Times New Roman" w:eastAsiaTheme="minorHAnsi" w:hAnsi="Times New Roman" w:cs="Times New Roman"/>
+                <w:kern w:val="2"/>
+                <w:sz w:val="24"/>
+                <w:szCs w:val="24"/>
+                <w14:ligatures w14:val="standardContextual"/>
+              </w:rPr>
+              <w:t>) on matri</w:t>
+            </w:r>
+            <w:r>
+              <w:rPr>
+                <w:rFonts w:ascii="Times New Roman" w:eastAsiaTheme="minorHAnsi" w:hAnsi="Times New Roman" w:cs="Times New Roman"/>
+                <w:kern w:val="2"/>
+                <w:sz w:val="24"/>
+                <w:szCs w:val="24"/>
+                <w14:ligatures w14:val="standardContextual"/>
+              </w:rPr>
+              <w:t>x and compare the results</w:t>
+            </w:r>
+            <w:r>
+              <w:rPr>
+                <w:rFonts w:ascii="Times New Roman" w:hAnsi="Times New Roman" w:cs="Times New Roman"/>
+                <w:sz w:val="24"/>
+                <w:szCs w:val="24"/>
+              </w:rPr>
+              <w:t xml:space="preserve">. </w:t>
             </w:r>
           </w:p>
         </w:tc>
@@ -2237,7 +2709,7 @@
                 <w:sz w:val="24"/>
                 <w:szCs w:val="24"/>
               </w:rPr>
-              <w:t>09.</w:t>
+              <w:t>11.</w:t>
             </w:r>
           </w:p>
         </w:tc>
@@ -2269,7 +2741,19 @@
                 <w:szCs w:val="24"/>
                 <w14:ligatures w14:val="standardContextual"/>
               </w:rPr>
-              <w:t>Scoping Rules in R</w:t>
+              <w:t xml:space="preserve">Working with </w:t>
+            </w:r>
+            <w:r>
+              <w:rPr>
+                <w:rFonts w:ascii="Times New Roman" w:eastAsiaTheme="minorHAnsi" w:hAnsi="Times New Roman" w:cs="Times New Roman"/>
+                <w:b/>
+                <w:bCs/>
+                <w:kern w:val="2"/>
+                <w:sz w:val="24"/>
+                <w:szCs w:val="24"/>
+                <w14:ligatures w14:val="standardContextual"/>
+              </w:rPr>
+              <w:t>Date, Time, and Sleep Functions</w:t>
             </w:r>
           </w:p>
           <w:p>
@@ -2293,27 +2777,7 @@
                 <w:szCs w:val="24"/>
                 <w14:ligatures w14:val="standardContextual"/>
               </w:rPr>
-              <w:t>Demonstrate local and global variables</w:t>
-            </w:r>
-            <w:r>
-              <w:rPr>
-                <w:rFonts w:ascii="Times New Roman" w:eastAsiaTheme="minorHAnsi" w:hAnsi="Times New Roman" w:cs="Times New Roman"/>
-                <w:kern w:val="2"/>
-                <w:sz w:val="24"/>
-                <w:szCs w:val="24"/>
-                <w14:ligatures w14:val="standardContextual"/>
-              </w:rPr>
-              <w:t xml:space="preserve"> using functions</w:t>
-            </w:r>
-            <w:r>
-              <w:rPr>
-                <w:rFonts w:ascii="Times New Roman" w:eastAsiaTheme="minorHAnsi" w:hAnsi="Times New Roman" w:cs="Times New Roman"/>
-                <w:kern w:val="2"/>
-                <w:sz w:val="24"/>
-                <w:szCs w:val="24"/>
-                <w14:ligatures w14:val="standardContextual"/>
-              </w:rPr>
-              <w:t>.</w:t>
+              <w:t xml:space="preserve">Handle system time, dates and implement delays using Sys.sleep(). </w:t>
             </w:r>
           </w:p>
           <w:p>
@@ -2327,21 +2791,35 @@
             </w:pPr>
             <w:r>
               <w:rPr>
-                <w:rFonts w:ascii="Times New Roman" w:hAnsi="Times New Roman" w:cs="Times New Roman"/>
+                <w:rFonts w:ascii="Times New Roman" w:eastAsiaTheme="minorHAnsi" w:hAnsi="Times New Roman" w:cs="Times New Roman"/>
                 <w:b/>
                 <w:bCs/>
-                <w:sz w:val="24"/>
-                <w:szCs w:val="24"/>
+                <w:kern w:val="2"/>
+                <w:sz w:val="24"/>
+                <w:szCs w:val="24"/>
+                <w14:ligatures w14:val="standardContextual"/>
               </w:rPr>
               <w:t xml:space="preserve">Experiment: </w:t>
             </w:r>
             <w:r>
               <w:rPr>
-                <w:rFonts w:ascii="Times New Roman" w:hAnsi="Times New Roman" w:cs="Times New Roman"/>
-                <w:sz w:val="24"/>
-                <w:szCs w:val="24"/>
-              </w:rPr>
-              <w:t xml:space="preserve">Write an R program to demonstrate the difference between local and global variables by defining a variable outside a function and modifying it inside the function. Display the values of the variable before and after function execution. </w:t>
+                <w:rFonts w:ascii="Times New Roman" w:eastAsiaTheme="minorHAnsi" w:hAnsi="Times New Roman" w:cs="Times New Roman"/>
+                <w:kern w:val="2"/>
+                <w:sz w:val="24"/>
+                <w:szCs w:val="24"/>
+                <w14:ligatures w14:val="standardContextual"/>
+              </w:rPr>
+              <w:t>Write a program to display the current system date and time and pause</w:t>
+            </w:r>
+            <w:r>
+              <w:rPr>
+                <w:rFonts w:ascii="Times New Roman" w:eastAsiaTheme="minorHAnsi" w:hAnsi="Times New Roman" w:cs="Times New Roman"/>
+                <w:kern w:val="2"/>
+                <w:sz w:val="24"/>
+                <w:szCs w:val="24"/>
+                <w14:ligatures w14:val="standardContextual"/>
+              </w:rPr>
+              <w:t xml:space="preserve"> execution for 5 seconds.</w:t>
             </w:r>
           </w:p>
         </w:tc>
@@ -2423,7 +2901,7 @@
                 <w:sz w:val="24"/>
                 <w:szCs w:val="24"/>
               </w:rPr>
-              <w:t>10.</w:t>
+              <w:t>12.</w:t>
             </w:r>
           </w:p>
         </w:tc>
@@ -2455,7 +2933,7 @@
                 <w:szCs w:val="24"/>
                 <w14:ligatures w14:val="standardContextual"/>
               </w:rPr>
-              <w:t>Apply Family Functions</w:t>
+              <w:t>Reading and Writing Data Files</w:t>
             </w:r>
           </w:p>
           <w:p>
@@ -2479,95 +2957,47 @@
                 <w:szCs w:val="24"/>
                 <w14:ligatures w14:val="standardContextual"/>
               </w:rPr>
-              <w:t xml:space="preserve">Use </w:t>
-            </w:r>
-            <w:proofErr w:type="gramStart"/>
-            <w:r>
-              <w:rPr>
-                <w:rFonts w:ascii="Times New Roman" w:eastAsiaTheme="minorHAnsi" w:hAnsi="Times New Roman" w:cs="Times New Roman"/>
-                <w:kern w:val="2"/>
-                <w:sz w:val="24"/>
-                <w:szCs w:val="24"/>
-                <w14:ligatures w14:val="standardContextual"/>
-              </w:rPr>
-              <w:t>apply(</w:t>
-            </w:r>
-            <w:proofErr w:type="gramEnd"/>
-            <w:r>
-              <w:rPr>
-                <w:rFonts w:ascii="Times New Roman" w:eastAsiaTheme="minorHAnsi" w:hAnsi="Times New Roman" w:cs="Times New Roman"/>
-                <w:kern w:val="2"/>
-                <w:sz w:val="24"/>
-                <w:szCs w:val="24"/>
-                <w14:ligatures w14:val="standardContextual"/>
-              </w:rPr>
-              <w:t xml:space="preserve">), </w:t>
-            </w:r>
-            <w:proofErr w:type="gramStart"/>
-            <w:r>
-              <w:rPr>
-                <w:rFonts w:ascii="Times New Roman" w:eastAsiaTheme="minorHAnsi" w:hAnsi="Times New Roman" w:cs="Times New Roman"/>
-                <w:kern w:val="2"/>
-                <w:sz w:val="24"/>
-                <w:szCs w:val="24"/>
-                <w14:ligatures w14:val="standardContextual"/>
-              </w:rPr>
-              <w:t>lapply(</w:t>
-            </w:r>
-            <w:proofErr w:type="gramEnd"/>
-            <w:r>
-              <w:rPr>
-                <w:rFonts w:ascii="Times New Roman" w:eastAsiaTheme="minorHAnsi" w:hAnsi="Times New Roman" w:cs="Times New Roman"/>
-                <w:kern w:val="2"/>
-                <w:sz w:val="24"/>
-                <w:szCs w:val="24"/>
-                <w14:ligatures w14:val="standardContextual"/>
-              </w:rPr>
-              <w:t xml:space="preserve">), </w:t>
-            </w:r>
-            <w:proofErr w:type="gramStart"/>
-            <w:r>
-              <w:rPr>
-                <w:rFonts w:ascii="Times New Roman" w:eastAsiaTheme="minorHAnsi" w:hAnsi="Times New Roman" w:cs="Times New Roman"/>
-                <w:kern w:val="2"/>
-                <w:sz w:val="24"/>
-                <w:szCs w:val="24"/>
-                <w14:ligatures w14:val="standardContextual"/>
-              </w:rPr>
-              <w:t>sapply(</w:t>
-            </w:r>
-            <w:proofErr w:type="gramEnd"/>
-            <w:r>
-              <w:rPr>
-                <w:rFonts w:ascii="Times New Roman" w:eastAsiaTheme="minorHAnsi" w:hAnsi="Times New Roman" w:cs="Times New Roman"/>
-                <w:kern w:val="2"/>
-                <w:sz w:val="24"/>
-                <w:szCs w:val="24"/>
-                <w14:ligatures w14:val="standardContextual"/>
-              </w:rPr>
-              <w:t xml:space="preserve">), </w:t>
-            </w:r>
-            <w:proofErr w:type="gramStart"/>
-            <w:r>
-              <w:rPr>
-                <w:rFonts w:ascii="Times New Roman" w:eastAsiaTheme="minorHAnsi" w:hAnsi="Times New Roman" w:cs="Times New Roman"/>
-                <w:kern w:val="2"/>
-                <w:sz w:val="24"/>
-                <w:szCs w:val="24"/>
-                <w14:ligatures w14:val="standardContextual"/>
-              </w:rPr>
-              <w:t>tapply(</w:t>
-            </w:r>
-            <w:proofErr w:type="gramEnd"/>
-            <w:r>
-              <w:rPr>
-                <w:rFonts w:ascii="Times New Roman" w:eastAsiaTheme="minorHAnsi" w:hAnsi="Times New Roman" w:cs="Times New Roman"/>
-                <w:kern w:val="2"/>
-                <w:sz w:val="24"/>
-                <w:szCs w:val="24"/>
-                <w14:ligatures w14:val="standardContextual"/>
-              </w:rPr>
-              <w:t>) on matrices.</w:t>
+              <w:t>Read</w:t>
+            </w:r>
+            <w:r>
+              <w:rPr>
+                <w:rFonts w:ascii="Times New Roman" w:eastAsiaTheme="minorHAnsi" w:hAnsi="Times New Roman" w:cs="Times New Roman"/>
+                <w:kern w:val="2"/>
+                <w:sz w:val="24"/>
+                <w:szCs w:val="24"/>
+                <w14:ligatures w14:val="standardContextual"/>
+              </w:rPr>
+              <w:t>/write</w:t>
+            </w:r>
+            <w:r>
+              <w:rPr>
+                <w:rFonts w:ascii="Times New Roman" w:eastAsiaTheme="minorHAnsi" w:hAnsi="Times New Roman" w:cs="Times New Roman"/>
+                <w:kern w:val="2"/>
+                <w:sz w:val="24"/>
+                <w:szCs w:val="24"/>
+                <w14:ligatures w14:val="standardContextual"/>
+              </w:rPr>
+              <w:t xml:space="preserve"> CSV</w:t>
+            </w:r>
+            <w:r>
+              <w:rPr>
+                <w:rFonts w:ascii="Times New Roman" w:eastAsiaTheme="minorHAnsi" w:hAnsi="Times New Roman" w:cs="Times New Roman"/>
+                <w:kern w:val="2"/>
+                <w:sz w:val="24"/>
+                <w:szCs w:val="24"/>
+                <w14:ligatures w14:val="standardContextual"/>
+              </w:rPr>
+              <w:t xml:space="preserve"> and text files </w:t>
+            </w:r>
+            <w:r>
+              <w:rPr>
+                <w:rFonts w:ascii="Times New Roman" w:eastAsiaTheme="minorHAnsi" w:hAnsi="Times New Roman" w:cs="Times New Roman"/>
+                <w:kern w:val="2"/>
+                <w:sz w:val="24"/>
+                <w:szCs w:val="24"/>
+                <w14:ligatures w14:val="standardContextual"/>
+              </w:rPr>
+              <w:t>using read.csv() and write.csv().</w:t>
             </w:r>
           </w:p>
           <w:p>
@@ -2595,7 +3025,7 @@
                 <w:sz w:val="24"/>
                 <w:szCs w:val="24"/>
               </w:rPr>
-              <w:t xml:space="preserve">Write a program to display the current system date and time and pause execution for 5 seconds. </w:t>
+              <w:t>Read a CSV file into R and display summary statistics of the data.</w:t>
             </w:r>
           </w:p>
         </w:tc>
@@ -2657,6 +3087,38 @@
         </w:trPr>
         <w:tc>
           <w:tcPr>
+            <w:tcW w:w="5000" w:type="pct"/>
+            <w:gridSpan w:val="5"/>
+            <w:vAlign w:val="center"/>
+          </w:tcPr>
+          <w:p>
+            <w:pPr>
+              <w:jc w:val="center"/>
+              <w:rPr>
+                <w:rFonts w:ascii="Times New Roman" w:hAnsi="Times New Roman" w:cs="Times New Roman"/>
+                <w:b/>
+                <w:sz w:val="24"/>
+                <w:szCs w:val="24"/>
+              </w:rPr>
+            </w:pPr>
+            <w:r>
+              <w:rPr>
+                <w:rFonts w:ascii="Times New Roman" w:hAnsi="Times New Roman" w:cs="Times New Roman"/>
+                <w:b/>
+                <w:sz w:val="24"/>
+                <w:szCs w:val="24"/>
+              </w:rPr>
+              <w:t>SECTION-C</w:t>
+            </w:r>
+          </w:p>
+        </w:tc>
+      </w:tr>
+      <w:tr>
+        <w:trPr>
+          <w:trHeight w:val="567"/>
+        </w:trPr>
+        <w:tc>
+          <w:tcPr>
             <w:tcW w:w="270" w:type="pct"/>
             <w:vAlign w:val="center"/>
           </w:tcPr>
@@ -2677,7 +3139,7 @@
                 <w:sz w:val="24"/>
                 <w:szCs w:val="24"/>
               </w:rPr>
-              <w:t>11.</w:t>
+              <w:t>13.</w:t>
             </w:r>
           </w:p>
         </w:tc>
@@ -2691,7 +3153,7 @@
               <w:pStyle w:val="ListParagraph"/>
               <w:numPr>
                 <w:ilvl w:val="0"/>
-                <w:numId w:val="22"/>
+                <w:numId w:val="25"/>
               </w:numPr>
               <w:rPr>
                 <w:rFonts w:ascii="Times New Roman" w:hAnsi="Times New Roman" w:cs="Times New Roman"/>
@@ -2709,7 +3171,7 @@
                 <w:szCs w:val="24"/>
                 <w14:ligatures w14:val="standardContextual"/>
               </w:rPr>
-              <w:t xml:space="preserve">Working with </w:t>
+              <w:t xml:space="preserve">Saving and Loading R </w:t>
             </w:r>
             <w:r>
               <w:rPr>
@@ -2721,7 +3183,19 @@
                 <w:szCs w:val="24"/>
                 <w14:ligatures w14:val="standardContextual"/>
               </w:rPr>
-              <w:t>Date, Time, and Sleep Functions</w:t>
+              <w:t xml:space="preserve">Data </w:t>
+            </w:r>
+            <w:r>
+              <w:rPr>
+                <w:rFonts w:ascii="Times New Roman" w:eastAsiaTheme="minorHAnsi" w:hAnsi="Times New Roman" w:cs="Times New Roman"/>
+                <w:b/>
+                <w:bCs/>
+                <w:kern w:val="2"/>
+                <w:sz w:val="24"/>
+                <w:szCs w:val="24"/>
+                <w14:ligatures w14:val="standardContextual"/>
+              </w:rPr>
+              <w:t>Objects</w:t>
             </w:r>
           </w:p>
           <w:p>
@@ -2745,7 +3219,103 @@
                 <w:szCs w:val="24"/>
                 <w14:ligatures w14:val="standardContextual"/>
               </w:rPr>
-              <w:t xml:space="preserve">Handle system time, dates and implement delays using Sys.sleep(). </w:t>
+              <w:t xml:space="preserve">Use </w:t>
+            </w:r>
+            <w:proofErr w:type="gramStart"/>
+            <w:r>
+              <w:rPr>
+                <w:rFonts w:ascii="Times New Roman" w:eastAsiaTheme="minorHAnsi" w:hAnsi="Times New Roman" w:cs="Times New Roman"/>
+                <w:kern w:val="2"/>
+                <w:sz w:val="24"/>
+                <w:szCs w:val="24"/>
+                <w14:ligatures w14:val="standardContextual"/>
+              </w:rPr>
+              <w:t>save(</w:t>
+            </w:r>
+            <w:proofErr w:type="gramEnd"/>
+            <w:r>
+              <w:rPr>
+                <w:rFonts w:ascii="Times New Roman" w:eastAsiaTheme="minorHAnsi" w:hAnsi="Times New Roman" w:cs="Times New Roman"/>
+                <w:kern w:val="2"/>
+                <w:sz w:val="24"/>
+                <w:szCs w:val="24"/>
+                <w14:ligatures w14:val="standardContextual"/>
+              </w:rPr>
+              <w:t>)</w:t>
+            </w:r>
+            <w:r>
+              <w:rPr>
+                <w:rFonts w:ascii="Times New Roman" w:eastAsiaTheme="minorHAnsi" w:hAnsi="Times New Roman" w:cs="Times New Roman"/>
+                <w:kern w:val="2"/>
+                <w:sz w:val="24"/>
+                <w:szCs w:val="24"/>
+                <w14:ligatures w14:val="standardContextual"/>
+              </w:rPr>
+              <w:t xml:space="preserve">, </w:t>
+            </w:r>
+            <w:proofErr w:type="gramStart"/>
+            <w:r>
+              <w:rPr>
+                <w:rFonts w:ascii="Times New Roman" w:eastAsiaTheme="minorHAnsi" w:hAnsi="Times New Roman" w:cs="Times New Roman"/>
+                <w:kern w:val="2"/>
+                <w:sz w:val="24"/>
+                <w:szCs w:val="24"/>
+                <w14:ligatures w14:val="standardContextual"/>
+              </w:rPr>
+              <w:t>load(</w:t>
+            </w:r>
+            <w:proofErr w:type="gramEnd"/>
+            <w:r>
+              <w:rPr>
+                <w:rFonts w:ascii="Times New Roman" w:eastAsiaTheme="minorHAnsi" w:hAnsi="Times New Roman" w:cs="Times New Roman"/>
+                <w:kern w:val="2"/>
+                <w:sz w:val="24"/>
+                <w:szCs w:val="24"/>
+                <w14:ligatures w14:val="standardContextual"/>
+              </w:rPr>
+              <w:t>)</w:t>
+            </w:r>
+            <w:r>
+              <w:rPr>
+                <w:rFonts w:ascii="Times New Roman" w:eastAsiaTheme="minorHAnsi" w:hAnsi="Times New Roman" w:cs="Times New Roman"/>
+                <w:kern w:val="2"/>
+                <w:sz w:val="24"/>
+                <w:szCs w:val="24"/>
+                <w14:ligatures w14:val="standardContextual"/>
+              </w:rPr>
+              <w:t xml:space="preserve">, and </w:t>
+            </w:r>
+            <w:proofErr w:type="spellStart"/>
+            <w:r>
+              <w:rPr>
+                <w:rFonts w:ascii="Times New Roman" w:eastAsiaTheme="minorHAnsi" w:hAnsi="Times New Roman" w:cs="Times New Roman"/>
+                <w:kern w:val="2"/>
+                <w:sz w:val="24"/>
+                <w:szCs w:val="24"/>
+                <w14:ligatures w14:val="standardContextual"/>
+              </w:rPr>
+              <w:t>RData</w:t>
+            </w:r>
+            <w:proofErr w:type="spellEnd"/>
+            <w:r>
+              <w:rPr>
+                <w:rFonts w:ascii="Times New Roman" w:eastAsiaTheme="minorHAnsi" w:hAnsi="Times New Roman" w:cs="Times New Roman"/>
+                <w:kern w:val="2"/>
+                <w:sz w:val="24"/>
+                <w:szCs w:val="24"/>
+                <w14:ligatures w14:val="standardContextual"/>
+              </w:rPr>
+              <w:t xml:space="preserve"> files</w:t>
+            </w:r>
+            <w:r>
+              <w:rPr>
+                <w:rFonts w:ascii="Times New Roman" w:eastAsiaTheme="minorHAnsi" w:hAnsi="Times New Roman" w:cs="Times New Roman"/>
+                <w:kern w:val="2"/>
+                <w:sz w:val="24"/>
+                <w:szCs w:val="24"/>
+                <w14:ligatures w14:val="standardContextual"/>
+              </w:rPr>
+              <w:t>.</w:t>
             </w:r>
           </w:p>
           <w:p>
@@ -2759,35 +3329,21 @@
             </w:pPr>
             <w:r>
               <w:rPr>
-                <w:rFonts w:ascii="Times New Roman" w:eastAsiaTheme="minorHAnsi" w:hAnsi="Times New Roman" w:cs="Times New Roman"/>
+                <w:rFonts w:ascii="Times New Roman" w:hAnsi="Times New Roman" w:cs="Times New Roman"/>
                 <w:b/>
                 <w:bCs/>
-                <w:kern w:val="2"/>
-                <w:sz w:val="24"/>
-                <w:szCs w:val="24"/>
-                <w14:ligatures w14:val="standardContextual"/>
+                <w:sz w:val="24"/>
+                <w:szCs w:val="24"/>
               </w:rPr>
               <w:t xml:space="preserve">Experiment: </w:t>
             </w:r>
             <w:r>
               <w:rPr>
-                <w:rFonts w:ascii="Times New Roman" w:eastAsiaTheme="minorHAnsi" w:hAnsi="Times New Roman" w:cs="Times New Roman"/>
-                <w:kern w:val="2"/>
-                <w:sz w:val="24"/>
-                <w:szCs w:val="24"/>
-                <w14:ligatures w14:val="standardContextual"/>
-              </w:rPr>
-              <w:t>Write a program to display the current system date and time and pause</w:t>
-            </w:r>
-            <w:r>
-              <w:rPr>
-                <w:rFonts w:ascii="Times New Roman" w:eastAsiaTheme="minorHAnsi" w:hAnsi="Times New Roman" w:cs="Times New Roman"/>
-                <w:kern w:val="2"/>
-                <w:sz w:val="24"/>
-                <w:szCs w:val="24"/>
-                <w14:ligatures w14:val="standardContextual"/>
-              </w:rPr>
-              <w:t xml:space="preserve"> execution for 5 seconds.</w:t>
+                <w:rFonts w:ascii="Times New Roman" w:hAnsi="Times New Roman" w:cs="Times New Roman"/>
+                <w:sz w:val="24"/>
+                <w:szCs w:val="24"/>
+              </w:rPr>
+              <w:t xml:space="preserve">Create an R object, save it to a file, and reload it. </w:t>
             </w:r>
           </w:p>
         </w:tc>
@@ -2801,7 +3357,7 @@
               <w:jc w:val="center"/>
               <w:rPr>
                 <w:rFonts w:ascii="Times New Roman" w:hAnsi="Times New Roman" w:cs="Times New Roman"/>
-                <w:bCs/>
+                <w:b/>
                 <w:sz w:val="24"/>
                 <w:szCs w:val="24"/>
               </w:rPr>
@@ -2818,7 +3374,7 @@
               <w:jc w:val="center"/>
               <w:rPr>
                 <w:rFonts w:ascii="Times New Roman" w:hAnsi="Times New Roman" w:cs="Times New Roman"/>
-                <w:bCs/>
+                <w:b/>
                 <w:sz w:val="24"/>
                 <w:szCs w:val="24"/>
               </w:rPr>
@@ -2869,7 +3425,7 @@
                 <w:sz w:val="24"/>
                 <w:szCs w:val="24"/>
               </w:rPr>
-              <w:t>12.</w:t>
+              <w:t>14.</w:t>
             </w:r>
           </w:p>
         </w:tc>
@@ -2883,7 +3439,7 @@
               <w:pStyle w:val="ListParagraph"/>
               <w:numPr>
                 <w:ilvl w:val="0"/>
-                <w:numId w:val="22"/>
+                <w:numId w:val="25"/>
               </w:numPr>
               <w:rPr>
                 <w:rFonts w:ascii="Times New Roman" w:hAnsi="Times New Roman" w:cs="Times New Roman"/>
@@ -2901,7 +3457,7 @@
                 <w:szCs w:val="24"/>
                 <w14:ligatures w14:val="standardContextual"/>
               </w:rPr>
-              <w:t>Reading and Writing Data Files</w:t>
+              <w:t>Generating Data in R</w:t>
             </w:r>
           </w:p>
           <w:p>
@@ -2925,47 +3481,17 @@
                 <w:szCs w:val="24"/>
                 <w14:ligatures w14:val="standardContextual"/>
               </w:rPr>
-              <w:t>Read</w:t>
-            </w:r>
-            <w:r>
-              <w:rPr>
-                <w:rFonts w:ascii="Times New Roman" w:eastAsiaTheme="minorHAnsi" w:hAnsi="Times New Roman" w:cs="Times New Roman"/>
-                <w:kern w:val="2"/>
-                <w:sz w:val="24"/>
-                <w:szCs w:val="24"/>
-                <w14:ligatures w14:val="standardContextual"/>
-              </w:rPr>
-              <w:t>/write</w:t>
-            </w:r>
-            <w:r>
-              <w:rPr>
-                <w:rFonts w:ascii="Times New Roman" w:eastAsiaTheme="minorHAnsi" w:hAnsi="Times New Roman" w:cs="Times New Roman"/>
-                <w:kern w:val="2"/>
-                <w:sz w:val="24"/>
-                <w:szCs w:val="24"/>
-                <w14:ligatures w14:val="standardContextual"/>
-              </w:rPr>
-              <w:t xml:space="preserve"> CSV</w:t>
-            </w:r>
-            <w:r>
-              <w:rPr>
-                <w:rFonts w:ascii="Times New Roman" w:eastAsiaTheme="minorHAnsi" w:hAnsi="Times New Roman" w:cs="Times New Roman"/>
-                <w:kern w:val="2"/>
-                <w:sz w:val="24"/>
-                <w:szCs w:val="24"/>
-                <w14:ligatures w14:val="standardContextual"/>
-              </w:rPr>
-              <w:t xml:space="preserve"> and text files </w:t>
-            </w:r>
-            <w:r>
-              <w:rPr>
-                <w:rFonts w:ascii="Times New Roman" w:eastAsiaTheme="minorHAnsi" w:hAnsi="Times New Roman" w:cs="Times New Roman"/>
-                <w:kern w:val="2"/>
-                <w:sz w:val="24"/>
-                <w:szCs w:val="24"/>
-                <w14:ligatures w14:val="standardContextual"/>
-              </w:rPr>
-              <w:t>using read.csv() and write.csv().</w:t>
+              <w:t xml:space="preserve">Generate </w:t>
+            </w:r>
+            <w:r>
+              <w:rPr>
+                <w:rFonts w:ascii="Times New Roman" w:eastAsiaTheme="minorHAnsi" w:hAnsi="Times New Roman" w:cs="Times New Roman"/>
+                <w:kern w:val="2"/>
+                <w:sz w:val="24"/>
+                <w:szCs w:val="24"/>
+                <w14:ligatures w14:val="standardContextual"/>
+              </w:rPr>
+              <w:t xml:space="preserve">sequence and random data using built-in functions. </w:t>
             </w:r>
           </w:p>
           <w:p>
@@ -2979,21 +3505,55 @@
             </w:pPr>
             <w:r>
               <w:rPr>
-                <w:rFonts w:ascii="Times New Roman" w:hAnsi="Times New Roman" w:cs="Times New Roman"/>
+                <w:rFonts w:ascii="Times New Roman" w:eastAsiaTheme="minorHAnsi" w:hAnsi="Times New Roman" w:cs="Times New Roman"/>
                 <w:b/>
                 <w:bCs/>
-                <w:sz w:val="24"/>
-                <w:szCs w:val="24"/>
+                <w:kern w:val="2"/>
+                <w:sz w:val="24"/>
+                <w:szCs w:val="24"/>
+                <w14:ligatures w14:val="standardContextual"/>
               </w:rPr>
               <w:t xml:space="preserve">Experiment: </w:t>
             </w:r>
             <w:r>
               <w:rPr>
-                <w:rFonts w:ascii="Times New Roman" w:hAnsi="Times New Roman" w:cs="Times New Roman"/>
-                <w:sz w:val="24"/>
-                <w:szCs w:val="24"/>
-              </w:rPr>
-              <w:t>Read a CSV file into R and display summary statistics of the data.</w:t>
+                <w:rFonts w:ascii="Times New Roman" w:eastAsiaTheme="minorHAnsi" w:hAnsi="Times New Roman" w:cs="Times New Roman"/>
+                <w:kern w:val="2"/>
+                <w:sz w:val="24"/>
+                <w:szCs w:val="24"/>
+                <w14:ligatures w14:val="standardContextual"/>
+              </w:rPr>
+              <w:t xml:space="preserve">Generate 100 random numbers between </w:t>
+            </w:r>
+            <w:r>
+              <w:rPr>
+                <w:rFonts w:ascii="Times New Roman" w:eastAsiaTheme="minorHAnsi" w:hAnsi="Times New Roman" w:cs="Times New Roman"/>
+                <w:kern w:val="2"/>
+                <w:sz w:val="24"/>
+                <w:szCs w:val="24"/>
+                <w14:ligatures w14:val="standardContextual"/>
+              </w:rPr>
+              <w:t>1 and 50</w:t>
+            </w:r>
+            <w:r>
+              <w:rPr>
+                <w:rFonts w:ascii="Times New Roman" w:eastAsiaTheme="minorHAnsi" w:hAnsi="Times New Roman" w:cs="Times New Roman"/>
+                <w:kern w:val="2"/>
+                <w:sz w:val="24"/>
+                <w:szCs w:val="24"/>
+                <w14:ligatures w14:val="standardContextual"/>
+              </w:rPr>
+              <w:t xml:space="preserve"> and store them in a vector</w:t>
+            </w:r>
+            <w:r>
+              <w:rPr>
+                <w:rFonts w:ascii="Times New Roman" w:eastAsiaTheme="minorHAnsi" w:hAnsi="Times New Roman" w:cs="Times New Roman"/>
+                <w:kern w:val="2"/>
+                <w:sz w:val="24"/>
+                <w:szCs w:val="24"/>
+                <w14:ligatures w14:val="standardContextual"/>
+              </w:rPr>
+              <w:t>.</w:t>
             </w:r>
           </w:p>
         </w:tc>
@@ -3007,7 +3567,7 @@
               <w:jc w:val="center"/>
               <w:rPr>
                 <w:rFonts w:ascii="Times New Roman" w:hAnsi="Times New Roman" w:cs="Times New Roman"/>
-                <w:bCs/>
+                <w:b/>
                 <w:sz w:val="24"/>
                 <w:szCs w:val="24"/>
               </w:rPr>
@@ -3024,7 +3584,7 @@
               <w:jc w:val="center"/>
               <w:rPr>
                 <w:rFonts w:ascii="Times New Roman" w:hAnsi="Times New Roman" w:cs="Times New Roman"/>
-                <w:bCs/>
+                <w:b/>
                 <w:sz w:val="24"/>
                 <w:szCs w:val="24"/>
               </w:rPr>
@@ -3055,29 +3615,311 @@
         </w:trPr>
         <w:tc>
           <w:tcPr>
-            <w:tcW w:w="5000" w:type="pct"/>
-            <w:gridSpan w:val="5"/>
-            <w:vAlign w:val="center"/>
-          </w:tcPr>
-          <w:p>
-            <w:pPr>
-              <w:jc w:val="center"/>
-              <w:rPr>
-                <w:rFonts w:ascii="Times New Roman" w:hAnsi="Times New Roman" w:cs="Times New Roman"/>
-                <w:b/>
-                <w:sz w:val="24"/>
-                <w:szCs w:val="24"/>
-              </w:rPr>
-            </w:pPr>
-            <w:r>
-              <w:rPr>
-                <w:rFonts w:ascii="Times New Roman" w:hAnsi="Times New Roman" w:cs="Times New Roman"/>
-                <w:b/>
-                <w:sz w:val="24"/>
-                <w:szCs w:val="24"/>
-              </w:rPr>
-              <w:t>SECTION-C</w:t>
-            </w:r>
+            <w:tcW w:w="270" w:type="pct"/>
+            <w:vAlign w:val="center"/>
+          </w:tcPr>
+          <w:p>
+            <w:pPr>
+              <w:jc w:val="center"/>
+              <w:rPr>
+                <w:rFonts w:ascii="Times New Roman" w:hAnsi="Times New Roman" w:cs="Times New Roman"/>
+                <w:b/>
+                <w:sz w:val="24"/>
+                <w:szCs w:val="24"/>
+              </w:rPr>
+            </w:pPr>
+            <w:r>
+              <w:rPr>
+                <w:rFonts w:ascii="Times New Roman" w:hAnsi="Times New Roman" w:cs="Times New Roman"/>
+                <w:b/>
+                <w:sz w:val="24"/>
+                <w:szCs w:val="24"/>
+              </w:rPr>
+              <w:t>15.</w:t>
+            </w:r>
+          </w:p>
+        </w:tc>
+        <w:tc>
+          <w:tcPr>
+            <w:tcW w:w="3004" w:type="pct"/>
+            <w:vAlign w:val="center"/>
+          </w:tcPr>
+          <w:p>
+            <w:pPr>
+              <w:pStyle w:val="ListParagraph"/>
+              <w:numPr>
+                <w:ilvl w:val="0"/>
+                <w:numId w:val="25"/>
+              </w:numPr>
+              <w:rPr>
+                <w:rFonts w:ascii="Times New Roman" w:hAnsi="Times New Roman" w:cs="Times New Roman"/>
+                <w:sz w:val="24"/>
+                <w:szCs w:val="24"/>
+              </w:rPr>
+            </w:pPr>
+            <w:r>
+              <w:rPr>
+                <w:rFonts w:ascii="Times New Roman" w:eastAsiaTheme="minorHAnsi" w:hAnsi="Times New Roman" w:cs="Times New Roman"/>
+                <w:b/>
+                <w:bCs/>
+                <w:kern w:val="2"/>
+                <w:sz w:val="24"/>
+                <w:szCs w:val="24"/>
+                <w14:ligatures w14:val="standardContextual"/>
+              </w:rPr>
+              <w:t>Regular and Random Sequences</w:t>
+            </w:r>
+          </w:p>
+          <w:p>
+            <w:pPr>
+              <w:pStyle w:val="ListParagraph"/>
+              <w:numPr>
+                <w:ilvl w:val="0"/>
+                <w:numId w:val="19"/>
+              </w:numPr>
+              <w:rPr>
+                <w:rFonts w:ascii="Times New Roman" w:hAnsi="Times New Roman" w:cs="Times New Roman"/>
+                <w:sz w:val="24"/>
+                <w:szCs w:val="24"/>
+              </w:rPr>
+            </w:pPr>
+            <w:r>
+              <w:rPr>
+                <w:rFonts w:ascii="Times New Roman" w:eastAsiaTheme="minorHAnsi" w:hAnsi="Times New Roman" w:cs="Times New Roman"/>
+                <w:kern w:val="2"/>
+                <w:sz w:val="24"/>
+                <w:szCs w:val="24"/>
+                <w14:ligatures w14:val="standardContextual"/>
+              </w:rPr>
+              <w:t xml:space="preserve">Use </w:t>
+            </w:r>
+            <w:proofErr w:type="gramStart"/>
+            <w:r>
+              <w:rPr>
+                <w:rFonts w:ascii="Times New Roman" w:eastAsiaTheme="minorHAnsi" w:hAnsi="Times New Roman" w:cs="Times New Roman"/>
+                <w:kern w:val="2"/>
+                <w:sz w:val="24"/>
+                <w:szCs w:val="24"/>
+                <w14:ligatures w14:val="standardContextual"/>
+              </w:rPr>
+              <w:t>seq(</w:t>
+            </w:r>
+            <w:proofErr w:type="gramEnd"/>
+            <w:r>
+              <w:rPr>
+                <w:rFonts w:ascii="Times New Roman" w:eastAsiaTheme="minorHAnsi" w:hAnsi="Times New Roman" w:cs="Times New Roman"/>
+                <w:kern w:val="2"/>
+                <w:sz w:val="24"/>
+                <w:szCs w:val="24"/>
+                <w14:ligatures w14:val="standardContextual"/>
+              </w:rPr>
+              <w:t xml:space="preserve">), </w:t>
+            </w:r>
+            <w:proofErr w:type="gramStart"/>
+            <w:r>
+              <w:rPr>
+                <w:rFonts w:ascii="Times New Roman" w:eastAsiaTheme="minorHAnsi" w:hAnsi="Times New Roman" w:cs="Times New Roman"/>
+                <w:kern w:val="2"/>
+                <w:sz w:val="24"/>
+                <w:szCs w:val="24"/>
+                <w14:ligatures w14:val="standardContextual"/>
+              </w:rPr>
+              <w:t>rep(</w:t>
+            </w:r>
+            <w:proofErr w:type="gramEnd"/>
+            <w:r>
+              <w:rPr>
+                <w:rFonts w:ascii="Times New Roman" w:eastAsiaTheme="minorHAnsi" w:hAnsi="Times New Roman" w:cs="Times New Roman"/>
+                <w:kern w:val="2"/>
+                <w:sz w:val="24"/>
+                <w:szCs w:val="24"/>
+                <w14:ligatures w14:val="standardContextual"/>
+              </w:rPr>
+              <w:t xml:space="preserve">), </w:t>
+            </w:r>
+            <w:proofErr w:type="spellStart"/>
+            <w:proofErr w:type="gramStart"/>
+            <w:r>
+              <w:rPr>
+                <w:rFonts w:ascii="Times New Roman" w:eastAsiaTheme="minorHAnsi" w:hAnsi="Times New Roman" w:cs="Times New Roman"/>
+                <w:kern w:val="2"/>
+                <w:sz w:val="24"/>
+                <w:szCs w:val="24"/>
+                <w14:ligatures w14:val="standardContextual"/>
+              </w:rPr>
+              <w:t>runif</w:t>
+            </w:r>
+            <w:proofErr w:type="spellEnd"/>
+            <w:r>
+              <w:rPr>
+                <w:rFonts w:ascii="Times New Roman" w:eastAsiaTheme="minorHAnsi" w:hAnsi="Times New Roman" w:cs="Times New Roman"/>
+                <w:kern w:val="2"/>
+                <w:sz w:val="24"/>
+                <w:szCs w:val="24"/>
+                <w14:ligatures w14:val="standardContextual"/>
+              </w:rPr>
+              <w:t>(</w:t>
+            </w:r>
+            <w:proofErr w:type="gramEnd"/>
+            <w:r>
+              <w:rPr>
+                <w:rFonts w:ascii="Times New Roman" w:eastAsiaTheme="minorHAnsi" w:hAnsi="Times New Roman" w:cs="Times New Roman"/>
+                <w:kern w:val="2"/>
+                <w:sz w:val="24"/>
+                <w:szCs w:val="24"/>
+                <w14:ligatures w14:val="standardContextual"/>
+              </w:rPr>
+              <w:t xml:space="preserve">), </w:t>
+            </w:r>
+            <w:proofErr w:type="spellStart"/>
+            <w:proofErr w:type="gramStart"/>
+            <w:r>
+              <w:rPr>
+                <w:rFonts w:ascii="Times New Roman" w:eastAsiaTheme="minorHAnsi" w:hAnsi="Times New Roman" w:cs="Times New Roman"/>
+                <w:kern w:val="2"/>
+                <w:sz w:val="24"/>
+                <w:szCs w:val="24"/>
+                <w14:ligatures w14:val="standardContextual"/>
+              </w:rPr>
+              <w:t>rnorm</w:t>
+            </w:r>
+            <w:proofErr w:type="spellEnd"/>
+            <w:r>
+              <w:rPr>
+                <w:rFonts w:ascii="Times New Roman" w:eastAsiaTheme="minorHAnsi" w:hAnsi="Times New Roman" w:cs="Times New Roman"/>
+                <w:kern w:val="2"/>
+                <w:sz w:val="24"/>
+                <w:szCs w:val="24"/>
+                <w14:ligatures w14:val="standardContextual"/>
+              </w:rPr>
+              <w:t>(</w:t>
+            </w:r>
+            <w:proofErr w:type="gramEnd"/>
+            <w:r>
+              <w:rPr>
+                <w:rFonts w:ascii="Times New Roman" w:eastAsiaTheme="minorHAnsi" w:hAnsi="Times New Roman" w:cs="Times New Roman"/>
+                <w:kern w:val="2"/>
+                <w:sz w:val="24"/>
+                <w:szCs w:val="24"/>
+                <w14:ligatures w14:val="standardContextual"/>
+              </w:rPr>
+              <w:t>).</w:t>
+            </w:r>
+          </w:p>
+          <w:p>
+            <w:pPr>
+              <w:ind w:left="360"/>
+              <w:rPr>
+                <w:rFonts w:ascii="Times New Roman" w:hAnsi="Times New Roman" w:cs="Times New Roman"/>
+                <w:sz w:val="24"/>
+                <w:szCs w:val="24"/>
+              </w:rPr>
+            </w:pPr>
+            <w:r>
+              <w:rPr>
+                <w:rFonts w:ascii="Times New Roman" w:eastAsiaTheme="minorHAnsi" w:hAnsi="Times New Roman" w:cs="Times New Roman"/>
+                <w:b/>
+                <w:bCs/>
+                <w:kern w:val="2"/>
+                <w:sz w:val="24"/>
+                <w:szCs w:val="24"/>
+                <w14:ligatures w14:val="standardContextual"/>
+              </w:rPr>
+              <w:t xml:space="preserve">Experiment: </w:t>
+            </w:r>
+            <w:r>
+              <w:rPr>
+                <w:rFonts w:ascii="Times New Roman" w:eastAsiaTheme="minorHAnsi" w:hAnsi="Times New Roman" w:cs="Times New Roman"/>
+                <w:kern w:val="2"/>
+                <w:sz w:val="24"/>
+                <w:szCs w:val="24"/>
+                <w14:ligatures w14:val="standardContextual"/>
+              </w:rPr>
+              <w:t>Generate a</w:t>
+            </w:r>
+            <w:r>
+              <w:rPr>
+                <w:rFonts w:ascii="Times New Roman" w:eastAsiaTheme="minorHAnsi" w:hAnsi="Times New Roman" w:cs="Times New Roman"/>
+                <w:kern w:val="2"/>
+                <w:sz w:val="24"/>
+                <w:szCs w:val="24"/>
+                <w14:ligatures w14:val="standardContextual"/>
+              </w:rPr>
+              <w:t xml:space="preserve"> regular</w:t>
+            </w:r>
+            <w:r>
+              <w:rPr>
+                <w:rFonts w:ascii="Times New Roman" w:eastAsiaTheme="minorHAnsi" w:hAnsi="Times New Roman" w:cs="Times New Roman"/>
+                <w:kern w:val="2"/>
+                <w:sz w:val="24"/>
+                <w:szCs w:val="24"/>
+                <w14:ligatures w14:val="standardContextual"/>
+              </w:rPr>
+              <w:t xml:space="preserve"> sequence from 1 to 100 with step size 5</w:t>
+            </w:r>
+            <w:r>
+              <w:rPr>
+                <w:rFonts w:ascii="Times New Roman" w:eastAsiaTheme="minorHAnsi" w:hAnsi="Times New Roman" w:cs="Times New Roman"/>
+                <w:b/>
+                <w:bCs/>
+                <w:kern w:val="2"/>
+                <w:sz w:val="24"/>
+                <w:szCs w:val="24"/>
+                <w14:ligatures w14:val="standardContextual"/>
+              </w:rPr>
+              <w:t>.</w:t>
+            </w:r>
+          </w:p>
+        </w:tc>
+        <w:tc>
+          <w:tcPr>
+            <w:tcW w:w="599" w:type="pct"/>
+            <w:vAlign w:val="center"/>
+          </w:tcPr>
+          <w:p>
+            <w:pPr>
+              <w:jc w:val="center"/>
+              <w:rPr>
+                <w:rFonts w:ascii="Times New Roman" w:hAnsi="Times New Roman" w:cs="Times New Roman"/>
+                <w:b/>
+                <w:sz w:val="24"/>
+                <w:szCs w:val="24"/>
+              </w:rPr>
+            </w:pPr>
+          </w:p>
+        </w:tc>
+        <w:tc>
+          <w:tcPr>
+            <w:tcW w:w="575" w:type="pct"/>
+            <w:vAlign w:val="center"/>
+          </w:tcPr>
+          <w:p>
+            <w:pPr>
+              <w:jc w:val="center"/>
+              <w:rPr>
+                <w:rFonts w:ascii="Times New Roman" w:hAnsi="Times New Roman" w:cs="Times New Roman"/>
+                <w:b/>
+                <w:sz w:val="24"/>
+                <w:szCs w:val="24"/>
+              </w:rPr>
+            </w:pPr>
+          </w:p>
+        </w:tc>
+        <w:tc>
+          <w:tcPr>
+            <w:tcW w:w="552" w:type="pct"/>
+            <w:vAlign w:val="center"/>
+          </w:tcPr>
+          <w:p>
+            <w:pPr>
+              <w:jc w:val="center"/>
+              <w:rPr>
+                <w:rFonts w:ascii="Times New Roman" w:hAnsi="Times New Roman" w:cs="Times New Roman"/>
+                <w:b/>
+                <w:sz w:val="24"/>
+                <w:szCs w:val="24"/>
+              </w:rPr>
+            </w:pPr>
           </w:p>
         </w:tc>
       </w:tr>
@@ -3107,7 +3949,7 @@
                 <w:sz w:val="24"/>
                 <w:szCs w:val="24"/>
               </w:rPr>
-              <w:t>13.</w:t>
+              <w:t>16.</w:t>
             </w:r>
           </w:p>
         </w:tc>
@@ -3139,31 +3981,7 @@
                 <w:szCs w:val="24"/>
                 <w14:ligatures w14:val="standardContextual"/>
               </w:rPr>
-              <w:t xml:space="preserve">Saving and Loading R </w:t>
-            </w:r>
-            <w:r>
-              <w:rPr>
-                <w:rFonts w:ascii="Times New Roman" w:eastAsiaTheme="minorHAnsi" w:hAnsi="Times New Roman" w:cs="Times New Roman"/>
-                <w:b/>
-                <w:bCs/>
-                <w:kern w:val="2"/>
-                <w:sz w:val="24"/>
-                <w:szCs w:val="24"/>
-                <w14:ligatures w14:val="standardContextual"/>
-              </w:rPr>
-              <w:t xml:space="preserve">Data </w:t>
-            </w:r>
-            <w:r>
-              <w:rPr>
-                <w:rFonts w:ascii="Times New Roman" w:eastAsiaTheme="minorHAnsi" w:hAnsi="Times New Roman" w:cs="Times New Roman"/>
-                <w:b/>
-                <w:bCs/>
-                <w:kern w:val="2"/>
-                <w:sz w:val="24"/>
-                <w:szCs w:val="24"/>
-                <w14:ligatures w14:val="standardContextual"/>
-              </w:rPr>
-              <w:t>Objects</w:t>
+              <w:t>Handling Missing Data</w:t>
             </w:r>
           </w:p>
           <w:p>
@@ -3198,7 +4016,7 @@
                 <w:szCs w:val="24"/>
                 <w14:ligatures w14:val="standardContextual"/>
               </w:rPr>
-              <w:t>save(</w:t>
+              <w:t>is.na(</w:t>
             </w:r>
             <w:proofErr w:type="gramEnd"/>
             <w:r>
@@ -3209,17 +4027,7 @@
                 <w:szCs w:val="24"/>
                 <w14:ligatures w14:val="standardContextual"/>
               </w:rPr>
-              <w:t>)</w:t>
-            </w:r>
-            <w:r>
-              <w:rPr>
-                <w:rFonts w:ascii="Times New Roman" w:eastAsiaTheme="minorHAnsi" w:hAnsi="Times New Roman" w:cs="Times New Roman"/>
-                <w:kern w:val="2"/>
-                <w:sz w:val="24"/>
-                <w:szCs w:val="24"/>
-                <w14:ligatures w14:val="standardContextual"/>
-              </w:rPr>
-              <w:t xml:space="preserve">, </w:t>
+              <w:t xml:space="preserve">), </w:t>
             </w:r>
             <w:proofErr w:type="gramStart"/>
             <w:r>
@@ -3230,7 +4038,7 @@
                 <w:szCs w:val="24"/>
                 <w14:ligatures w14:val="standardContextual"/>
               </w:rPr>
-              <w:t>load(</w:t>
+              <w:t>na.omit</w:t>
             </w:r>
             <w:proofErr w:type="gramEnd"/>
             <w:r>
@@ -3241,49 +4049,39 @@
                 <w:szCs w:val="24"/>
                 <w14:ligatures w14:val="standardContextual"/>
               </w:rPr>
-              <w:t>)</w:t>
-            </w:r>
-            <w:r>
-              <w:rPr>
-                <w:rFonts w:ascii="Times New Roman" w:eastAsiaTheme="minorHAnsi" w:hAnsi="Times New Roman" w:cs="Times New Roman"/>
-                <w:kern w:val="2"/>
-                <w:sz w:val="24"/>
-                <w:szCs w:val="24"/>
-                <w14:ligatures w14:val="standardContextual"/>
-              </w:rPr>
-              <w:t xml:space="preserve">, and </w:t>
-            </w:r>
-            <w:proofErr w:type="spellStart"/>
-            <w:r>
-              <w:rPr>
-                <w:rFonts w:ascii="Times New Roman" w:eastAsiaTheme="minorHAnsi" w:hAnsi="Times New Roman" w:cs="Times New Roman"/>
-                <w:kern w:val="2"/>
-                <w:sz w:val="24"/>
-                <w:szCs w:val="24"/>
-                <w14:ligatures w14:val="standardContextual"/>
-              </w:rPr>
-              <w:t>RData</w:t>
-            </w:r>
-            <w:proofErr w:type="spellEnd"/>
-            <w:r>
-              <w:rPr>
-                <w:rFonts w:ascii="Times New Roman" w:eastAsiaTheme="minorHAnsi" w:hAnsi="Times New Roman" w:cs="Times New Roman"/>
-                <w:kern w:val="2"/>
-                <w:sz w:val="24"/>
-                <w:szCs w:val="24"/>
-                <w14:ligatures w14:val="standardContextual"/>
-              </w:rPr>
-              <w:t xml:space="preserve"> files</w:t>
-            </w:r>
-            <w:r>
-              <w:rPr>
-                <w:rFonts w:ascii="Times New Roman" w:eastAsiaTheme="minorHAnsi" w:hAnsi="Times New Roman" w:cs="Times New Roman"/>
-                <w:kern w:val="2"/>
-                <w:sz w:val="24"/>
-                <w:szCs w:val="24"/>
-                <w14:ligatures w14:val="standardContextual"/>
-              </w:rPr>
-              <w:t>.</w:t>
+              <w:t xml:space="preserve">(), and </w:t>
+            </w:r>
+            <w:proofErr w:type="gramStart"/>
+            <w:r>
+              <w:rPr>
+                <w:rFonts w:ascii="Times New Roman" w:eastAsiaTheme="minorHAnsi" w:hAnsi="Times New Roman" w:cs="Times New Roman"/>
+                <w:kern w:val="2"/>
+                <w:sz w:val="24"/>
+                <w:szCs w:val="24"/>
+                <w14:ligatures w14:val="standardContextual"/>
+              </w:rPr>
+              <w:t>complete.case</w:t>
+            </w:r>
+            <w:r>
+              <w:rPr>
+                <w:rFonts w:ascii="Times New Roman" w:eastAsiaTheme="minorHAnsi" w:hAnsi="Times New Roman" w:cs="Times New Roman"/>
+                <w:kern w:val="2"/>
+                <w:sz w:val="24"/>
+                <w:szCs w:val="24"/>
+                <w14:ligatures w14:val="standardContextual"/>
+              </w:rPr>
+              <w:t>s</w:t>
+            </w:r>
+            <w:proofErr w:type="gramEnd"/>
+            <w:r>
+              <w:rPr>
+                <w:rFonts w:ascii="Times New Roman" w:eastAsiaTheme="minorHAnsi" w:hAnsi="Times New Roman" w:cs="Times New Roman"/>
+                <w:kern w:val="2"/>
+                <w:sz w:val="24"/>
+                <w:szCs w:val="24"/>
+                <w14:ligatures w14:val="standardContextual"/>
+              </w:rPr>
+              <w:t>().</w:t>
             </w:r>
           </w:p>
           <w:p>
@@ -3297,21 +4095,37 @@
             </w:pPr>
             <w:r>
               <w:rPr>
-                <w:rFonts w:ascii="Times New Roman" w:hAnsi="Times New Roman" w:cs="Times New Roman"/>
+                <w:rFonts w:ascii="Times New Roman" w:eastAsiaTheme="minorHAnsi" w:hAnsi="Times New Roman" w:cs="Times New Roman"/>
                 <w:b/>
                 <w:bCs/>
-                <w:sz w:val="24"/>
-                <w:szCs w:val="24"/>
-              </w:rPr>
-              <w:t xml:space="preserve">Experiment: </w:t>
-            </w:r>
-            <w:r>
-              <w:rPr>
-                <w:rFonts w:ascii="Times New Roman" w:hAnsi="Times New Roman" w:cs="Times New Roman"/>
-                <w:sz w:val="24"/>
-                <w:szCs w:val="24"/>
-              </w:rPr>
-              <w:t xml:space="preserve">Create an R object, save it to a file, and reload it. </w:t>
+                <w:kern w:val="2"/>
+                <w:sz w:val="24"/>
+                <w:szCs w:val="24"/>
+                <w14:ligatures w14:val="standardContextual"/>
+              </w:rPr>
+              <w:t>Experiment:</w:t>
+            </w:r>
+            <w:r>
+              <w:rPr>
+                <w:rFonts w:ascii="Times New Roman" w:eastAsiaTheme="minorHAnsi" w:hAnsi="Times New Roman" w:cs="Times New Roman"/>
+                <w:b/>
+                <w:bCs/>
+                <w:kern w:val="2"/>
+                <w:sz w:val="24"/>
+                <w:szCs w:val="24"/>
+                <w14:ligatures w14:val="standardContextual"/>
+              </w:rPr>
+              <w:t xml:space="preserve"> </w:t>
+            </w:r>
+            <w:r>
+              <w:rPr>
+                <w:rFonts w:ascii="Times New Roman" w:eastAsiaTheme="minorHAnsi" w:hAnsi="Times New Roman" w:cs="Times New Roman"/>
+                <w:kern w:val="2"/>
+                <w:sz w:val="24"/>
+                <w:szCs w:val="24"/>
+                <w14:ligatures w14:val="standardContextual"/>
+              </w:rPr>
+              <w:t xml:space="preserve">Write a program to identify and replace missing values with the mean. </w:t>
             </w:r>
           </w:p>
         </w:tc>
@@ -3393,7 +4207,7 @@
                 <w:sz w:val="24"/>
                 <w:szCs w:val="24"/>
               </w:rPr>
-              <w:t>14.</w:t>
+              <w:t>17.</w:t>
             </w:r>
           </w:p>
         </w:tc>
@@ -3425,7 +4239,7 @@
                 <w:szCs w:val="24"/>
                 <w14:ligatures w14:val="standardContextual"/>
               </w:rPr>
-              <w:t>Generating Data in R</w:t>
+              <w:t>Creating and Manipulating Objects</w:t>
             </w:r>
           </w:p>
           <w:p>
@@ -3449,17 +4263,7 @@
                 <w:szCs w:val="24"/>
                 <w14:ligatures w14:val="standardContextual"/>
               </w:rPr>
-              <w:t xml:space="preserve">Generate </w:t>
-            </w:r>
-            <w:r>
-              <w:rPr>
-                <w:rFonts w:ascii="Times New Roman" w:eastAsiaTheme="minorHAnsi" w:hAnsi="Times New Roman" w:cs="Times New Roman"/>
-                <w:kern w:val="2"/>
-                <w:sz w:val="24"/>
-                <w:szCs w:val="24"/>
-                <w14:ligatures w14:val="standardContextual"/>
-              </w:rPr>
-              <w:t xml:space="preserve">sequence and random data using built-in functions. </w:t>
+              <w:t xml:space="preserve">Work with vectors, matrices, lists, and data frames. </w:t>
             </w:r>
           </w:p>
           <w:p>
@@ -3491,37 +4295,67 @@
                 <w:szCs w:val="24"/>
                 <w14:ligatures w14:val="standardContextual"/>
               </w:rPr>
-              <w:t xml:space="preserve">Generate 100 random numbers between </w:t>
-            </w:r>
-            <w:r>
-              <w:rPr>
-                <w:rFonts w:ascii="Times New Roman" w:eastAsiaTheme="minorHAnsi" w:hAnsi="Times New Roman" w:cs="Times New Roman"/>
-                <w:kern w:val="2"/>
-                <w:sz w:val="24"/>
-                <w:szCs w:val="24"/>
-                <w14:ligatures w14:val="standardContextual"/>
-              </w:rPr>
-              <w:t>1 and 50</w:t>
-            </w:r>
-            <w:r>
-              <w:rPr>
-                <w:rFonts w:ascii="Times New Roman" w:eastAsiaTheme="minorHAnsi" w:hAnsi="Times New Roman" w:cs="Times New Roman"/>
-                <w:kern w:val="2"/>
-                <w:sz w:val="24"/>
-                <w:szCs w:val="24"/>
-                <w14:ligatures w14:val="standardContextual"/>
-              </w:rPr>
-              <w:t xml:space="preserve"> and store them in a vector</w:t>
-            </w:r>
-            <w:r>
-              <w:rPr>
-                <w:rFonts w:ascii="Times New Roman" w:eastAsiaTheme="minorHAnsi" w:hAnsi="Times New Roman" w:cs="Times New Roman"/>
-                <w:kern w:val="2"/>
-                <w:sz w:val="24"/>
-                <w:szCs w:val="24"/>
-                <w14:ligatures w14:val="standardContextual"/>
-              </w:rPr>
-              <w:t>.</w:t>
+              <w:t xml:space="preserve">Write a R program to create a </w:t>
+            </w:r>
+            <w:r>
+              <w:rPr>
+                <w:rFonts w:ascii="Times New Roman" w:eastAsiaTheme="minorHAnsi" w:hAnsi="Times New Roman" w:cs="Times New Roman"/>
+                <w:kern w:val="2"/>
+                <w:sz w:val="24"/>
+                <w:szCs w:val="24"/>
+                <w14:ligatures w14:val="standardContextual"/>
+              </w:rPr>
+              <w:t xml:space="preserve">data frame and </w:t>
+            </w:r>
+            <w:r>
+              <w:rPr>
+                <w:rFonts w:ascii="Times New Roman" w:eastAsiaTheme="minorHAnsi" w:hAnsi="Times New Roman" w:cs="Times New Roman"/>
+                <w:kern w:val="2"/>
+                <w:sz w:val="24"/>
+                <w:szCs w:val="24"/>
+                <w14:ligatures w14:val="standardContextual"/>
+              </w:rPr>
+              <w:t xml:space="preserve">get </w:t>
+            </w:r>
+            <w:r>
+              <w:rPr>
+                <w:rFonts w:ascii="Times New Roman" w:eastAsiaTheme="minorHAnsi" w:hAnsi="Times New Roman" w:cs="Times New Roman"/>
+                <w:kern w:val="2"/>
+                <w:sz w:val="24"/>
+                <w:szCs w:val="24"/>
+                <w14:ligatures w14:val="standardContextual"/>
+              </w:rPr>
+              <w:t>structure,</w:t>
+            </w:r>
+            <w:r>
+              <w:rPr>
+                <w:rFonts w:ascii="Times New Roman" w:eastAsiaTheme="minorHAnsi" w:hAnsi="Times New Roman" w:cs="Times New Roman"/>
+                <w:kern w:val="2"/>
+                <w:sz w:val="24"/>
+                <w:szCs w:val="24"/>
+                <w14:ligatures w14:val="standardContextual"/>
+              </w:rPr>
+              <w:t xml:space="preserve"> statistical</w:t>
+            </w:r>
+            <w:r>
+              <w:rPr>
+                <w:rFonts w:ascii="Times New Roman" w:eastAsiaTheme="minorHAnsi" w:hAnsi="Times New Roman" w:cs="Times New Roman"/>
+                <w:kern w:val="2"/>
+                <w:sz w:val="24"/>
+                <w:szCs w:val="24"/>
+                <w14:ligatures w14:val="standardContextual"/>
+              </w:rPr>
+              <w:t xml:space="preserve"> summary, and nature of data</w:t>
+            </w:r>
+            <w:r>
+              <w:rPr>
+                <w:rFonts w:ascii="Times New Roman" w:eastAsiaTheme="minorHAnsi" w:hAnsi="Times New Roman" w:cs="Times New Roman"/>
+                <w:kern w:val="2"/>
+                <w:sz w:val="24"/>
+                <w:szCs w:val="24"/>
+                <w14:ligatures w14:val="standardContextual"/>
+              </w:rPr>
+              <w:t xml:space="preserve"> of a given data frame. </w:t>
             </w:r>
           </w:p>
         </w:tc>
@@ -3603,7 +4437,8 @@
                 <w:sz w:val="24"/>
                 <w:szCs w:val="24"/>
               </w:rPr>
-              <w:t>15.</w:t>
+              <w:lastRenderedPageBreak/>
+              <w:t>18.</w:t>
             </w:r>
           </w:p>
         </w:tc>
@@ -3635,7 +4470,7 @@
                 <w:szCs w:val="24"/>
                 <w14:ligatures w14:val="standardContextual"/>
               </w:rPr>
-              <w:t>Regular and Random Sequences</w:t>
+              <w:t>Indexing and Accessing Values</w:t>
             </w:r>
           </w:p>
           <w:p>
@@ -3659,128 +4494,18 @@
                 <w:szCs w:val="24"/>
                 <w14:ligatures w14:val="standardContextual"/>
               </w:rPr>
-              <w:t xml:space="preserve">Use </w:t>
-            </w:r>
-            <w:proofErr w:type="gramStart"/>
-            <w:r>
-              <w:rPr>
-                <w:rFonts w:ascii="Times New Roman" w:eastAsiaTheme="minorHAnsi" w:hAnsi="Times New Roman" w:cs="Times New Roman"/>
-                <w:kern w:val="2"/>
-                <w:sz w:val="24"/>
-                <w:szCs w:val="24"/>
-                <w14:ligatures w14:val="standardContextual"/>
-              </w:rPr>
-              <w:t>seq(</w:t>
-            </w:r>
-            <w:proofErr w:type="gramEnd"/>
-            <w:r>
-              <w:rPr>
-                <w:rFonts w:ascii="Times New Roman" w:eastAsiaTheme="minorHAnsi" w:hAnsi="Times New Roman" w:cs="Times New Roman"/>
-                <w:kern w:val="2"/>
-                <w:sz w:val="24"/>
-                <w:szCs w:val="24"/>
-                <w14:ligatures w14:val="standardContextual"/>
-              </w:rPr>
-              <w:t xml:space="preserve">), </w:t>
-            </w:r>
-            <w:proofErr w:type="gramStart"/>
-            <w:r>
-              <w:rPr>
-                <w:rFonts w:ascii="Times New Roman" w:eastAsiaTheme="minorHAnsi" w:hAnsi="Times New Roman" w:cs="Times New Roman"/>
-                <w:kern w:val="2"/>
-                <w:sz w:val="24"/>
-                <w:szCs w:val="24"/>
-                <w14:ligatures w14:val="standardContextual"/>
-              </w:rPr>
-              <w:t>rep(</w:t>
-            </w:r>
-            <w:proofErr w:type="gramEnd"/>
-            <w:r>
-              <w:rPr>
-                <w:rFonts w:ascii="Times New Roman" w:eastAsiaTheme="minorHAnsi" w:hAnsi="Times New Roman" w:cs="Times New Roman"/>
-                <w:kern w:val="2"/>
-                <w:sz w:val="24"/>
-                <w:szCs w:val="24"/>
-                <w14:ligatures w14:val="standardContextual"/>
-              </w:rPr>
-              <w:t xml:space="preserve">), </w:t>
-            </w:r>
-            <w:proofErr w:type="spellStart"/>
-            <w:proofErr w:type="gramStart"/>
-            <w:r>
-              <w:rPr>
-                <w:rFonts w:ascii="Times New Roman" w:eastAsiaTheme="minorHAnsi" w:hAnsi="Times New Roman" w:cs="Times New Roman"/>
-                <w:kern w:val="2"/>
-                <w:sz w:val="24"/>
-                <w:szCs w:val="24"/>
-                <w14:ligatures w14:val="standardContextual"/>
-              </w:rPr>
-              <w:t>runif</w:t>
-            </w:r>
-            <w:proofErr w:type="spellEnd"/>
-            <w:r>
-              <w:rPr>
-                <w:rFonts w:ascii="Times New Roman" w:eastAsiaTheme="minorHAnsi" w:hAnsi="Times New Roman" w:cs="Times New Roman"/>
-                <w:kern w:val="2"/>
-                <w:sz w:val="24"/>
-                <w:szCs w:val="24"/>
-                <w14:ligatures w14:val="standardContextual"/>
-              </w:rPr>
-              <w:t>(</w:t>
-            </w:r>
-            <w:proofErr w:type="gramEnd"/>
-            <w:r>
-              <w:rPr>
-                <w:rFonts w:ascii="Times New Roman" w:eastAsiaTheme="minorHAnsi" w:hAnsi="Times New Roman" w:cs="Times New Roman"/>
-                <w:kern w:val="2"/>
-                <w:sz w:val="24"/>
-                <w:szCs w:val="24"/>
-                <w14:ligatures w14:val="standardContextual"/>
-              </w:rPr>
-              <w:t xml:space="preserve">), </w:t>
-            </w:r>
-            <w:proofErr w:type="spellStart"/>
-            <w:proofErr w:type="gramStart"/>
-            <w:r>
-              <w:rPr>
-                <w:rFonts w:ascii="Times New Roman" w:eastAsiaTheme="minorHAnsi" w:hAnsi="Times New Roman" w:cs="Times New Roman"/>
-                <w:kern w:val="2"/>
-                <w:sz w:val="24"/>
-                <w:szCs w:val="24"/>
-                <w14:ligatures w14:val="standardContextual"/>
-              </w:rPr>
-              <w:t>rnorm</w:t>
-            </w:r>
-            <w:proofErr w:type="spellEnd"/>
-            <w:r>
-              <w:rPr>
-                <w:rFonts w:ascii="Times New Roman" w:eastAsiaTheme="minorHAnsi" w:hAnsi="Times New Roman" w:cs="Times New Roman"/>
-                <w:kern w:val="2"/>
-                <w:sz w:val="24"/>
-                <w:szCs w:val="24"/>
-                <w14:ligatures w14:val="standardContextual"/>
-              </w:rPr>
-              <w:t>(</w:t>
-            </w:r>
-            <w:proofErr w:type="gramEnd"/>
-            <w:r>
-              <w:rPr>
-                <w:rFonts w:ascii="Times New Roman" w:eastAsiaTheme="minorHAnsi" w:hAnsi="Times New Roman" w:cs="Times New Roman"/>
-                <w:kern w:val="2"/>
-                <w:sz w:val="24"/>
-                <w:szCs w:val="24"/>
-                <w14:ligatures w14:val="standardContextual"/>
-              </w:rPr>
-              <w:t>).</w:t>
+              <w:t>Demonstrate indexing systems for different R objects.</w:t>
             </w:r>
           </w:p>
           <w:p>
             <w:pPr>
               <w:ind w:left="360"/>
               <w:rPr>
-                <w:rFonts w:ascii="Times New Roman" w:hAnsi="Times New Roman" w:cs="Times New Roman"/>
-                <w:sz w:val="24"/>
-                <w:szCs w:val="24"/>
+                <w:rFonts w:ascii="Times New Roman" w:eastAsiaTheme="minorHAnsi" w:hAnsi="Times New Roman" w:cs="Times New Roman"/>
+                <w:kern w:val="2"/>
+                <w:sz w:val="24"/>
+                <w:szCs w:val="24"/>
+                <w14:ligatures w14:val="standardContextual"/>
               </w:rPr>
             </w:pPr>
             <w:r>
@@ -3803,39 +4528,129 @@
                 <w:szCs w:val="24"/>
                 <w14:ligatures w14:val="standardContextual"/>
               </w:rPr>
-              <w:t>Generate a</w:t>
-            </w:r>
-            <w:r>
-              <w:rPr>
-                <w:rFonts w:ascii="Times New Roman" w:eastAsiaTheme="minorHAnsi" w:hAnsi="Times New Roman" w:cs="Times New Roman"/>
-                <w:kern w:val="2"/>
-                <w:sz w:val="24"/>
-                <w:szCs w:val="24"/>
-                <w14:ligatures w14:val="standardContextual"/>
-              </w:rPr>
-              <w:t xml:space="preserve"> regular</w:t>
-            </w:r>
-            <w:r>
-              <w:rPr>
-                <w:rFonts w:ascii="Times New Roman" w:eastAsiaTheme="minorHAnsi" w:hAnsi="Times New Roman" w:cs="Times New Roman"/>
-                <w:kern w:val="2"/>
-                <w:sz w:val="24"/>
-                <w:szCs w:val="24"/>
-                <w14:ligatures w14:val="standardContextual"/>
-              </w:rPr>
-              <w:t xml:space="preserve"> sequence from 1 to 100 with step size 5</w:t>
-            </w:r>
-            <w:r>
-              <w:rPr>
-                <w:rFonts w:ascii="Times New Roman" w:eastAsiaTheme="minorHAnsi" w:hAnsi="Times New Roman" w:cs="Times New Roman"/>
-                <w:b/>
-                <w:bCs/>
-                <w:kern w:val="2"/>
-                <w:sz w:val="24"/>
-                <w:szCs w:val="24"/>
-                <w14:ligatures w14:val="standardContextual"/>
-              </w:rPr>
-              <w:t>.</w:t>
+              <w:t>Write a R program to create a matrix and perform following operations:</w:t>
+            </w:r>
+          </w:p>
+          <w:p>
+            <w:pPr>
+              <w:pStyle w:val="ListParagraph"/>
+              <w:numPr>
+                <w:ilvl w:val="0"/>
+                <w:numId w:val="26"/>
+              </w:numPr>
+              <w:rPr>
+                <w:rFonts w:ascii="Times New Roman" w:eastAsiaTheme="minorHAnsi" w:hAnsi="Times New Roman" w:cs="Times New Roman"/>
+                <w:kern w:val="2"/>
+                <w:sz w:val="24"/>
+                <w:szCs w:val="24"/>
+                <w14:ligatures w14:val="standardContextual"/>
+              </w:rPr>
+            </w:pPr>
+            <w:r>
+              <w:rPr>
+                <w:rFonts w:ascii="Times New Roman" w:eastAsiaTheme="minorHAnsi" w:hAnsi="Times New Roman" w:cs="Times New Roman"/>
+                <w:kern w:val="2"/>
+                <w:sz w:val="24"/>
+                <w:szCs w:val="24"/>
+                <w14:ligatures w14:val="standardContextual"/>
+              </w:rPr>
+              <w:t xml:space="preserve">Extract </w:t>
+            </w:r>
+            <w:r>
+              <w:rPr>
+                <w:rFonts w:ascii="Times New Roman" w:eastAsiaTheme="minorHAnsi" w:hAnsi="Times New Roman" w:cs="Times New Roman"/>
+                <w:kern w:val="2"/>
+                <w:sz w:val="24"/>
+                <w:szCs w:val="24"/>
+                <w14:ligatures w14:val="standardContextual"/>
+              </w:rPr>
+              <w:t xml:space="preserve">the </w:t>
+            </w:r>
+            <w:r>
+              <w:rPr>
+                <w:rFonts w:ascii="Times New Roman" w:eastAsiaTheme="minorHAnsi" w:hAnsi="Times New Roman" w:cs="Times New Roman"/>
+                <w:kern w:val="2"/>
+                <w:sz w:val="24"/>
+                <w:szCs w:val="24"/>
+                <w14:ligatures w14:val="standardContextual"/>
+              </w:rPr>
+              <w:t xml:space="preserve">sub-matrix </w:t>
+            </w:r>
+            <w:r>
+              <w:rPr>
+                <w:rFonts w:ascii="Times New Roman" w:eastAsiaTheme="minorHAnsi" w:hAnsi="Times New Roman" w:cs="Times New Roman"/>
+                <w:kern w:val="2"/>
+                <w:sz w:val="24"/>
+                <w:szCs w:val="24"/>
+                <w14:ligatures w14:val="standardContextual"/>
+              </w:rPr>
+              <w:t>whose rows have column value &gt; 3 from a given matrix.</w:t>
+            </w:r>
+          </w:p>
+          <w:p>
+            <w:pPr>
+              <w:pStyle w:val="ListParagraph"/>
+              <w:numPr>
+                <w:ilvl w:val="0"/>
+                <w:numId w:val="26"/>
+              </w:numPr>
+              <w:rPr>
+                <w:rFonts w:ascii="Times New Roman" w:eastAsiaTheme="minorHAnsi" w:hAnsi="Times New Roman" w:cs="Times New Roman"/>
+                <w:kern w:val="2"/>
+                <w:sz w:val="24"/>
+                <w:szCs w:val="24"/>
+                <w14:ligatures w14:val="standardContextual"/>
+              </w:rPr>
+            </w:pPr>
+            <w:r>
+              <w:rPr>
+                <w:rFonts w:ascii="Times New Roman" w:eastAsiaTheme="minorHAnsi" w:hAnsi="Times New Roman" w:cs="Times New Roman"/>
+                <w:kern w:val="2"/>
+                <w:sz w:val="24"/>
+                <w:szCs w:val="24"/>
+                <w14:ligatures w14:val="standardContextual"/>
+              </w:rPr>
+              <w:t xml:space="preserve">Convert </w:t>
+            </w:r>
+            <w:r>
+              <w:rPr>
+                <w:rFonts w:ascii="Times New Roman" w:eastAsiaTheme="minorHAnsi" w:hAnsi="Times New Roman" w:cs="Times New Roman"/>
+                <w:kern w:val="2"/>
+                <w:sz w:val="24"/>
+                <w:szCs w:val="24"/>
+                <w14:ligatures w14:val="standardContextual"/>
+              </w:rPr>
+              <w:t xml:space="preserve">a </w:t>
+            </w:r>
+            <w:r>
+              <w:rPr>
+                <w:rFonts w:ascii="Times New Roman" w:eastAsiaTheme="minorHAnsi" w:hAnsi="Times New Roman" w:cs="Times New Roman"/>
+                <w:kern w:val="2"/>
+                <w:sz w:val="24"/>
+                <w:szCs w:val="24"/>
+                <w14:ligatures w14:val="standardContextual"/>
+              </w:rPr>
+              <w:t xml:space="preserve">matrix to </w:t>
+            </w:r>
+            <w:r>
+              <w:rPr>
+                <w:rFonts w:ascii="Times New Roman" w:eastAsiaTheme="minorHAnsi" w:hAnsi="Times New Roman" w:cs="Times New Roman"/>
+                <w:kern w:val="2"/>
+                <w:sz w:val="24"/>
+                <w:szCs w:val="24"/>
+                <w14:ligatures w14:val="standardContextual"/>
+              </w:rPr>
+              <w:t xml:space="preserve">a </w:t>
+            </w:r>
+            <w:r>
+              <w:rPr>
+                <w:rFonts w:ascii="Times New Roman" w:eastAsiaTheme="minorHAnsi" w:hAnsi="Times New Roman" w:cs="Times New Roman"/>
+                <w:kern w:val="2"/>
+                <w:sz w:val="24"/>
+                <w:szCs w:val="24"/>
+                <w14:ligatures w14:val="standardContextual"/>
+              </w:rPr>
+              <w:t>1D array.</w:t>
             </w:r>
           </w:p>
         </w:tc>
@@ -3897,6 +4712,38 @@
         </w:trPr>
         <w:tc>
           <w:tcPr>
+            <w:tcW w:w="5000" w:type="pct"/>
+            <w:gridSpan w:val="5"/>
+            <w:vAlign w:val="center"/>
+          </w:tcPr>
+          <w:p>
+            <w:pPr>
+              <w:jc w:val="center"/>
+              <w:rPr>
+                <w:rFonts w:ascii="Times New Roman" w:hAnsi="Times New Roman" w:cs="Times New Roman"/>
+                <w:b/>
+                <w:sz w:val="24"/>
+                <w:szCs w:val="24"/>
+              </w:rPr>
+            </w:pPr>
+            <w:r>
+              <w:rPr>
+                <w:rFonts w:ascii="Times New Roman" w:hAnsi="Times New Roman" w:cs="Times New Roman"/>
+                <w:b/>
+                <w:sz w:val="24"/>
+                <w:szCs w:val="24"/>
+              </w:rPr>
+              <w:t>SECTION-D</w:t>
+            </w:r>
+          </w:p>
+        </w:tc>
+      </w:tr>
+      <w:tr>
+        <w:trPr>
+          <w:trHeight w:val="567"/>
+        </w:trPr>
+        <w:tc>
+          <w:tcPr>
             <w:tcW w:w="270" w:type="pct"/>
             <w:vAlign w:val="center"/>
           </w:tcPr>
@@ -3917,7 +4764,7 @@
                 <w:sz w:val="24"/>
                 <w:szCs w:val="24"/>
               </w:rPr>
-              <w:t>16.</w:t>
+              <w:t>19.</w:t>
             </w:r>
           </w:p>
         </w:tc>
@@ -3931,7 +4778,7 @@
               <w:pStyle w:val="ListParagraph"/>
               <w:numPr>
                 <w:ilvl w:val="0"/>
-                <w:numId w:val="25"/>
+                <w:numId w:val="27"/>
               </w:numPr>
               <w:rPr>
                 <w:rFonts w:ascii="Times New Roman" w:hAnsi="Times New Roman" w:cs="Times New Roman"/>
@@ -3949,7 +4796,7 @@
                 <w:szCs w:val="24"/>
                 <w14:ligatures w14:val="standardContextual"/>
               </w:rPr>
-              <w:t>Handling Missing Data</w:t>
+              <w:t>Introduction to S3 and S4 Classes</w:t>
             </w:r>
           </w:p>
           <w:p>
@@ -3973,83 +4820,7 @@
                 <w:szCs w:val="24"/>
                 <w14:ligatures w14:val="standardContextual"/>
               </w:rPr>
-              <w:t xml:space="preserve">Use </w:t>
-            </w:r>
-            <w:proofErr w:type="gramStart"/>
-            <w:r>
-              <w:rPr>
-                <w:rFonts w:ascii="Times New Roman" w:eastAsiaTheme="minorHAnsi" w:hAnsi="Times New Roman" w:cs="Times New Roman"/>
-                <w:kern w:val="2"/>
-                <w:sz w:val="24"/>
-                <w:szCs w:val="24"/>
-                <w14:ligatures w14:val="standardContextual"/>
-              </w:rPr>
-              <w:t>is.na(</w:t>
-            </w:r>
-            <w:proofErr w:type="gramEnd"/>
-            <w:r>
-              <w:rPr>
-                <w:rFonts w:ascii="Times New Roman" w:eastAsiaTheme="minorHAnsi" w:hAnsi="Times New Roman" w:cs="Times New Roman"/>
-                <w:kern w:val="2"/>
-                <w:sz w:val="24"/>
-                <w:szCs w:val="24"/>
-                <w14:ligatures w14:val="standardContextual"/>
-              </w:rPr>
-              <w:t xml:space="preserve">), </w:t>
-            </w:r>
-            <w:proofErr w:type="gramStart"/>
-            <w:r>
-              <w:rPr>
-                <w:rFonts w:ascii="Times New Roman" w:eastAsiaTheme="minorHAnsi" w:hAnsi="Times New Roman" w:cs="Times New Roman"/>
-                <w:kern w:val="2"/>
-                <w:sz w:val="24"/>
-                <w:szCs w:val="24"/>
-                <w14:ligatures w14:val="standardContextual"/>
-              </w:rPr>
-              <w:t>na.omit</w:t>
-            </w:r>
-            <w:proofErr w:type="gramEnd"/>
-            <w:r>
-              <w:rPr>
-                <w:rFonts w:ascii="Times New Roman" w:eastAsiaTheme="minorHAnsi" w:hAnsi="Times New Roman" w:cs="Times New Roman"/>
-                <w:kern w:val="2"/>
-                <w:sz w:val="24"/>
-                <w:szCs w:val="24"/>
-                <w14:ligatures w14:val="standardContextual"/>
-              </w:rPr>
-              <w:t xml:space="preserve">(), and </w:t>
-            </w:r>
-            <w:proofErr w:type="gramStart"/>
-            <w:r>
-              <w:rPr>
-                <w:rFonts w:ascii="Times New Roman" w:eastAsiaTheme="minorHAnsi" w:hAnsi="Times New Roman" w:cs="Times New Roman"/>
-                <w:kern w:val="2"/>
-                <w:sz w:val="24"/>
-                <w:szCs w:val="24"/>
-                <w14:ligatures w14:val="standardContextual"/>
-              </w:rPr>
-              <w:t>complete.case</w:t>
-            </w:r>
-            <w:r>
-              <w:rPr>
-                <w:rFonts w:ascii="Times New Roman" w:eastAsiaTheme="minorHAnsi" w:hAnsi="Times New Roman" w:cs="Times New Roman"/>
-                <w:kern w:val="2"/>
-                <w:sz w:val="24"/>
-                <w:szCs w:val="24"/>
-                <w14:ligatures w14:val="standardContextual"/>
-              </w:rPr>
-              <w:t>s</w:t>
-            </w:r>
-            <w:proofErr w:type="gramEnd"/>
-            <w:r>
-              <w:rPr>
-                <w:rFonts w:ascii="Times New Roman" w:eastAsiaTheme="minorHAnsi" w:hAnsi="Times New Roman" w:cs="Times New Roman"/>
-                <w:kern w:val="2"/>
-                <w:sz w:val="24"/>
-                <w:szCs w:val="24"/>
-                <w14:ligatures w14:val="standardContextual"/>
-              </w:rPr>
-              <w:t>().</w:t>
+              <w:t xml:space="preserve">Create and use simple S3 and S4 objects. </w:t>
             </w:r>
           </w:p>
           <w:p>
@@ -4071,29 +4842,17 @@
                 <w:szCs w:val="24"/>
                 <w14:ligatures w14:val="standardContextual"/>
               </w:rPr>
-              <w:t>Experiment:</w:t>
-            </w:r>
-            <w:r>
-              <w:rPr>
-                <w:rFonts w:ascii="Times New Roman" w:eastAsiaTheme="minorHAnsi" w:hAnsi="Times New Roman" w:cs="Times New Roman"/>
-                <w:b/>
-                <w:bCs/>
-                <w:kern w:val="2"/>
-                <w:sz w:val="24"/>
-                <w:szCs w:val="24"/>
-                <w14:ligatures w14:val="standardContextual"/>
-              </w:rPr>
-              <w:t xml:space="preserve"> </w:t>
-            </w:r>
-            <w:r>
-              <w:rPr>
-                <w:rFonts w:ascii="Times New Roman" w:eastAsiaTheme="minorHAnsi" w:hAnsi="Times New Roman" w:cs="Times New Roman"/>
-                <w:kern w:val="2"/>
-                <w:sz w:val="24"/>
-                <w:szCs w:val="24"/>
-                <w14:ligatures w14:val="standardContextual"/>
-              </w:rPr>
-              <w:t xml:space="preserve">Write a program to identify and replace missing values with the mean. </w:t>
+              <w:t xml:space="preserve">Experiment: </w:t>
+            </w:r>
+            <w:r>
+              <w:rPr>
+                <w:rFonts w:ascii="Times New Roman" w:eastAsiaTheme="minorHAnsi" w:hAnsi="Times New Roman" w:cs="Times New Roman"/>
+                <w:kern w:val="2"/>
+                <w:sz w:val="24"/>
+                <w:szCs w:val="24"/>
+                <w14:ligatures w14:val="standardContextual"/>
+              </w:rPr>
+              <w:t xml:space="preserve">Demonstrate indexing on vectors, matrices, and data frames. </w:t>
             </w:r>
           </w:p>
         </w:tc>
@@ -4175,7 +4934,7 @@
                 <w:sz w:val="24"/>
                 <w:szCs w:val="24"/>
               </w:rPr>
-              <w:t>17.</w:t>
+              <w:t>20.</w:t>
             </w:r>
           </w:p>
         </w:tc>
@@ -4189,7 +4948,7 @@
               <w:pStyle w:val="ListParagraph"/>
               <w:numPr>
                 <w:ilvl w:val="0"/>
-                <w:numId w:val="25"/>
+                <w:numId w:val="27"/>
               </w:numPr>
               <w:rPr>
                 <w:rFonts w:ascii="Times New Roman" w:hAnsi="Times New Roman" w:cs="Times New Roman"/>
@@ -4207,7 +4966,7 @@
                 <w:szCs w:val="24"/>
                 <w14:ligatures w14:val="standardContextual"/>
               </w:rPr>
-              <w:t>Creating and Manipulating Objects</w:t>
+              <w:t>Reference Classes and User-Defined Functions</w:t>
             </w:r>
           </w:p>
           <w:p>
@@ -4231,7 +4990,7 @@
                 <w:szCs w:val="24"/>
                 <w14:ligatures w14:val="standardContextual"/>
               </w:rPr>
-              <w:t xml:space="preserve">Work with vectors, matrices, lists, and data frames. </w:t>
+              <w:t>Implement references classes and arithmetic functions.</w:t>
             </w:r>
           </w:p>
           <w:p>
@@ -4263,67 +5022,27 @@
                 <w:szCs w:val="24"/>
                 <w14:ligatures w14:val="standardContextual"/>
               </w:rPr>
-              <w:t xml:space="preserve">Write a R program to create a </w:t>
-            </w:r>
-            <w:r>
-              <w:rPr>
-                <w:rFonts w:ascii="Times New Roman" w:eastAsiaTheme="minorHAnsi" w:hAnsi="Times New Roman" w:cs="Times New Roman"/>
-                <w:kern w:val="2"/>
-                <w:sz w:val="24"/>
-                <w:szCs w:val="24"/>
-                <w14:ligatures w14:val="standardContextual"/>
-              </w:rPr>
-              <w:t xml:space="preserve">data frame and </w:t>
-            </w:r>
-            <w:r>
-              <w:rPr>
-                <w:rFonts w:ascii="Times New Roman" w:eastAsiaTheme="minorHAnsi" w:hAnsi="Times New Roman" w:cs="Times New Roman"/>
-                <w:kern w:val="2"/>
-                <w:sz w:val="24"/>
-                <w:szCs w:val="24"/>
-                <w14:ligatures w14:val="standardContextual"/>
-              </w:rPr>
-              <w:t xml:space="preserve">get </w:t>
-            </w:r>
-            <w:r>
-              <w:rPr>
-                <w:rFonts w:ascii="Times New Roman" w:eastAsiaTheme="minorHAnsi" w:hAnsi="Times New Roman" w:cs="Times New Roman"/>
-                <w:kern w:val="2"/>
-                <w:sz w:val="24"/>
-                <w:szCs w:val="24"/>
-                <w14:ligatures w14:val="standardContextual"/>
-              </w:rPr>
-              <w:t>structure,</w:t>
-            </w:r>
-            <w:r>
-              <w:rPr>
-                <w:rFonts w:ascii="Times New Roman" w:eastAsiaTheme="minorHAnsi" w:hAnsi="Times New Roman" w:cs="Times New Roman"/>
-                <w:kern w:val="2"/>
-                <w:sz w:val="24"/>
-                <w:szCs w:val="24"/>
-                <w14:ligatures w14:val="standardContextual"/>
-              </w:rPr>
-              <w:t xml:space="preserve"> statistical</w:t>
-            </w:r>
-            <w:r>
-              <w:rPr>
-                <w:rFonts w:ascii="Times New Roman" w:eastAsiaTheme="minorHAnsi" w:hAnsi="Times New Roman" w:cs="Times New Roman"/>
-                <w:kern w:val="2"/>
-                <w:sz w:val="24"/>
-                <w:szCs w:val="24"/>
-                <w14:ligatures w14:val="standardContextual"/>
-              </w:rPr>
-              <w:t xml:space="preserve"> summary, and nature of data</w:t>
-            </w:r>
-            <w:r>
-              <w:rPr>
-                <w:rFonts w:ascii="Times New Roman" w:eastAsiaTheme="minorHAnsi" w:hAnsi="Times New Roman" w:cs="Times New Roman"/>
-                <w:kern w:val="2"/>
-                <w:sz w:val="24"/>
-                <w:szCs w:val="24"/>
-                <w14:ligatures w14:val="standardContextual"/>
-              </w:rPr>
-              <w:t xml:space="preserve"> of a given data frame. </w:t>
+              <w:t>Create a reference class</w:t>
+            </w:r>
+            <w:r>
+              <w:rPr>
+                <w:rFonts w:ascii="Times New Roman" w:eastAsiaTheme="minorHAnsi" w:hAnsi="Times New Roman" w:cs="Times New Roman"/>
+                <w:kern w:val="2"/>
+                <w:sz w:val="24"/>
+                <w:szCs w:val="24"/>
+                <w14:ligatures w14:val="standardContextual"/>
+              </w:rPr>
+              <w:t xml:space="preserve"> to perform basic </w:t>
+            </w:r>
+            <w:r>
+              <w:rPr>
+                <w:rFonts w:ascii="Times New Roman" w:eastAsiaTheme="minorHAnsi" w:hAnsi="Times New Roman" w:cs="Times New Roman"/>
+                <w:kern w:val="2"/>
+                <w:sz w:val="24"/>
+                <w:szCs w:val="24"/>
+                <w14:ligatures w14:val="standardContextual"/>
+              </w:rPr>
+              <w:t>arithmetic operations.</w:t>
             </w:r>
           </w:p>
         </w:tc>
@@ -4405,8 +5124,7 @@
                 <w:sz w:val="24"/>
                 <w:szCs w:val="24"/>
               </w:rPr>
-              <w:lastRenderedPageBreak/>
-              <w:t>18.</w:t>
+              <w:t>21.</w:t>
             </w:r>
           </w:p>
         </w:tc>
@@ -4420,7 +5138,7 @@
               <w:pStyle w:val="ListParagraph"/>
               <w:numPr>
                 <w:ilvl w:val="0"/>
-                <w:numId w:val="25"/>
+                <w:numId w:val="27"/>
               </w:numPr>
               <w:rPr>
                 <w:rFonts w:ascii="Times New Roman" w:hAnsi="Times New Roman" w:cs="Times New Roman"/>
@@ -4438,7 +5156,19 @@
                 <w:szCs w:val="24"/>
                 <w14:ligatures w14:val="standardContextual"/>
               </w:rPr>
-              <w:t>Indexing and Accessing Values</w:t>
+              <w:t xml:space="preserve">Creating </w:t>
+            </w:r>
+            <w:r>
+              <w:rPr>
+                <w:rFonts w:ascii="Times New Roman" w:eastAsiaTheme="minorHAnsi" w:hAnsi="Times New Roman" w:cs="Times New Roman"/>
+                <w:b/>
+                <w:bCs/>
+                <w:kern w:val="2"/>
+                <w:sz w:val="24"/>
+                <w:szCs w:val="24"/>
+                <w14:ligatures w14:val="standardContextual"/>
+              </w:rPr>
+              <w:t>Basic 2D and 3D Plots</w:t>
             </w:r>
           </w:p>
           <w:p>
@@ -4450,175 +5180,47 @@
               </w:numPr>
               <w:rPr>
                 <w:rFonts w:ascii="Times New Roman" w:hAnsi="Times New Roman" w:cs="Times New Roman"/>
-                <w:sz w:val="24"/>
-                <w:szCs w:val="24"/>
-              </w:rPr>
-            </w:pPr>
-            <w:r>
-              <w:rPr>
-                <w:rFonts w:ascii="Times New Roman" w:eastAsiaTheme="minorHAnsi" w:hAnsi="Times New Roman" w:cs="Times New Roman"/>
-                <w:kern w:val="2"/>
-                <w:sz w:val="24"/>
-                <w:szCs w:val="24"/>
-                <w14:ligatures w14:val="standardContextual"/>
-              </w:rPr>
-              <w:t>Demonstrate indexing systems for different R objects.</w:t>
+                <w:b/>
+                <w:bCs/>
+                <w:sz w:val="24"/>
+                <w:szCs w:val="24"/>
+              </w:rPr>
+            </w:pPr>
+            <w:r>
+              <w:rPr>
+                <w:rFonts w:ascii="Times New Roman" w:hAnsi="Times New Roman" w:cs="Times New Roman"/>
+                <w:sz w:val="24"/>
+                <w:szCs w:val="24"/>
+              </w:rPr>
+              <w:t>Plot line graphs, scatter plots, and bar charts.</w:t>
             </w:r>
           </w:p>
           <w:p>
             <w:pPr>
               <w:ind w:left="360"/>
               <w:rPr>
-                <w:rFonts w:ascii="Times New Roman" w:eastAsiaTheme="minorHAnsi" w:hAnsi="Times New Roman" w:cs="Times New Roman"/>
-                <w:kern w:val="2"/>
-                <w:sz w:val="24"/>
-                <w:szCs w:val="24"/>
-                <w14:ligatures w14:val="standardContextual"/>
-              </w:rPr>
-            </w:pPr>
-            <w:r>
-              <w:rPr>
-                <w:rFonts w:ascii="Times New Roman" w:eastAsiaTheme="minorHAnsi" w:hAnsi="Times New Roman" w:cs="Times New Roman"/>
+                <w:rFonts w:ascii="Times New Roman" w:hAnsi="Times New Roman" w:cs="Times New Roman"/>
+                <w:sz w:val="24"/>
+                <w:szCs w:val="24"/>
+              </w:rPr>
+            </w:pPr>
+            <w:r>
+              <w:rPr>
+                <w:rFonts w:ascii="Times New Roman" w:hAnsi="Times New Roman" w:cs="Times New Roman"/>
                 <w:b/>
                 <w:bCs/>
-                <w:kern w:val="2"/>
-                <w:sz w:val="24"/>
-                <w:szCs w:val="24"/>
-                <w14:ligatures w14:val="standardContextual"/>
+                <w:sz w:val="24"/>
+                <w:szCs w:val="24"/>
               </w:rPr>
               <w:t xml:space="preserve">Experiment: </w:t>
             </w:r>
             <w:r>
               <w:rPr>
-                <w:rFonts w:ascii="Times New Roman" w:eastAsiaTheme="minorHAnsi" w:hAnsi="Times New Roman" w:cs="Times New Roman"/>
-                <w:kern w:val="2"/>
-                <w:sz w:val="24"/>
-                <w:szCs w:val="24"/>
-                <w14:ligatures w14:val="standardContextual"/>
-              </w:rPr>
-              <w:t>Write a R program to create a matrix and perform following operations:</w:t>
-            </w:r>
-          </w:p>
-          <w:p>
-            <w:pPr>
-              <w:pStyle w:val="ListParagraph"/>
-              <w:numPr>
-                <w:ilvl w:val="0"/>
-                <w:numId w:val="26"/>
-              </w:numPr>
-              <w:rPr>
-                <w:rFonts w:ascii="Times New Roman" w:eastAsiaTheme="minorHAnsi" w:hAnsi="Times New Roman" w:cs="Times New Roman"/>
-                <w:kern w:val="2"/>
-                <w:sz w:val="24"/>
-                <w:szCs w:val="24"/>
-                <w14:ligatures w14:val="standardContextual"/>
-              </w:rPr>
-            </w:pPr>
-            <w:r>
-              <w:rPr>
-                <w:rFonts w:ascii="Times New Roman" w:eastAsiaTheme="minorHAnsi" w:hAnsi="Times New Roman" w:cs="Times New Roman"/>
-                <w:kern w:val="2"/>
-                <w:sz w:val="24"/>
-                <w:szCs w:val="24"/>
-                <w14:ligatures w14:val="standardContextual"/>
-              </w:rPr>
-              <w:t xml:space="preserve">Extract </w:t>
-            </w:r>
-            <w:r>
-              <w:rPr>
-                <w:rFonts w:ascii="Times New Roman" w:eastAsiaTheme="minorHAnsi" w:hAnsi="Times New Roman" w:cs="Times New Roman"/>
-                <w:kern w:val="2"/>
-                <w:sz w:val="24"/>
-                <w:szCs w:val="24"/>
-                <w14:ligatures w14:val="standardContextual"/>
-              </w:rPr>
-              <w:t xml:space="preserve">the </w:t>
-            </w:r>
-            <w:r>
-              <w:rPr>
-                <w:rFonts w:ascii="Times New Roman" w:eastAsiaTheme="minorHAnsi" w:hAnsi="Times New Roman" w:cs="Times New Roman"/>
-                <w:kern w:val="2"/>
-                <w:sz w:val="24"/>
-                <w:szCs w:val="24"/>
-                <w14:ligatures w14:val="standardContextual"/>
-              </w:rPr>
-              <w:t xml:space="preserve">sub-matrix </w:t>
-            </w:r>
-            <w:r>
-              <w:rPr>
-                <w:rFonts w:ascii="Times New Roman" w:eastAsiaTheme="minorHAnsi" w:hAnsi="Times New Roman" w:cs="Times New Roman"/>
-                <w:kern w:val="2"/>
-                <w:sz w:val="24"/>
-                <w:szCs w:val="24"/>
-                <w14:ligatures w14:val="standardContextual"/>
-              </w:rPr>
-              <w:t>whose rows have column value &gt; 3 from a given matrix.</w:t>
-            </w:r>
-          </w:p>
-          <w:p>
-            <w:pPr>
-              <w:pStyle w:val="ListParagraph"/>
-              <w:numPr>
-                <w:ilvl w:val="0"/>
-                <w:numId w:val="26"/>
-              </w:numPr>
-              <w:rPr>
-                <w:rFonts w:ascii="Times New Roman" w:eastAsiaTheme="minorHAnsi" w:hAnsi="Times New Roman" w:cs="Times New Roman"/>
-                <w:kern w:val="2"/>
-                <w:sz w:val="24"/>
-                <w:szCs w:val="24"/>
-                <w14:ligatures w14:val="standardContextual"/>
-              </w:rPr>
-            </w:pPr>
-            <w:r>
-              <w:rPr>
-                <w:rFonts w:ascii="Times New Roman" w:eastAsiaTheme="minorHAnsi" w:hAnsi="Times New Roman" w:cs="Times New Roman"/>
-                <w:kern w:val="2"/>
-                <w:sz w:val="24"/>
-                <w:szCs w:val="24"/>
-                <w14:ligatures w14:val="standardContextual"/>
-              </w:rPr>
-              <w:t xml:space="preserve">Convert </w:t>
-            </w:r>
-            <w:r>
-              <w:rPr>
-                <w:rFonts w:ascii="Times New Roman" w:eastAsiaTheme="minorHAnsi" w:hAnsi="Times New Roman" w:cs="Times New Roman"/>
-                <w:kern w:val="2"/>
-                <w:sz w:val="24"/>
-                <w:szCs w:val="24"/>
-                <w14:ligatures w14:val="standardContextual"/>
-              </w:rPr>
-              <w:t xml:space="preserve">a </w:t>
-            </w:r>
-            <w:r>
-              <w:rPr>
-                <w:rFonts w:ascii="Times New Roman" w:eastAsiaTheme="minorHAnsi" w:hAnsi="Times New Roman" w:cs="Times New Roman"/>
-                <w:kern w:val="2"/>
-                <w:sz w:val="24"/>
-                <w:szCs w:val="24"/>
-                <w14:ligatures w14:val="standardContextual"/>
-              </w:rPr>
-              <w:t xml:space="preserve">matrix to </w:t>
-            </w:r>
-            <w:r>
-              <w:rPr>
-                <w:rFonts w:ascii="Times New Roman" w:eastAsiaTheme="minorHAnsi" w:hAnsi="Times New Roman" w:cs="Times New Roman"/>
-                <w:kern w:val="2"/>
-                <w:sz w:val="24"/>
-                <w:szCs w:val="24"/>
-                <w14:ligatures w14:val="standardContextual"/>
-              </w:rPr>
-              <w:t xml:space="preserve">a </w:t>
-            </w:r>
-            <w:r>
-              <w:rPr>
-                <w:rFonts w:ascii="Times New Roman" w:eastAsiaTheme="minorHAnsi" w:hAnsi="Times New Roman" w:cs="Times New Roman"/>
-                <w:kern w:val="2"/>
-                <w:sz w:val="24"/>
-                <w:szCs w:val="24"/>
-                <w14:ligatures w14:val="standardContextual"/>
-              </w:rPr>
-              <w:t>1D array.</w:t>
+                <w:rFonts w:ascii="Times New Roman" w:hAnsi="Times New Roman" w:cs="Times New Roman"/>
+                <w:sz w:val="24"/>
+                <w:szCs w:val="24"/>
+              </w:rPr>
+              <w:t>Create a scatter plot for two numeric variables.</w:t>
             </w:r>
           </w:p>
         </w:tc>
@@ -4680,29 +5282,203 @@
         </w:trPr>
         <w:tc>
           <w:tcPr>
-            <w:tcW w:w="5000" w:type="pct"/>
-            <w:gridSpan w:val="5"/>
-            <w:vAlign w:val="center"/>
-          </w:tcPr>
-          <w:p>
-            <w:pPr>
-              <w:jc w:val="center"/>
-              <w:rPr>
-                <w:rFonts w:ascii="Times New Roman" w:hAnsi="Times New Roman" w:cs="Times New Roman"/>
-                <w:b/>
-                <w:sz w:val="24"/>
-                <w:szCs w:val="24"/>
-              </w:rPr>
-            </w:pPr>
-            <w:r>
-              <w:rPr>
-                <w:rFonts w:ascii="Times New Roman" w:hAnsi="Times New Roman" w:cs="Times New Roman"/>
-                <w:b/>
-                <w:sz w:val="24"/>
-                <w:szCs w:val="24"/>
-              </w:rPr>
-              <w:t>SECTION-D</w:t>
-            </w:r>
+            <w:tcW w:w="270" w:type="pct"/>
+            <w:vAlign w:val="center"/>
+          </w:tcPr>
+          <w:p>
+            <w:pPr>
+              <w:jc w:val="center"/>
+              <w:rPr>
+                <w:rFonts w:ascii="Times New Roman" w:hAnsi="Times New Roman" w:cs="Times New Roman"/>
+                <w:b/>
+                <w:sz w:val="24"/>
+                <w:szCs w:val="24"/>
+              </w:rPr>
+            </w:pPr>
+            <w:r>
+              <w:rPr>
+                <w:rFonts w:ascii="Times New Roman" w:hAnsi="Times New Roman" w:cs="Times New Roman"/>
+                <w:b/>
+                <w:sz w:val="24"/>
+                <w:szCs w:val="24"/>
+              </w:rPr>
+              <w:t>22.</w:t>
+            </w:r>
+          </w:p>
+        </w:tc>
+        <w:tc>
+          <w:tcPr>
+            <w:tcW w:w="3004" w:type="pct"/>
+            <w:vAlign w:val="center"/>
+          </w:tcPr>
+          <w:p>
+            <w:pPr>
+              <w:pStyle w:val="ListParagraph"/>
+              <w:numPr>
+                <w:ilvl w:val="0"/>
+                <w:numId w:val="27"/>
+              </w:numPr>
+              <w:rPr>
+                <w:rFonts w:ascii="Times New Roman" w:hAnsi="Times New Roman" w:cs="Times New Roman"/>
+                <w:sz w:val="24"/>
+                <w:szCs w:val="24"/>
+              </w:rPr>
+            </w:pPr>
+            <w:r>
+              <w:rPr>
+                <w:rFonts w:ascii="Times New Roman" w:eastAsiaTheme="minorHAnsi" w:hAnsi="Times New Roman" w:cs="Times New Roman"/>
+                <w:b/>
+                <w:bCs/>
+                <w:kern w:val="2"/>
+                <w:sz w:val="24"/>
+                <w:szCs w:val="24"/>
+                <w14:ligatures w14:val="standardContextual"/>
+              </w:rPr>
+              <w:t>Customizing Graphs in R</w:t>
+            </w:r>
+          </w:p>
+          <w:p>
+            <w:pPr>
+              <w:pStyle w:val="ListParagraph"/>
+              <w:numPr>
+                <w:ilvl w:val="0"/>
+                <w:numId w:val="19"/>
+              </w:numPr>
+              <w:rPr>
+                <w:rFonts w:ascii="Times New Roman" w:hAnsi="Times New Roman" w:cs="Times New Roman"/>
+                <w:sz w:val="24"/>
+                <w:szCs w:val="24"/>
+              </w:rPr>
+            </w:pPr>
+            <w:r>
+              <w:rPr>
+                <w:rFonts w:ascii="Times New Roman" w:eastAsiaTheme="minorHAnsi" w:hAnsi="Times New Roman" w:cs="Times New Roman"/>
+                <w:kern w:val="2"/>
+                <w:sz w:val="24"/>
+                <w:szCs w:val="24"/>
+                <w14:ligatures w14:val="standardContextual"/>
+              </w:rPr>
+              <w:t>Add title</w:t>
+            </w:r>
+            <w:r>
+              <w:rPr>
+                <w:rFonts w:ascii="Times New Roman" w:eastAsiaTheme="minorHAnsi" w:hAnsi="Times New Roman" w:cs="Times New Roman"/>
+                <w:kern w:val="2"/>
+                <w:sz w:val="24"/>
+                <w:szCs w:val="24"/>
+                <w14:ligatures w14:val="standardContextual"/>
+              </w:rPr>
+              <w:t>s</w:t>
+            </w:r>
+            <w:r>
+              <w:rPr>
+                <w:rFonts w:ascii="Times New Roman" w:eastAsiaTheme="minorHAnsi" w:hAnsi="Times New Roman" w:cs="Times New Roman"/>
+                <w:kern w:val="2"/>
+                <w:sz w:val="24"/>
+                <w:szCs w:val="24"/>
+                <w14:ligatures w14:val="standardContextual"/>
+              </w:rPr>
+              <w:t>, labels, legend, colors</w:t>
+            </w:r>
+            <w:r>
+              <w:rPr>
+                <w:rFonts w:ascii="Times New Roman" w:eastAsiaTheme="minorHAnsi" w:hAnsi="Times New Roman" w:cs="Times New Roman"/>
+                <w:kern w:val="2"/>
+                <w:sz w:val="24"/>
+                <w:szCs w:val="24"/>
+                <w14:ligatures w14:val="standardContextual"/>
+              </w:rPr>
+              <w:t xml:space="preserve"> and themes</w:t>
+            </w:r>
+            <w:r>
+              <w:rPr>
+                <w:rFonts w:ascii="Times New Roman" w:eastAsiaTheme="minorHAnsi" w:hAnsi="Times New Roman" w:cs="Times New Roman"/>
+                <w:kern w:val="2"/>
+                <w:sz w:val="24"/>
+                <w:szCs w:val="24"/>
+                <w14:ligatures w14:val="standardContextual"/>
+              </w:rPr>
+              <w:t>.</w:t>
+            </w:r>
+          </w:p>
+          <w:p>
+            <w:pPr>
+              <w:ind w:left="360"/>
+              <w:rPr>
+                <w:rFonts w:ascii="Times New Roman" w:hAnsi="Times New Roman" w:cs="Times New Roman"/>
+                <w:sz w:val="24"/>
+                <w:szCs w:val="24"/>
+              </w:rPr>
+            </w:pPr>
+            <w:r>
+              <w:rPr>
+                <w:rFonts w:ascii="Times New Roman" w:hAnsi="Times New Roman" w:cs="Times New Roman"/>
+                <w:b/>
+                <w:bCs/>
+                <w:sz w:val="24"/>
+                <w:szCs w:val="24"/>
+              </w:rPr>
+              <w:t xml:space="preserve">Experiment: </w:t>
+            </w:r>
+            <w:r>
+              <w:rPr>
+                <w:rFonts w:ascii="Times New Roman" w:hAnsi="Times New Roman" w:cs="Times New Roman"/>
+                <w:sz w:val="24"/>
+                <w:szCs w:val="24"/>
+              </w:rPr>
+              <w:t xml:space="preserve">Customize the plot created in exp 16 by adding title, axis labels, and legend. </w:t>
+            </w:r>
+          </w:p>
+        </w:tc>
+        <w:tc>
+          <w:tcPr>
+            <w:tcW w:w="599" w:type="pct"/>
+            <w:vAlign w:val="center"/>
+          </w:tcPr>
+          <w:p>
+            <w:pPr>
+              <w:jc w:val="center"/>
+              <w:rPr>
+                <w:rFonts w:ascii="Times New Roman" w:hAnsi="Times New Roman" w:cs="Times New Roman"/>
+                <w:b/>
+                <w:sz w:val="24"/>
+                <w:szCs w:val="24"/>
+              </w:rPr>
+            </w:pPr>
+          </w:p>
+        </w:tc>
+        <w:tc>
+          <w:tcPr>
+            <w:tcW w:w="575" w:type="pct"/>
+            <w:vAlign w:val="center"/>
+          </w:tcPr>
+          <w:p>
+            <w:pPr>
+              <w:jc w:val="center"/>
+              <w:rPr>
+                <w:rFonts w:ascii="Times New Roman" w:hAnsi="Times New Roman" w:cs="Times New Roman"/>
+                <w:b/>
+                <w:sz w:val="24"/>
+                <w:szCs w:val="24"/>
+              </w:rPr>
+            </w:pPr>
+          </w:p>
+        </w:tc>
+        <w:tc>
+          <w:tcPr>
+            <w:tcW w:w="552" w:type="pct"/>
+            <w:vAlign w:val="center"/>
+          </w:tcPr>
+          <w:p>
+            <w:pPr>
+              <w:jc w:val="center"/>
+              <w:rPr>
+                <w:rFonts w:ascii="Times New Roman" w:hAnsi="Times New Roman" w:cs="Times New Roman"/>
+                <w:b/>
+                <w:sz w:val="24"/>
+                <w:szCs w:val="24"/>
+              </w:rPr>
+            </w:pPr>
           </w:p>
         </w:tc>
       </w:tr>
@@ -4732,7 +5508,7 @@
                 <w:sz w:val="24"/>
                 <w:szCs w:val="24"/>
               </w:rPr>
-              <w:t>19.</w:t>
+              <w:t>23.</w:t>
             </w:r>
           </w:p>
         </w:tc>
@@ -4764,7 +5540,19 @@
                 <w:szCs w:val="24"/>
                 <w14:ligatures w14:val="standardContextual"/>
               </w:rPr>
-              <w:t>Introduction to S3 and S4 Classes</w:t>
+              <w:t>One-Way ANOVA</w:t>
+            </w:r>
+            <w:r>
+              <w:rPr>
+                <w:rFonts w:ascii="Times New Roman" w:eastAsiaTheme="minorHAnsi" w:hAnsi="Times New Roman" w:cs="Times New Roman"/>
+                <w:b/>
+                <w:bCs/>
+                <w:kern w:val="2"/>
+                <w:sz w:val="24"/>
+                <w:szCs w:val="24"/>
+                <w14:ligatures w14:val="standardContextual"/>
+              </w:rPr>
+              <w:t xml:space="preserve"> Using R</w:t>
             </w:r>
           </w:p>
           <w:p>
@@ -4782,13 +5570,35 @@
             </w:pPr>
             <w:r>
               <w:rPr>
-                <w:rFonts w:ascii="Times New Roman" w:eastAsiaTheme="minorHAnsi" w:hAnsi="Times New Roman" w:cs="Times New Roman"/>
-                <w:kern w:val="2"/>
-                <w:sz w:val="24"/>
-                <w:szCs w:val="24"/>
-                <w14:ligatures w14:val="standardContextual"/>
-              </w:rPr>
-              <w:t xml:space="preserve">Create and use simple S3 and S4 objects. </w:t>
+                <w:rFonts w:ascii="Times New Roman" w:hAnsi="Times New Roman" w:cs="Times New Roman"/>
+                <w:sz w:val="24"/>
+                <w:szCs w:val="24"/>
+              </w:rPr>
+              <w:t xml:space="preserve">Perform </w:t>
+            </w:r>
+            <w:r>
+              <w:rPr>
+                <w:rFonts w:ascii="Times New Roman" w:hAnsi="Times New Roman" w:cs="Times New Roman"/>
+                <w:sz w:val="24"/>
+                <w:szCs w:val="24"/>
+              </w:rPr>
+              <w:t xml:space="preserve">and interpret </w:t>
+            </w:r>
+            <w:r>
+              <w:rPr>
+                <w:rFonts w:ascii="Times New Roman" w:hAnsi="Times New Roman" w:cs="Times New Roman"/>
+                <w:sz w:val="24"/>
+                <w:szCs w:val="24"/>
+              </w:rPr>
+              <w:t>one-way ANOVA</w:t>
+            </w:r>
+            <w:r>
+              <w:rPr>
+                <w:rFonts w:ascii="Times New Roman" w:hAnsi="Times New Roman" w:cs="Times New Roman"/>
+                <w:sz w:val="24"/>
+                <w:szCs w:val="24"/>
+              </w:rPr>
+              <w:t>.</w:t>
             </w:r>
           </w:p>
           <w:p>
@@ -4802,25 +5612,37 @@
             </w:pPr>
             <w:r>
               <w:rPr>
-                <w:rFonts w:ascii="Times New Roman" w:eastAsiaTheme="minorHAnsi" w:hAnsi="Times New Roman" w:cs="Times New Roman"/>
+                <w:rFonts w:ascii="Times New Roman" w:hAnsi="Times New Roman" w:cs="Times New Roman"/>
                 <w:b/>
                 <w:bCs/>
-                <w:kern w:val="2"/>
-                <w:sz w:val="24"/>
-                <w:szCs w:val="24"/>
-                <w14:ligatures w14:val="standardContextual"/>
+                <w:sz w:val="24"/>
+                <w:szCs w:val="24"/>
               </w:rPr>
               <w:t xml:space="preserve">Experiment: </w:t>
             </w:r>
             <w:r>
               <w:rPr>
-                <w:rFonts w:ascii="Times New Roman" w:eastAsiaTheme="minorHAnsi" w:hAnsi="Times New Roman" w:cs="Times New Roman"/>
-                <w:kern w:val="2"/>
-                <w:sz w:val="24"/>
-                <w:szCs w:val="24"/>
-                <w14:ligatures w14:val="standardContextual"/>
-              </w:rPr>
-              <w:t xml:space="preserve">Demonstrate indexing on vectors, matrices, and data frames. </w:t>
+                <w:rFonts w:ascii="Times New Roman" w:hAnsi="Times New Roman" w:cs="Times New Roman"/>
+                <w:sz w:val="24"/>
+                <w:szCs w:val="24"/>
+              </w:rPr>
+              <w:t xml:space="preserve">Perform one-way ANOVA </w:t>
+            </w:r>
+            <w:r>
+              <w:rPr>
+                <w:rFonts w:ascii="Times New Roman" w:hAnsi="Times New Roman" w:cs="Times New Roman"/>
+                <w:sz w:val="24"/>
+                <w:szCs w:val="24"/>
+              </w:rPr>
+              <w:t>on a dataset and inter</w:t>
+            </w:r>
+            <w:r>
+              <w:rPr>
+                <w:rFonts w:ascii="Times New Roman" w:hAnsi="Times New Roman" w:cs="Times New Roman"/>
+                <w:sz w:val="24"/>
+                <w:szCs w:val="24"/>
+              </w:rPr>
+              <w:t xml:space="preserve">pret the result. </w:t>
             </w:r>
           </w:p>
         </w:tc>
@@ -4902,804 +5724,6 @@
                 <w:sz w:val="24"/>
                 <w:szCs w:val="24"/>
               </w:rPr>
-              <w:t>20.</w:t>
-            </w:r>
-          </w:p>
-        </w:tc>
-        <w:tc>
-          <w:tcPr>
-            <w:tcW w:w="3004" w:type="pct"/>
-            <w:vAlign w:val="center"/>
-          </w:tcPr>
-          <w:p>
-            <w:pPr>
-              <w:pStyle w:val="ListParagraph"/>
-              <w:numPr>
-                <w:ilvl w:val="0"/>
-                <w:numId w:val="27"/>
-              </w:numPr>
-              <w:rPr>
-                <w:rFonts w:ascii="Times New Roman" w:hAnsi="Times New Roman" w:cs="Times New Roman"/>
-                <w:sz w:val="24"/>
-                <w:szCs w:val="24"/>
-              </w:rPr>
-            </w:pPr>
-            <w:r>
-              <w:rPr>
-                <w:rFonts w:ascii="Times New Roman" w:eastAsiaTheme="minorHAnsi" w:hAnsi="Times New Roman" w:cs="Times New Roman"/>
-                <w:b/>
-                <w:bCs/>
-                <w:kern w:val="2"/>
-                <w:sz w:val="24"/>
-                <w:szCs w:val="24"/>
-                <w14:ligatures w14:val="standardContextual"/>
-              </w:rPr>
-              <w:t>Reference Classes and User-Defined Functions</w:t>
-            </w:r>
-          </w:p>
-          <w:p>
-            <w:pPr>
-              <w:pStyle w:val="ListParagraph"/>
-              <w:numPr>
-                <w:ilvl w:val="0"/>
-                <w:numId w:val="19"/>
-              </w:numPr>
-              <w:rPr>
-                <w:rFonts w:ascii="Times New Roman" w:hAnsi="Times New Roman" w:cs="Times New Roman"/>
-                <w:sz w:val="24"/>
-                <w:szCs w:val="24"/>
-              </w:rPr>
-            </w:pPr>
-            <w:r>
-              <w:rPr>
-                <w:rFonts w:ascii="Times New Roman" w:eastAsiaTheme="minorHAnsi" w:hAnsi="Times New Roman" w:cs="Times New Roman"/>
-                <w:kern w:val="2"/>
-                <w:sz w:val="24"/>
-                <w:szCs w:val="24"/>
-                <w14:ligatures w14:val="standardContextual"/>
-              </w:rPr>
-              <w:t>Implement references classes and arithmetic functions.</w:t>
-            </w:r>
-          </w:p>
-          <w:p>
-            <w:pPr>
-              <w:ind w:left="360"/>
-              <w:rPr>
-                <w:rFonts w:ascii="Times New Roman" w:hAnsi="Times New Roman" w:cs="Times New Roman"/>
-                <w:sz w:val="24"/>
-                <w:szCs w:val="24"/>
-              </w:rPr>
-            </w:pPr>
-            <w:r>
-              <w:rPr>
-                <w:rFonts w:ascii="Times New Roman" w:eastAsiaTheme="minorHAnsi" w:hAnsi="Times New Roman" w:cs="Times New Roman"/>
-                <w:b/>
-                <w:bCs/>
-                <w:kern w:val="2"/>
-                <w:sz w:val="24"/>
-                <w:szCs w:val="24"/>
-                <w14:ligatures w14:val="standardContextual"/>
-              </w:rPr>
-              <w:t xml:space="preserve">Experiment: </w:t>
-            </w:r>
-            <w:r>
-              <w:rPr>
-                <w:rFonts w:ascii="Times New Roman" w:eastAsiaTheme="minorHAnsi" w:hAnsi="Times New Roman" w:cs="Times New Roman"/>
-                <w:kern w:val="2"/>
-                <w:sz w:val="24"/>
-                <w:szCs w:val="24"/>
-                <w14:ligatures w14:val="standardContextual"/>
-              </w:rPr>
-              <w:t>Create a reference class</w:t>
-            </w:r>
-            <w:r>
-              <w:rPr>
-                <w:rFonts w:ascii="Times New Roman" w:eastAsiaTheme="minorHAnsi" w:hAnsi="Times New Roman" w:cs="Times New Roman"/>
-                <w:kern w:val="2"/>
-                <w:sz w:val="24"/>
-                <w:szCs w:val="24"/>
-                <w14:ligatures w14:val="standardContextual"/>
-              </w:rPr>
-              <w:t xml:space="preserve"> to perform basic </w:t>
-            </w:r>
-            <w:r>
-              <w:rPr>
-                <w:rFonts w:ascii="Times New Roman" w:eastAsiaTheme="minorHAnsi" w:hAnsi="Times New Roman" w:cs="Times New Roman"/>
-                <w:kern w:val="2"/>
-                <w:sz w:val="24"/>
-                <w:szCs w:val="24"/>
-                <w14:ligatures w14:val="standardContextual"/>
-              </w:rPr>
-              <w:t>arithmetic operations.</w:t>
-            </w:r>
-          </w:p>
-        </w:tc>
-        <w:tc>
-          <w:tcPr>
-            <w:tcW w:w="599" w:type="pct"/>
-            <w:vAlign w:val="center"/>
-          </w:tcPr>
-          <w:p>
-            <w:pPr>
-              <w:jc w:val="center"/>
-              <w:rPr>
-                <w:rFonts w:ascii="Times New Roman" w:hAnsi="Times New Roman" w:cs="Times New Roman"/>
-                <w:b/>
-                <w:sz w:val="24"/>
-                <w:szCs w:val="24"/>
-              </w:rPr>
-            </w:pPr>
-          </w:p>
-        </w:tc>
-        <w:tc>
-          <w:tcPr>
-            <w:tcW w:w="575" w:type="pct"/>
-            <w:vAlign w:val="center"/>
-          </w:tcPr>
-          <w:p>
-            <w:pPr>
-              <w:jc w:val="center"/>
-              <w:rPr>
-                <w:rFonts w:ascii="Times New Roman" w:hAnsi="Times New Roman" w:cs="Times New Roman"/>
-                <w:b/>
-                <w:sz w:val="24"/>
-                <w:szCs w:val="24"/>
-              </w:rPr>
-            </w:pPr>
-          </w:p>
-        </w:tc>
-        <w:tc>
-          <w:tcPr>
-            <w:tcW w:w="552" w:type="pct"/>
-            <w:vAlign w:val="center"/>
-          </w:tcPr>
-          <w:p>
-            <w:pPr>
-              <w:jc w:val="center"/>
-              <w:rPr>
-                <w:rFonts w:ascii="Times New Roman" w:hAnsi="Times New Roman" w:cs="Times New Roman"/>
-                <w:b/>
-                <w:sz w:val="24"/>
-                <w:szCs w:val="24"/>
-              </w:rPr>
-            </w:pPr>
-          </w:p>
-        </w:tc>
-      </w:tr>
-      <w:tr>
-        <w:trPr>
-          <w:trHeight w:val="567"/>
-        </w:trPr>
-        <w:tc>
-          <w:tcPr>
-            <w:tcW w:w="270" w:type="pct"/>
-            <w:vAlign w:val="center"/>
-          </w:tcPr>
-          <w:p>
-            <w:pPr>
-              <w:jc w:val="center"/>
-              <w:rPr>
-                <w:rFonts w:ascii="Times New Roman" w:hAnsi="Times New Roman" w:cs="Times New Roman"/>
-                <w:b/>
-                <w:sz w:val="24"/>
-                <w:szCs w:val="24"/>
-              </w:rPr>
-            </w:pPr>
-            <w:r>
-              <w:rPr>
-                <w:rFonts w:ascii="Times New Roman" w:hAnsi="Times New Roman" w:cs="Times New Roman"/>
-                <w:b/>
-                <w:sz w:val="24"/>
-                <w:szCs w:val="24"/>
-              </w:rPr>
-              <w:t>21.</w:t>
-            </w:r>
-          </w:p>
-        </w:tc>
-        <w:tc>
-          <w:tcPr>
-            <w:tcW w:w="3004" w:type="pct"/>
-            <w:vAlign w:val="center"/>
-          </w:tcPr>
-          <w:p>
-            <w:pPr>
-              <w:pStyle w:val="ListParagraph"/>
-              <w:numPr>
-                <w:ilvl w:val="0"/>
-                <w:numId w:val="27"/>
-              </w:numPr>
-              <w:rPr>
-                <w:rFonts w:ascii="Times New Roman" w:hAnsi="Times New Roman" w:cs="Times New Roman"/>
-                <w:sz w:val="24"/>
-                <w:szCs w:val="24"/>
-              </w:rPr>
-            </w:pPr>
-            <w:r>
-              <w:rPr>
-                <w:rFonts w:ascii="Times New Roman" w:eastAsiaTheme="minorHAnsi" w:hAnsi="Times New Roman" w:cs="Times New Roman"/>
-                <w:b/>
-                <w:bCs/>
-                <w:kern w:val="2"/>
-                <w:sz w:val="24"/>
-                <w:szCs w:val="24"/>
-                <w14:ligatures w14:val="standardContextual"/>
-              </w:rPr>
-              <w:t xml:space="preserve">Creating </w:t>
-            </w:r>
-            <w:r>
-              <w:rPr>
-                <w:rFonts w:ascii="Times New Roman" w:eastAsiaTheme="minorHAnsi" w:hAnsi="Times New Roman" w:cs="Times New Roman"/>
-                <w:b/>
-                <w:bCs/>
-                <w:kern w:val="2"/>
-                <w:sz w:val="24"/>
-                <w:szCs w:val="24"/>
-                <w14:ligatures w14:val="standardContextual"/>
-              </w:rPr>
-              <w:t>Basic 2D and 3D Plots</w:t>
-            </w:r>
-          </w:p>
-          <w:p>
-            <w:pPr>
-              <w:pStyle w:val="ListParagraph"/>
-              <w:numPr>
-                <w:ilvl w:val="0"/>
-                <w:numId w:val="19"/>
-              </w:numPr>
-              <w:rPr>
-                <w:rFonts w:ascii="Times New Roman" w:hAnsi="Times New Roman" w:cs="Times New Roman"/>
-                <w:b/>
-                <w:bCs/>
-                <w:sz w:val="24"/>
-                <w:szCs w:val="24"/>
-              </w:rPr>
-            </w:pPr>
-            <w:r>
-              <w:rPr>
-                <w:rFonts w:ascii="Times New Roman" w:hAnsi="Times New Roman" w:cs="Times New Roman"/>
-                <w:sz w:val="24"/>
-                <w:szCs w:val="24"/>
-              </w:rPr>
-              <w:t>Plot line graphs, scatter plots, and bar charts.</w:t>
-            </w:r>
-          </w:p>
-          <w:p>
-            <w:pPr>
-              <w:ind w:left="360"/>
-              <w:rPr>
-                <w:rFonts w:ascii="Times New Roman" w:hAnsi="Times New Roman" w:cs="Times New Roman"/>
-                <w:sz w:val="24"/>
-                <w:szCs w:val="24"/>
-              </w:rPr>
-            </w:pPr>
-            <w:r>
-              <w:rPr>
-                <w:rFonts w:ascii="Times New Roman" w:hAnsi="Times New Roman" w:cs="Times New Roman"/>
-                <w:b/>
-                <w:bCs/>
-                <w:sz w:val="24"/>
-                <w:szCs w:val="24"/>
-              </w:rPr>
-              <w:t xml:space="preserve">Experiment: </w:t>
-            </w:r>
-            <w:r>
-              <w:rPr>
-                <w:rFonts w:ascii="Times New Roman" w:hAnsi="Times New Roman" w:cs="Times New Roman"/>
-                <w:sz w:val="24"/>
-                <w:szCs w:val="24"/>
-              </w:rPr>
-              <w:t>Create a scatter plot for two numeric variables.</w:t>
-            </w:r>
-          </w:p>
-        </w:tc>
-        <w:tc>
-          <w:tcPr>
-            <w:tcW w:w="599" w:type="pct"/>
-            <w:vAlign w:val="center"/>
-          </w:tcPr>
-          <w:p>
-            <w:pPr>
-              <w:jc w:val="center"/>
-              <w:rPr>
-                <w:rFonts w:ascii="Times New Roman" w:hAnsi="Times New Roman" w:cs="Times New Roman"/>
-                <w:b/>
-                <w:sz w:val="24"/>
-                <w:szCs w:val="24"/>
-              </w:rPr>
-            </w:pPr>
-          </w:p>
-        </w:tc>
-        <w:tc>
-          <w:tcPr>
-            <w:tcW w:w="575" w:type="pct"/>
-            <w:vAlign w:val="center"/>
-          </w:tcPr>
-          <w:p>
-            <w:pPr>
-              <w:jc w:val="center"/>
-              <w:rPr>
-                <w:rFonts w:ascii="Times New Roman" w:hAnsi="Times New Roman" w:cs="Times New Roman"/>
-                <w:b/>
-                <w:sz w:val="24"/>
-                <w:szCs w:val="24"/>
-              </w:rPr>
-            </w:pPr>
-          </w:p>
-        </w:tc>
-        <w:tc>
-          <w:tcPr>
-            <w:tcW w:w="552" w:type="pct"/>
-            <w:vAlign w:val="center"/>
-          </w:tcPr>
-          <w:p>
-            <w:pPr>
-              <w:jc w:val="center"/>
-              <w:rPr>
-                <w:rFonts w:ascii="Times New Roman" w:hAnsi="Times New Roman" w:cs="Times New Roman"/>
-                <w:b/>
-                <w:sz w:val="24"/>
-                <w:szCs w:val="24"/>
-              </w:rPr>
-            </w:pPr>
-          </w:p>
-        </w:tc>
-      </w:tr>
-      <w:tr>
-        <w:trPr>
-          <w:trHeight w:val="567"/>
-        </w:trPr>
-        <w:tc>
-          <w:tcPr>
-            <w:tcW w:w="270" w:type="pct"/>
-            <w:vAlign w:val="center"/>
-          </w:tcPr>
-          <w:p>
-            <w:pPr>
-              <w:jc w:val="center"/>
-              <w:rPr>
-                <w:rFonts w:ascii="Times New Roman" w:hAnsi="Times New Roman" w:cs="Times New Roman"/>
-                <w:b/>
-                <w:sz w:val="24"/>
-                <w:szCs w:val="24"/>
-              </w:rPr>
-            </w:pPr>
-            <w:r>
-              <w:rPr>
-                <w:rFonts w:ascii="Times New Roman" w:hAnsi="Times New Roman" w:cs="Times New Roman"/>
-                <w:b/>
-                <w:sz w:val="24"/>
-                <w:szCs w:val="24"/>
-              </w:rPr>
-              <w:t>22.</w:t>
-            </w:r>
-          </w:p>
-        </w:tc>
-        <w:tc>
-          <w:tcPr>
-            <w:tcW w:w="3004" w:type="pct"/>
-            <w:vAlign w:val="center"/>
-          </w:tcPr>
-          <w:p>
-            <w:pPr>
-              <w:pStyle w:val="ListParagraph"/>
-              <w:numPr>
-                <w:ilvl w:val="0"/>
-                <w:numId w:val="27"/>
-              </w:numPr>
-              <w:rPr>
-                <w:rFonts w:ascii="Times New Roman" w:hAnsi="Times New Roman" w:cs="Times New Roman"/>
-                <w:sz w:val="24"/>
-                <w:szCs w:val="24"/>
-              </w:rPr>
-            </w:pPr>
-            <w:r>
-              <w:rPr>
-                <w:rFonts w:ascii="Times New Roman" w:eastAsiaTheme="minorHAnsi" w:hAnsi="Times New Roman" w:cs="Times New Roman"/>
-                <w:b/>
-                <w:bCs/>
-                <w:kern w:val="2"/>
-                <w:sz w:val="24"/>
-                <w:szCs w:val="24"/>
-                <w14:ligatures w14:val="standardContextual"/>
-              </w:rPr>
-              <w:t>Customizing Graphs in R</w:t>
-            </w:r>
-          </w:p>
-          <w:p>
-            <w:pPr>
-              <w:pStyle w:val="ListParagraph"/>
-              <w:numPr>
-                <w:ilvl w:val="0"/>
-                <w:numId w:val="19"/>
-              </w:numPr>
-              <w:rPr>
-                <w:rFonts w:ascii="Times New Roman" w:hAnsi="Times New Roman" w:cs="Times New Roman"/>
-                <w:sz w:val="24"/>
-                <w:szCs w:val="24"/>
-              </w:rPr>
-            </w:pPr>
-            <w:r>
-              <w:rPr>
-                <w:rFonts w:ascii="Times New Roman" w:eastAsiaTheme="minorHAnsi" w:hAnsi="Times New Roman" w:cs="Times New Roman"/>
-                <w:kern w:val="2"/>
-                <w:sz w:val="24"/>
-                <w:szCs w:val="24"/>
-                <w14:ligatures w14:val="standardContextual"/>
-              </w:rPr>
-              <w:t>Add title</w:t>
-            </w:r>
-            <w:r>
-              <w:rPr>
-                <w:rFonts w:ascii="Times New Roman" w:eastAsiaTheme="minorHAnsi" w:hAnsi="Times New Roman" w:cs="Times New Roman"/>
-                <w:kern w:val="2"/>
-                <w:sz w:val="24"/>
-                <w:szCs w:val="24"/>
-                <w14:ligatures w14:val="standardContextual"/>
-              </w:rPr>
-              <w:t>s</w:t>
-            </w:r>
-            <w:r>
-              <w:rPr>
-                <w:rFonts w:ascii="Times New Roman" w:eastAsiaTheme="minorHAnsi" w:hAnsi="Times New Roman" w:cs="Times New Roman"/>
-                <w:kern w:val="2"/>
-                <w:sz w:val="24"/>
-                <w:szCs w:val="24"/>
-                <w14:ligatures w14:val="standardContextual"/>
-              </w:rPr>
-              <w:t>, labels, legend, colors</w:t>
-            </w:r>
-            <w:r>
-              <w:rPr>
-                <w:rFonts w:ascii="Times New Roman" w:eastAsiaTheme="minorHAnsi" w:hAnsi="Times New Roman" w:cs="Times New Roman"/>
-                <w:kern w:val="2"/>
-                <w:sz w:val="24"/>
-                <w:szCs w:val="24"/>
-                <w14:ligatures w14:val="standardContextual"/>
-              </w:rPr>
-              <w:t xml:space="preserve"> and themes</w:t>
-            </w:r>
-            <w:r>
-              <w:rPr>
-                <w:rFonts w:ascii="Times New Roman" w:eastAsiaTheme="minorHAnsi" w:hAnsi="Times New Roman" w:cs="Times New Roman"/>
-                <w:kern w:val="2"/>
-                <w:sz w:val="24"/>
-                <w:szCs w:val="24"/>
-                <w14:ligatures w14:val="standardContextual"/>
-              </w:rPr>
-              <w:t>.</w:t>
-            </w:r>
-          </w:p>
-          <w:p>
-            <w:pPr>
-              <w:ind w:left="360"/>
-              <w:rPr>
-                <w:rFonts w:ascii="Times New Roman" w:hAnsi="Times New Roman" w:cs="Times New Roman"/>
-                <w:sz w:val="24"/>
-                <w:szCs w:val="24"/>
-              </w:rPr>
-            </w:pPr>
-            <w:r>
-              <w:rPr>
-                <w:rFonts w:ascii="Times New Roman" w:hAnsi="Times New Roman" w:cs="Times New Roman"/>
-                <w:b/>
-                <w:bCs/>
-                <w:sz w:val="24"/>
-                <w:szCs w:val="24"/>
-              </w:rPr>
-              <w:t xml:space="preserve">Experiment: </w:t>
-            </w:r>
-            <w:r>
-              <w:rPr>
-                <w:rFonts w:ascii="Times New Roman" w:hAnsi="Times New Roman" w:cs="Times New Roman"/>
-                <w:sz w:val="24"/>
-                <w:szCs w:val="24"/>
-              </w:rPr>
-              <w:t>Customize the plot created in exp 16 by adding title, axis</w:t>
-            </w:r>
-            <w:r>
-              <w:rPr>
-                <w:rFonts w:ascii="Times New Roman" w:hAnsi="Times New Roman" w:cs="Times New Roman"/>
-                <w:sz w:val="24"/>
-                <w:szCs w:val="24"/>
-              </w:rPr>
-              <w:t xml:space="preserve"> labels, and legend. </w:t>
-            </w:r>
-          </w:p>
-        </w:tc>
-        <w:tc>
-          <w:tcPr>
-            <w:tcW w:w="599" w:type="pct"/>
-            <w:vAlign w:val="center"/>
-          </w:tcPr>
-          <w:p>
-            <w:pPr>
-              <w:jc w:val="center"/>
-              <w:rPr>
-                <w:rFonts w:ascii="Times New Roman" w:hAnsi="Times New Roman" w:cs="Times New Roman"/>
-                <w:b/>
-                <w:sz w:val="24"/>
-                <w:szCs w:val="24"/>
-              </w:rPr>
-            </w:pPr>
-          </w:p>
-        </w:tc>
-        <w:tc>
-          <w:tcPr>
-            <w:tcW w:w="575" w:type="pct"/>
-            <w:vAlign w:val="center"/>
-          </w:tcPr>
-          <w:p>
-            <w:pPr>
-              <w:jc w:val="center"/>
-              <w:rPr>
-                <w:rFonts w:ascii="Times New Roman" w:hAnsi="Times New Roman" w:cs="Times New Roman"/>
-                <w:b/>
-                <w:sz w:val="24"/>
-                <w:szCs w:val="24"/>
-              </w:rPr>
-            </w:pPr>
-          </w:p>
-        </w:tc>
-        <w:tc>
-          <w:tcPr>
-            <w:tcW w:w="552" w:type="pct"/>
-            <w:vAlign w:val="center"/>
-          </w:tcPr>
-          <w:p>
-            <w:pPr>
-              <w:jc w:val="center"/>
-              <w:rPr>
-                <w:rFonts w:ascii="Times New Roman" w:hAnsi="Times New Roman" w:cs="Times New Roman"/>
-                <w:b/>
-                <w:sz w:val="24"/>
-                <w:szCs w:val="24"/>
-              </w:rPr>
-            </w:pPr>
-          </w:p>
-        </w:tc>
-      </w:tr>
-      <w:tr>
-        <w:trPr>
-          <w:trHeight w:val="567"/>
-        </w:trPr>
-        <w:tc>
-          <w:tcPr>
-            <w:tcW w:w="270" w:type="pct"/>
-            <w:vAlign w:val="center"/>
-          </w:tcPr>
-          <w:p>
-            <w:pPr>
-              <w:jc w:val="center"/>
-              <w:rPr>
-                <w:rFonts w:ascii="Times New Roman" w:hAnsi="Times New Roman" w:cs="Times New Roman"/>
-                <w:b/>
-                <w:sz w:val="24"/>
-                <w:szCs w:val="24"/>
-              </w:rPr>
-            </w:pPr>
-            <w:r>
-              <w:rPr>
-                <w:rFonts w:ascii="Times New Roman" w:hAnsi="Times New Roman" w:cs="Times New Roman"/>
-                <w:b/>
-                <w:sz w:val="24"/>
-                <w:szCs w:val="24"/>
-              </w:rPr>
-              <w:t>23.</w:t>
-            </w:r>
-          </w:p>
-        </w:tc>
-        <w:tc>
-          <w:tcPr>
-            <w:tcW w:w="3004" w:type="pct"/>
-            <w:vAlign w:val="center"/>
-          </w:tcPr>
-          <w:p>
-            <w:pPr>
-              <w:pStyle w:val="ListParagraph"/>
-              <w:numPr>
-                <w:ilvl w:val="0"/>
-                <w:numId w:val="27"/>
-              </w:numPr>
-              <w:rPr>
-                <w:rFonts w:ascii="Times New Roman" w:hAnsi="Times New Roman" w:cs="Times New Roman"/>
-                <w:sz w:val="24"/>
-                <w:szCs w:val="24"/>
-              </w:rPr>
-            </w:pPr>
-            <w:r>
-              <w:rPr>
-                <w:rFonts w:ascii="Times New Roman" w:eastAsiaTheme="minorHAnsi" w:hAnsi="Times New Roman" w:cs="Times New Roman"/>
-                <w:b/>
-                <w:bCs/>
-                <w:kern w:val="2"/>
-                <w:sz w:val="24"/>
-                <w:szCs w:val="24"/>
-                <w14:ligatures w14:val="standardContextual"/>
-              </w:rPr>
-              <w:t>One-Way ANOVA</w:t>
-            </w:r>
-            <w:r>
-              <w:rPr>
-                <w:rFonts w:ascii="Times New Roman" w:eastAsiaTheme="minorHAnsi" w:hAnsi="Times New Roman" w:cs="Times New Roman"/>
-                <w:b/>
-                <w:bCs/>
-                <w:kern w:val="2"/>
-                <w:sz w:val="24"/>
-                <w:szCs w:val="24"/>
-                <w14:ligatures w14:val="standardContextual"/>
-              </w:rPr>
-              <w:t xml:space="preserve"> Using R</w:t>
-            </w:r>
-          </w:p>
-          <w:p>
-            <w:pPr>
-              <w:pStyle w:val="ListParagraph"/>
-              <w:numPr>
-                <w:ilvl w:val="0"/>
-                <w:numId w:val="19"/>
-              </w:numPr>
-              <w:rPr>
-                <w:rFonts w:ascii="Times New Roman" w:hAnsi="Times New Roman" w:cs="Times New Roman"/>
-                <w:sz w:val="24"/>
-                <w:szCs w:val="24"/>
-              </w:rPr>
-            </w:pPr>
-            <w:r>
-              <w:rPr>
-                <w:rFonts w:ascii="Times New Roman" w:hAnsi="Times New Roman" w:cs="Times New Roman"/>
-                <w:sz w:val="24"/>
-                <w:szCs w:val="24"/>
-              </w:rPr>
-              <w:t xml:space="preserve">Perform </w:t>
-            </w:r>
-            <w:r>
-              <w:rPr>
-                <w:rFonts w:ascii="Times New Roman" w:hAnsi="Times New Roman" w:cs="Times New Roman"/>
-                <w:sz w:val="24"/>
-                <w:szCs w:val="24"/>
-              </w:rPr>
-              <w:t xml:space="preserve">and interpret </w:t>
-            </w:r>
-            <w:r>
-              <w:rPr>
-                <w:rFonts w:ascii="Times New Roman" w:hAnsi="Times New Roman" w:cs="Times New Roman"/>
-                <w:sz w:val="24"/>
-                <w:szCs w:val="24"/>
-              </w:rPr>
-              <w:t>one-way ANOVA</w:t>
-            </w:r>
-            <w:r>
-              <w:rPr>
-                <w:rFonts w:ascii="Times New Roman" w:hAnsi="Times New Roman" w:cs="Times New Roman"/>
-                <w:sz w:val="24"/>
-                <w:szCs w:val="24"/>
-              </w:rPr>
-              <w:t>.</w:t>
-            </w:r>
-          </w:p>
-          <w:p>
-            <w:pPr>
-              <w:ind w:left="360"/>
-              <w:rPr>
-                <w:rFonts w:ascii="Times New Roman" w:hAnsi="Times New Roman" w:cs="Times New Roman"/>
-                <w:sz w:val="24"/>
-                <w:szCs w:val="24"/>
-              </w:rPr>
-            </w:pPr>
-            <w:r>
-              <w:rPr>
-                <w:rFonts w:ascii="Times New Roman" w:hAnsi="Times New Roman" w:cs="Times New Roman"/>
-                <w:b/>
-                <w:bCs/>
-                <w:sz w:val="24"/>
-                <w:szCs w:val="24"/>
-              </w:rPr>
-              <w:t xml:space="preserve">Experiment: </w:t>
-            </w:r>
-            <w:r>
-              <w:rPr>
-                <w:rFonts w:ascii="Times New Roman" w:hAnsi="Times New Roman" w:cs="Times New Roman"/>
-                <w:sz w:val="24"/>
-                <w:szCs w:val="24"/>
-              </w:rPr>
-              <w:t xml:space="preserve">Perform one-way ANOVA </w:t>
-            </w:r>
-            <w:r>
-              <w:rPr>
-                <w:rFonts w:ascii="Times New Roman" w:hAnsi="Times New Roman" w:cs="Times New Roman"/>
-                <w:sz w:val="24"/>
-                <w:szCs w:val="24"/>
-              </w:rPr>
-              <w:t>on a dataset and inter</w:t>
-            </w:r>
-            <w:r>
-              <w:rPr>
-                <w:rFonts w:ascii="Times New Roman" w:hAnsi="Times New Roman" w:cs="Times New Roman"/>
-                <w:sz w:val="24"/>
-                <w:szCs w:val="24"/>
-              </w:rPr>
-              <w:t xml:space="preserve">pret the result. </w:t>
-            </w:r>
-          </w:p>
-        </w:tc>
-        <w:tc>
-          <w:tcPr>
-            <w:tcW w:w="599" w:type="pct"/>
-            <w:vAlign w:val="center"/>
-          </w:tcPr>
-          <w:p>
-            <w:pPr>
-              <w:jc w:val="center"/>
-              <w:rPr>
-                <w:rFonts w:ascii="Times New Roman" w:hAnsi="Times New Roman" w:cs="Times New Roman"/>
-                <w:b/>
-                <w:sz w:val="24"/>
-                <w:szCs w:val="24"/>
-              </w:rPr>
-            </w:pPr>
-          </w:p>
-        </w:tc>
-        <w:tc>
-          <w:tcPr>
-            <w:tcW w:w="575" w:type="pct"/>
-            <w:vAlign w:val="center"/>
-          </w:tcPr>
-          <w:p>
-            <w:pPr>
-              <w:jc w:val="center"/>
-              <w:rPr>
-                <w:rFonts w:ascii="Times New Roman" w:hAnsi="Times New Roman" w:cs="Times New Roman"/>
-                <w:b/>
-                <w:sz w:val="24"/>
-                <w:szCs w:val="24"/>
-              </w:rPr>
-            </w:pPr>
-          </w:p>
-        </w:tc>
-        <w:tc>
-          <w:tcPr>
-            <w:tcW w:w="552" w:type="pct"/>
-            <w:vAlign w:val="center"/>
-          </w:tcPr>
-          <w:p>
-            <w:pPr>
-              <w:jc w:val="center"/>
-              <w:rPr>
-                <w:rFonts w:ascii="Times New Roman" w:hAnsi="Times New Roman" w:cs="Times New Roman"/>
-                <w:b/>
-                <w:sz w:val="24"/>
-                <w:szCs w:val="24"/>
-              </w:rPr>
-            </w:pPr>
-          </w:p>
-        </w:tc>
-      </w:tr>
-      <w:tr>
-        <w:trPr>
-          <w:trHeight w:val="567"/>
-        </w:trPr>
-        <w:tc>
-          <w:tcPr>
-            <w:tcW w:w="270" w:type="pct"/>
-            <w:vAlign w:val="center"/>
-          </w:tcPr>
-          <w:p>
-            <w:pPr>
-              <w:jc w:val="center"/>
-              <w:rPr>
-                <w:rFonts w:ascii="Times New Roman" w:hAnsi="Times New Roman" w:cs="Times New Roman"/>
-                <w:b/>
-                <w:sz w:val="24"/>
-                <w:szCs w:val="24"/>
-              </w:rPr>
-            </w:pPr>
-            <w:r>
-              <w:rPr>
-                <w:rFonts w:ascii="Times New Roman" w:hAnsi="Times New Roman" w:cs="Times New Roman"/>
-                <w:b/>
-                <w:sz w:val="24"/>
-                <w:szCs w:val="24"/>
-              </w:rPr>
               <w:t>24.</w:t>
             </w:r>
           </w:p>
@@ -5782,151 +5806,6 @@
               </w:rPr>
               <w:t xml:space="preserve">Fit a linear regression model and plot the regression line. </w:t>
             </w:r>
-          </w:p>
-        </w:tc>
-        <w:tc>
-          <w:tcPr>
-            <w:tcW w:w="599" w:type="pct"/>
-            <w:vAlign w:val="center"/>
-          </w:tcPr>
-          <w:p>
-            <w:pPr>
-              <w:jc w:val="center"/>
-              <w:rPr>
-                <w:rFonts w:ascii="Times New Roman" w:hAnsi="Times New Roman" w:cs="Times New Roman"/>
-                <w:b/>
-                <w:sz w:val="24"/>
-                <w:szCs w:val="24"/>
-              </w:rPr>
-            </w:pPr>
-          </w:p>
-        </w:tc>
-        <w:tc>
-          <w:tcPr>
-            <w:tcW w:w="575" w:type="pct"/>
-            <w:vAlign w:val="center"/>
-          </w:tcPr>
-          <w:p>
-            <w:pPr>
-              <w:jc w:val="center"/>
-              <w:rPr>
-                <w:rFonts w:ascii="Times New Roman" w:hAnsi="Times New Roman" w:cs="Times New Roman"/>
-                <w:b/>
-                <w:sz w:val="24"/>
-                <w:szCs w:val="24"/>
-              </w:rPr>
-            </w:pPr>
-          </w:p>
-        </w:tc>
-        <w:tc>
-          <w:tcPr>
-            <w:tcW w:w="552" w:type="pct"/>
-            <w:vAlign w:val="center"/>
-          </w:tcPr>
-          <w:p>
-            <w:pPr>
-              <w:jc w:val="center"/>
-              <w:rPr>
-                <w:rFonts w:ascii="Times New Roman" w:hAnsi="Times New Roman" w:cs="Times New Roman"/>
-                <w:b/>
-                <w:sz w:val="24"/>
-                <w:szCs w:val="24"/>
-              </w:rPr>
-            </w:pPr>
-          </w:p>
-        </w:tc>
-      </w:tr>
-      <w:tr>
-        <w:trPr>
-          <w:trHeight w:val="567"/>
-        </w:trPr>
-        <w:tc>
-          <w:tcPr>
-            <w:tcW w:w="5000" w:type="pct"/>
-            <w:gridSpan w:val="5"/>
-            <w:vAlign w:val="center"/>
-          </w:tcPr>
-          <w:p>
-            <w:pPr>
-              <w:jc w:val="center"/>
-              <w:rPr>
-                <w:rFonts w:ascii="Times New Roman" w:hAnsi="Times New Roman" w:cs="Times New Roman"/>
-                <w:b/>
-                <w:sz w:val="24"/>
-                <w:szCs w:val="24"/>
-                <w:lang w:val="en-IN"/>
-              </w:rPr>
-            </w:pPr>
-            <w:r>
-              <w:rPr>
-                <w:rFonts w:ascii="Times New Roman" w:hAnsi="Times New Roman" w:cs="Times New Roman"/>
-                <w:b/>
-                <w:sz w:val="24"/>
-                <w:szCs w:val="24"/>
-              </w:rPr>
-              <w:t xml:space="preserve">Beyond Syllabus: </w:t>
-            </w:r>
-            <w:r>
-              <w:rPr>
-                <w:rFonts w:ascii="Times New Roman" w:hAnsi="Times New Roman" w:cs="Times New Roman"/>
-                <w:b/>
-                <w:bCs/>
-                <w:sz w:val="24"/>
-                <w:szCs w:val="24"/>
-                <w:lang w:val="en-IN"/>
-              </w:rPr>
-              <w:t>Practical Assignments Beyond Syllabus</w:t>
-            </w:r>
-          </w:p>
-        </w:tc>
-      </w:tr>
-      <w:tr>
-        <w:trPr>
-          <w:trHeight w:val="567"/>
-        </w:trPr>
-        <w:tc>
-          <w:tcPr>
-            <w:tcW w:w="270" w:type="pct"/>
-            <w:vAlign w:val="center"/>
-          </w:tcPr>
-          <w:p>
-            <w:pPr>
-              <w:jc w:val="center"/>
-              <w:rPr>
-                <w:rFonts w:ascii="Times New Roman" w:hAnsi="Times New Roman" w:cs="Times New Roman"/>
-                <w:b/>
-                <w:sz w:val="24"/>
-                <w:szCs w:val="24"/>
-              </w:rPr>
-            </w:pPr>
-            <w:r>
-              <w:rPr>
-                <w:rFonts w:ascii="Times New Roman" w:hAnsi="Times New Roman" w:cs="Times New Roman"/>
-                <w:b/>
-                <w:sz w:val="24"/>
-                <w:szCs w:val="24"/>
-              </w:rPr>
-              <w:t>01.</w:t>
-            </w:r>
-          </w:p>
-        </w:tc>
-        <w:tc>
-          <w:tcPr>
-            <w:tcW w:w="3004" w:type="pct"/>
-            <w:vAlign w:val="center"/>
-          </w:tcPr>
-          <w:p>
-            <w:pPr>
-              <w:widowControl w:val="0"/>
-              <w:autoSpaceDE w:val="0"/>
-              <w:autoSpaceDN w:val="0"/>
-              <w:rPr>
-                <w:rFonts w:ascii="Times New Roman" w:hAnsi="Times New Roman" w:cs="Times New Roman"/>
-                <w:sz w:val="24"/>
-                <w:szCs w:val="24"/>
-                <w:lang w:val="en-IN"/>
-              </w:rPr>
-            </w:pPr>
           </w:p>
         </w:tc>
         <w:tc>
@@ -6017,7 +5896,7 @@
             <v:path o:extrusionok="f" gradientshapeok="t" o:connecttype="rect"/>
             <o:lock v:ext="edit" aspectratio="t"/>
           </v:shapetype>
-          <v:shape id="_x0000_s1027" type="#_x0000_t75" alt="Signature Line, Unsigned" style="position:absolute;margin-left:348pt;margin-top:535.8pt;width:192pt;height:96pt;z-index:251659264;mso-position-horizontal-relative:margin;mso-position-vertical-relative:margin;mso-width-relative:page;mso-height-relative:page">
+          <v:shape id="_x0000_s1027" type="#_x0000_t75" alt="Signature Line, Unsigned" style="position:absolute;margin-left:348pt;margin-top:486.6pt;width:192pt;height:96pt;z-index:251659264;mso-position-horizontal-relative:margin;mso-position-vertical-relative:margin;mso-width-relative:page;mso-height-relative:page">
             <v:imagedata r:id="rId7" o:title=""/>
             <o:lock v:ext="edit" ungrouping="t" rotation="t" cropping="t" verticies="t" text="t" grouping="t"/>
             <o:signatureline v:ext="edit" id="{96B916E9-0536-416D-84E6-7EA84995540F}" provid="{00000000-0000-0000-0000-000000000000}" o:suggestedsigner="Mr. Varun Gupta" o:suggestedsigner2="Assistant Professor" o:suggestedsigneremail="varun.gupta@mmumullana.org" issignatureline="t"/>
@@ -9313,6 +9192,7 @@
   <w:style w:type="character" w:default="1" w:styleId="DefaultParagraphFont">
     <w:name w:val="Default Paragraph Font"/>
     <w:uiPriority w:val="1"/>
+    <w:semiHidden/>
     <w:unhideWhenUsed/>
   </w:style>
   <w:style w:type="table" w:default="1" w:styleId="TableNormal">
@@ -9713,4 +9593,172 @@
   <a:objectDefaults/>
   <a:extraClrSchemeLst/>
 </a:theme>
+</file>
+
+<file path=_xmlsignatures/sig1.xml><?xml version="1.0" encoding="utf-8"?>
+<Signature xmlns="http://www.w3.org/2000/09/xmldsig#" Id="idPackageSignature">
+  <SignedInfo>
+    <CanonicalizationMethod Algorithm="http://www.w3.org/TR/2001/REC-xml-c14n-20010315"/>
+    <SignatureMethod Algorithm="http://www.w3.org/2001/04/xmldsig-more#ecdsa-sha384"/>
+    <Reference Type="http://www.w3.org/2000/09/xmldsig#Object" URI="#idPackageObject">
+      <DigestMethod Algorithm="http://www.w3.org/2001/04/xmldsig-more#sha384"/>
+      <DigestValue>oEo3pVPl63m2kwm6xP2fEstBy1DR4nn97s7pp8YvGY+BOld3wP4DG965BlPL/owR</DigestValue>
+    </Reference>
+    <Reference Type="http://www.w3.org/2000/09/xmldsig#Object" URI="#idOfficeObject">
+      <DigestMethod Algorithm="http://www.w3.org/2001/04/xmldsig-more#sha384"/>
+      <DigestValue>8LPa3+UXlEBbjskgif7sgbU3BChKgKOLqLva8QzNSe+JXybgxmmWRlsU8NDfkQDD</DigestValue>
+    </Reference>
+    <Reference Type="http://uri.etsi.org/01903#SignedProperties" URI="#idSignedProperties">
+      <Transforms>
+        <Transform Algorithm="http://www.w3.org/TR/2001/REC-xml-c14n-20010315"/>
+      </Transforms>
+      <DigestMethod Algorithm="http://www.w3.org/2001/04/xmldsig-more#sha384"/>
+      <DigestValue>7IghxbJNCOD8Z2gb59eN5CkJwudeZn+K35+K5L6w0pumHRwrHVGufe/eaqjA8jtb</DigestValue>
+    </Reference>
+    <Reference Type="http://www.w3.org/2000/09/xmldsig#Object" URI="#idValidSigLnImg">
+      <DigestMethod Algorithm="http://www.w3.org/2001/04/xmldsig-more#sha384"/>
+      <DigestValue>YnES8X08Jz6yrX083/dNIkTJtfJFvzj3l780qALuFcn5/tuecUU8Qq5LAxte+N2C</DigestValue>
+    </Reference>
+    <Reference Type="http://www.w3.org/2000/09/xmldsig#Object" URI="#idInvalidSigLnImg">
+      <DigestMethod Algorithm="http://www.w3.org/2001/04/xmldsig-more#sha384"/>
+      <DigestValue>EzTesYnFaq+9sV9moZEKlvM0LeQ6BXYEhB7JFKQQZxgEP39EN6hN+nIrsL/x+OIh</DigestValue>
+    </Reference>
+  </SignedInfo>
+  <SignatureValue>12SvaQuT1rQib/rQ+BFF8gQZJ7H5otDF8JEIV91K2E0zImPZCyuX3JvRu9ZSYQm7U4pMPJaM3Xri
+I0r3TYyWEZd1wHJn7/dh5QEXVhJ6qVUmkBv/2MeblbH8e9F8XHo1</SignatureValue>
+  <KeyInfo>
+    <X509Data>
+      <X509Certificate>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</X509Certificate>
+    </X509Data>
+  </KeyInfo>
+  <Object Id="idPackageObject">
+    <Manifest>
+      <Reference URI="/_rels/.rels?ContentType=application/vnd.openxmlformats-package.relationships+xml">
+        <Transforms>
+          <Transform Algorithm="http://schemas.openxmlformats.org/package/2006/RelationshipTransform">
+            <mdssi:RelationshipReference xmlns:mdssi="http://schemas.openxmlformats.org/package/2006/digital-signature" SourceId="rId1"/>
+          </Transform>
+          <Transform Algorithm="http://www.w3.org/TR/2001/REC-xml-c14n-20010315"/>
+        </Transforms>
+        <DigestMethod Algorithm="http://www.w3.org/2001/04/xmldsig-more#sha384"/>
+        <DigestValue>Ijn7jL791h9aVGBZtzY0vbuJ8o6LeoglYH5iFYBcXJp4wG6LOyCBHb1QmkMaPj0S</DigestValue>
+      </Reference>
+      <Reference URI="/word/_rels/document.xml.rels?ContentType=application/vnd.openxmlformats-package.relationships+xml">
+        <Transforms>
+          <Transform Algorithm="http://schemas.openxmlformats.org/package/2006/RelationshipTransform">
+            <mdssi:RelationshipReference xmlns:mdssi="http://schemas.openxmlformats.org/package/2006/digital-signature" SourceId="rId3"/>
+            <mdssi:RelationshipReference xmlns:mdssi="http://schemas.openxmlformats.org/package/2006/digital-signature" SourceId="rId7"/>
+            <mdssi:RelationshipReference xmlns:mdssi="http://schemas.openxmlformats.org/package/2006/digital-signature" SourceId="rId2"/>
+            <mdssi:RelationshipReference xmlns:mdssi="http://schemas.openxmlformats.org/package/2006/digital-signature" SourceId="rId1"/>
+            <mdssi:RelationshipReference xmlns:mdssi="http://schemas.openxmlformats.org/package/2006/digital-signature" SourceId="rId6"/>
+            <mdssi:RelationshipReference xmlns:mdssi="http://schemas.openxmlformats.org/package/2006/digital-signature" SourceId="rId5"/>
+            <mdssi:RelationshipReference xmlns:mdssi="http://schemas.openxmlformats.org/package/2006/digital-signature" SourceId="rId4"/>
+            <mdssi:RelationshipReference xmlns:mdssi="http://schemas.openxmlformats.org/package/2006/digital-signature" SourceId="rId9"/>
+            <mdssi:RelationshipReference xmlns:mdssi="http://schemas.openxmlformats.org/package/2006/digital-signature" SourceId="rId8"/>
+          </Transform>
+          <Transform Algorithm="http://www.w3.org/TR/2001/REC-xml-c14n-20010315"/>
+        </Transforms>
+        <DigestMethod Algorithm="http://www.w3.org/2001/04/xmldsig-more#sha384"/>
+        <DigestValue>rfcTKKMJbD0HDVbQc+GCGTx1HbikJglia5iv0Zjcs8qSSswgPnm58frhhttOly8/</DigestValue>
+      </Reference>
+      <Reference URI="/word/document.xml?ContentType=application/vnd.openxmlformats-officedocument.wordprocessingml.document.main+xml">
+        <DigestMethod Algorithm="http://www.w3.org/2001/04/xmldsig-more#sha384"/>
+        <DigestValue>qRonSAjqliZO6GJA2s/wRyRPP3RIvob8kLmQn+vC40e3D5yvY/9UsH8qXzIJ4yUE</DigestValue>
+      </Reference>
+      <Reference URI="/word/endnotes.xml?ContentType=application/vnd.openxmlformats-officedocument.wordprocessingml.endnotes+xml">
+        <DigestMethod Algorithm="http://www.w3.org/2001/04/xmldsig-more#sha384"/>
+        <DigestValue>kQ31kJ5kQA0slzdFYjYp0BrMGT2iHrjWr/HfiyKp9EtPzdusHbq3j9y08mYUBf0S</DigestValue>
+      </Reference>
+      <Reference URI="/word/fontTable.xml?ContentType=application/vnd.openxmlformats-officedocument.wordprocessingml.fontTable+xml">
+        <DigestMethod Algorithm="http://www.w3.org/2001/04/xmldsig-more#sha384"/>
+        <DigestValue>1Jma8Hvl3XnW2f5T2DHL9wpgg770F1aoWF0WZuGC/18ieXXnrPLBcfBa0YdOAo4y</DigestValue>
+      </Reference>
+      <Reference URI="/word/footnotes.xml?ContentType=application/vnd.openxmlformats-officedocument.wordprocessingml.footnotes+xml">
+        <DigestMethod Algorithm="http://www.w3.org/2001/04/xmldsig-more#sha384"/>
+        <DigestValue>pgyqW/jQEL877OWQRzTpmG0FMt37O8B8auDzG72j9R1sWKQ3x5Iv2rzhYMPOdNEW</DigestValue>
+      </Reference>
+      <Reference URI="/word/media/image1.emf?ContentType=image/x-emf">
+        <DigestMethod Algorithm="http://www.w3.org/2001/04/xmldsig-more#sha384"/>
+        <DigestValue>+Hbt9axULpMY4vu137XvP8yLERYdPQ4r9Ay2ZZ0SSWlONDbXsGaFoZKtGnd8TsS0</DigestValue>
+      </Reference>
+      <Reference URI="/word/numbering.xml?ContentType=application/vnd.openxmlformats-officedocument.wordprocessingml.numbering+xml">
+        <DigestMethod Algorithm="http://www.w3.org/2001/04/xmldsig-more#sha384"/>
+        <DigestValue>THpeYpPIqi8ksHxEwgs5/QGPNOhOgkRBojyRYPBxjlwdTlTpMlA3wJ2E9QLuEMu7</DigestValue>
+      </Reference>
+      <Reference URI="/word/settings.xml?ContentType=application/vnd.openxmlformats-officedocument.wordprocessingml.settings+xml">
+        <DigestMethod Algorithm="http://www.w3.org/2001/04/xmldsig-more#sha384"/>
+        <DigestValue>P8SXuXBBgGHtBNlgpPjqSgFJbQ9fdMyQlDkKyJBVDsaPA/Ppy2Jmb3wRDJdZXIl+</DigestValue>
+      </Reference>
+      <Reference URI="/word/styles.xml?ContentType=application/vnd.openxmlformats-officedocument.wordprocessingml.styles+xml">
+        <DigestMethod Algorithm="http://www.w3.org/2001/04/xmldsig-more#sha384"/>
+        <DigestValue>WsPKAwClO4C6Qaf4z5fMWsQp+EwpPBWz+fNDFifoIPCQctINKUWKe6QY6ElHaEBb</DigestValue>
+      </Reference>
+      <Reference URI="/word/theme/theme1.xml?ContentType=application/vnd.openxmlformats-officedocument.theme+xml">
+        <DigestMethod Algorithm="http://www.w3.org/2001/04/xmldsig-more#sha384"/>
+        <DigestValue>jZlYlfECaUfAlfDzlBM89AKny+hZrnOCyYPzq5MYjZqxWNpia8MF3Urt9mTYeq3F</DigestValue>
+      </Reference>
+      <Reference URI="/word/webSettings.xml?ContentType=application/vnd.openxmlformats-officedocument.wordprocessingml.webSettings+xml">
+        <DigestMethod Algorithm="http://www.w3.org/2001/04/xmldsig-more#sha384"/>
+        <DigestValue>8vvRuNABhLaHX3wtVIoove2keoEZAEowLq3o1DUgmcAaNuM2YVrJsl7u9vpS0Scw</DigestValue>
+      </Reference>
+    </Manifest>
+    <SignatureProperties>
+      <SignatureProperty Id="idSignatureTime" Target="#idPackageSignature">
+        <mdssi:SignatureTime xmlns:mdssi="http://schemas.openxmlformats.org/package/2006/digital-signature">
+          <mdssi:Format>YYYY-MM-DDThh:mm:ssTZD</mdssi:Format>
+          <mdssi:Value>2026-02-26T07:04:41Z</mdssi:Value>
+        </mdssi:SignatureTime>
+      </SignatureProperty>
+    </SignatureProperties>
+  </Object>
+  <Object Id="idOfficeObject">
+    <SignatureProperties>
+      <SignatureProperty Id="idOfficeV1Details" Target="#idPackageSignature">
+        <SignatureInfoV1 xmlns="http://schemas.microsoft.com/office/2006/digsig">
+          <SetupID>{96B916E9-0536-416D-84E6-7EA84995540F}</SetupID>
+          <SignatureText/>
+          <SignatureImage>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</SignatureImage>
+          <SignatureComments/>
+          <WindowsVersion>10.0</WindowsVersion>
+          <OfficeVersion>16.0.19628/27</OfficeVersion>
+          <ApplicationVersion>16.0.19628</ApplicationVersion>
+          <Monitors>1</Monitors>
+          <HorizontalResolution>1920</HorizontalResolution>
+          <VerticalResolution>1080</VerticalResolution>
+          <ColorDepth>32</ColorDepth>
+          <SignatureProviderId>{00000000-0000-0000-0000-000000000000}</SignatureProviderId>
+          <SignatureProviderUrl/>
+          <SignatureProviderDetails>9</SignatureProviderDetails>
+          <SignatureType>2</SignatureType>
+        </SignatureInfoV1>
+      </SignatureProperty>
+    </SignatureProperties>
+  </Object>
+  <Object>
+    <xd:QualifyingProperties xmlns:xd="http://uri.etsi.org/01903/v1.3.2#" Target="#idPackageSignature">
+      <xd:SignedProperties Id="idSignedProperties">
+        <xd:SignedSignatureProperties>
+          <xd:SigningTime>2026-02-26T07:04:41Z</xd:SigningTime>
+          <xd:SigningCertificate>
+            <xd:Cert>
+              <xd:CertDigest>
+                <DigestMethod Algorithm="http://www.w3.org/2001/04/xmldsig-more#sha384"/>
+                <DigestValue>KwBfudgSIzan3IXke2yGGtG0OeA9+2GZNG8eVWepEry398lu5lJDcx34rOxMlDtG</DigestValue>
+              </xd:CertDigest>
+              <xd:IssuerSerial>
+                <X509IssuerName>CN=b0216757-618e-4fe5-88ef-3a2b053f83f7</X509IssuerName>
+                <X509SerialNumber>298621954209093314</X509SerialNumber>
+              </xd:IssuerSerial>
+            </xd:Cert>
+          </xd:SigningCertificate>
+          <xd:SignaturePolicyIdentifier>
+            <xd:SignaturePolicyImplied/>
+          </xd:SignaturePolicyIdentifier>
+        </xd:SignedSignatureProperties>
+      </xd:SignedProperties>
+    </xd:QualifyingProperties>
+  </Object>
+  <Object Id="idValidSigLnImg">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</Object>
+  <Object Id="idInvalidSigLnImg">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</Object>
+</Signature>
 </file>